--- a/Darius/Node/Darius_Petrauskas.docx
+++ b/Darius/Node/Darius_Petrauskas.docx
@@ -163,111 +163,53 @@
             </w:pPr>
             <w:r>
               <w:rPr>
-                <w:rFonts w:ascii="Arial" w:hAnsi="Arial" w:cs="Arial"/>
+                <w:rStyle w:val="Strong"/>
                 <w:color w:val="FFFFFF" w:themeColor="background1"/>
-                <w:sz w:val="20"/>
               </w:rPr>
-              <w:t xml:space="preserve">Senior Software Engineer with </w:t>
+              <w:t>Senior Node.js Backend Engineer</w:t>
+            </w:r>
+            <w:r>
+              <w:rPr>
+                <w:color w:val="FFFFFF" w:themeColor="background1"/>
+              </w:rPr>
+              <w:t xml:space="preserve"> with 10+ years of experience designing </w:t>
             </w:r>
             <w:r>
               <w:rPr>
                 <w:rStyle w:val="Strong"/>
-                <w:rFonts w:ascii="Arial" w:hAnsi="Arial" w:cs="Arial"/>
                 <w:color w:val="FFFFFF" w:themeColor="background1"/>
-                <w:sz w:val="20"/>
               </w:rPr>
-              <w:t>9+ years</w:t>
+              <w:t>API-first</w:t>
             </w:r>
             <w:r>
               <w:rPr>
-                <w:rFonts w:ascii="Arial" w:hAnsi="Arial" w:cs="Arial"/>
                 <w:color w:val="FFFFFF" w:themeColor="background1"/>
-                <w:sz w:val="20"/>
               </w:rPr>
-              <w:t xml:space="preserve"> building </w:t>
+              <w:t xml:space="preserve">, event-driven, and cloud-hosted systems for </w:t>
             </w:r>
             <w:r>
               <w:rPr>
                 <w:rStyle w:val="Strong"/>
-                <w:rFonts w:ascii="Arial" w:hAnsi="Arial" w:cs="Arial"/>
                 <w:color w:val="FFFFFF" w:themeColor="background1"/>
-                <w:sz w:val="20"/>
               </w:rPr>
-              <w:t>secure</w:t>
+              <w:t>SaaS, digital product, and platform engineering</w:t>
             </w:r>
             <w:r>
               <w:rPr>
-                <w:rFonts w:ascii="Arial" w:hAnsi="Arial" w:cs="Arial"/>
                 <w:color w:val="FFFFFF" w:themeColor="background1"/>
-                <w:sz w:val="20"/>
               </w:rPr>
-              <w:t xml:space="preserve">, </w:t>
+              <w:t xml:space="preserve"> environments, using </w:t>
             </w:r>
             <w:r>
               <w:rPr>
                 <w:rStyle w:val="Strong"/>
-                <w:rFonts w:ascii="Arial" w:hAnsi="Arial" w:cs="Arial"/>
                 <w:color w:val="FFFFFF" w:themeColor="background1"/>
-                <w:sz w:val="20"/>
               </w:rPr>
-              <w:t>high-performance</w:t>
+              <w:t>Node.js v0.12–20</w:t>
             </w:r>
             <w:r>
               <w:rPr>
-                <w:rFonts w:ascii="Arial" w:hAnsi="Arial" w:cs="Arial"/>
                 <w:color w:val="FFFFFF" w:themeColor="background1"/>
-                <w:sz w:val="20"/>
-              </w:rPr>
-              <w:t xml:space="preserve"> backend platforms and </w:t>
-            </w:r>
-            <w:r>
-              <w:rPr>
-                <w:rStyle w:val="Strong"/>
-                <w:rFonts w:ascii="Arial" w:hAnsi="Arial" w:cs="Arial"/>
-                <w:color w:val="FFFFFF" w:themeColor="background1"/>
-                <w:sz w:val="20"/>
-              </w:rPr>
-              <w:t>event-driven</w:t>
-            </w:r>
-            <w:r>
-              <w:rPr>
-                <w:rFonts w:ascii="Arial" w:hAnsi="Arial" w:cs="Arial"/>
-                <w:color w:val="FFFFFF" w:themeColor="background1"/>
-                <w:sz w:val="20"/>
-              </w:rPr>
-              <w:t xml:space="preserve"> services with </w:t>
-            </w:r>
-            <w:r>
-              <w:rPr>
-                <w:rStyle w:val="Strong"/>
-                <w:rFonts w:ascii="Arial" w:hAnsi="Arial" w:cs="Arial"/>
-                <w:color w:val="FFFFFF" w:themeColor="background1"/>
-                <w:sz w:val="20"/>
-              </w:rPr>
-              <w:t>Node.js</w:t>
-            </w:r>
-            <w:r>
-              <w:rPr>
-                <w:rFonts w:ascii="Arial" w:hAnsi="Arial" w:cs="Arial"/>
-                <w:color w:val="FFFFFF" w:themeColor="background1"/>
-                <w:sz w:val="20"/>
-              </w:rPr>
-              <w:t xml:space="preserve"> and correctness-first API design. Strong at delivering </w:t>
-            </w:r>
-            <w:r>
-              <w:rPr>
-                <w:rStyle w:val="Strong"/>
-                <w:rFonts w:ascii="Arial" w:hAnsi="Arial" w:cs="Arial"/>
-                <w:color w:val="FFFFFF" w:themeColor="background1"/>
-                <w:sz w:val="20"/>
-              </w:rPr>
-              <w:t>transactional integrity</w:t>
-            </w:r>
-            <w:r>
-              <w:rPr>
-                <w:rFonts w:ascii="Arial" w:hAnsi="Arial" w:cs="Arial"/>
-                <w:color w:val="FFFFFF" w:themeColor="background1"/>
-                <w:sz w:val="20"/>
               </w:rPr>
               <w:t xml:space="preserve">, </w:t>
             </w:r>
@@ -275,52 +217,34 @@
             <w:r>
               <w:rPr>
                 <w:rStyle w:val="Strong"/>
-                <w:rFonts w:ascii="Arial" w:hAnsi="Arial" w:cs="Arial"/>
                 <w:color w:val="FFFFFF" w:themeColor="background1"/>
-                <w:sz w:val="20"/>
               </w:rPr>
-              <w:t>idempotency</w:t>
+              <w:t>TypeScript</w:t>
             </w:r>
             <w:proofErr w:type="spellEnd"/>
             <w:r>
               <w:rPr>
-                <w:rFonts w:ascii="Arial" w:hAnsi="Arial" w:cs="Arial"/>
+                <w:rStyle w:val="Strong"/>
                 <w:color w:val="FFFFFF" w:themeColor="background1"/>
-                <w:sz w:val="20"/>
               </w:rPr>
-              <w:t xml:space="preserve">, and </w:t>
+              <w:t xml:space="preserve"> v3.9–5.x</w:t>
+            </w:r>
+            <w:r>
+              <w:rPr>
+                <w:color w:val="FFFFFF" w:themeColor="background1"/>
+              </w:rPr>
+              <w:t xml:space="preserve">, </w:t>
             </w:r>
             <w:r>
               <w:rPr>
                 <w:rStyle w:val="Strong"/>
-                <w:rFonts w:ascii="Arial" w:hAnsi="Arial" w:cs="Arial"/>
                 <w:color w:val="FFFFFF" w:themeColor="background1"/>
-                <w:sz w:val="20"/>
               </w:rPr>
-              <w:t>incident-ready</w:t>
+              <w:t>Express.js v4.x</w:t>
             </w:r>
             <w:r>
               <w:rPr>
-                <w:rFonts w:ascii="Arial" w:hAnsi="Arial" w:cs="Arial"/>
                 <w:color w:val="FFFFFF" w:themeColor="background1"/>
-                <w:sz w:val="20"/>
-              </w:rPr>
-              <w:t xml:space="preserve"> operations through </w:t>
-            </w:r>
-            <w:r>
-              <w:rPr>
-                <w:rStyle w:val="Strong"/>
-                <w:rFonts w:ascii="Arial" w:hAnsi="Arial" w:cs="Arial"/>
-                <w:color w:val="FFFFFF" w:themeColor="background1"/>
-                <w:sz w:val="20"/>
-              </w:rPr>
-              <w:t>CI/CD</w:t>
-            </w:r>
-            <w:r>
-              <w:rPr>
-                <w:rFonts w:ascii="Arial" w:hAnsi="Arial" w:cs="Arial"/>
-                <w:color w:val="FFFFFF" w:themeColor="background1"/>
-                <w:sz w:val="20"/>
               </w:rPr>
               <w:t xml:space="preserve">, </w:t>
             </w:r>
@@ -328,88 +252,77 @@
             <w:r>
               <w:rPr>
                 <w:rStyle w:val="Strong"/>
-                <w:rFonts w:ascii="Arial" w:hAnsi="Arial" w:cs="Arial"/>
                 <w:color w:val="FFFFFF" w:themeColor="background1"/>
-                <w:sz w:val="20"/>
               </w:rPr>
-              <w:t>observability</w:t>
+              <w:t>NestJS</w:t>
             </w:r>
             <w:proofErr w:type="spellEnd"/>
             <w:r>
               <w:rPr>
-                <w:rFonts w:ascii="Arial" w:hAnsi="Arial" w:cs="Arial"/>
+                <w:rStyle w:val="Strong"/>
                 <w:color w:val="FFFFFF" w:themeColor="background1"/>
-                <w:sz w:val="20"/>
               </w:rPr>
-              <w:t>, and reliability practices. Comfortable owning services end-to-end—</w:t>
+              <w:t xml:space="preserve"> v8–10</w:t>
             </w:r>
             <w:r>
               <w:rPr>
-                <w:rStyle w:val="Strong"/>
-                <w:rFonts w:ascii="Arial" w:hAnsi="Arial" w:cs="Arial"/>
                 <w:color w:val="FFFFFF" w:themeColor="background1"/>
-                <w:sz w:val="20"/>
-              </w:rPr>
-              <w:t>architecture</w:t>
-            </w:r>
-            <w:r>
-              <w:rPr>
-                <w:rFonts w:ascii="Arial" w:hAnsi="Arial" w:cs="Arial"/>
-                <w:color w:val="FFFFFF" w:themeColor="background1"/>
-                <w:sz w:val="20"/>
               </w:rPr>
               <w:t xml:space="preserve">, </w:t>
             </w:r>
             <w:r>
               <w:rPr>
                 <w:rStyle w:val="Strong"/>
-                <w:rFonts w:ascii="Arial" w:hAnsi="Arial" w:cs="Arial"/>
                 <w:color w:val="FFFFFF" w:themeColor="background1"/>
-                <w:sz w:val="20"/>
               </w:rPr>
-              <w:t>delivery</w:t>
+              <w:t>PostgreSQL</w:t>
             </w:r>
             <w:r>
               <w:rPr>
-                <w:rFonts w:ascii="Arial" w:hAnsi="Arial" w:cs="Arial"/>
                 <w:color w:val="FFFFFF" w:themeColor="background1"/>
-                <w:sz w:val="20"/>
+              </w:rPr>
+              <w:t xml:space="preserve">, </w:t>
+            </w:r>
+            <w:proofErr w:type="spellStart"/>
+            <w:r>
+              <w:rPr>
+                <w:rStyle w:val="Strong"/>
+                <w:color w:val="FFFFFF" w:themeColor="background1"/>
+              </w:rPr>
+              <w:t>Redis</w:t>
+            </w:r>
+            <w:proofErr w:type="spellEnd"/>
+            <w:r>
+              <w:rPr>
+                <w:color w:val="FFFFFF" w:themeColor="background1"/>
               </w:rPr>
               <w:t xml:space="preserve">, </w:t>
             </w:r>
             <w:r>
               <w:rPr>
                 <w:rStyle w:val="Strong"/>
-                <w:rFonts w:ascii="Arial" w:hAnsi="Arial" w:cs="Arial"/>
                 <w:color w:val="FFFFFF" w:themeColor="background1"/>
-                <w:sz w:val="20"/>
               </w:rPr>
-              <w:t>security controls</w:t>
+              <w:t>Kafka</w:t>
             </w:r>
             <w:r>
               <w:rPr>
-                <w:rFonts w:ascii="Arial" w:hAnsi="Arial" w:cs="Arial"/>
                 <w:color w:val="FFFFFF" w:themeColor="background1"/>
-                <w:sz w:val="20"/>
               </w:rPr>
-              <w:t xml:space="preserve">, </w:t>
+              <w:t xml:space="preserve">, and </w:t>
             </w:r>
             <w:r>
               <w:rPr>
                 <w:rStyle w:val="Strong"/>
-                <w:rFonts w:ascii="Arial" w:hAnsi="Arial" w:cs="Arial"/>
                 <w:color w:val="FFFFFF" w:themeColor="background1"/>
-                <w:sz w:val="20"/>
               </w:rPr>
-              <w:t>on-call readiness</w:t>
+              <w:t>AWS</w:t>
             </w:r>
             <w:r>
               <w:rPr>
-                <w:rFonts w:ascii="Arial" w:hAnsi="Arial" w:cs="Arial"/>
                 <w:color w:val="FFFFFF" w:themeColor="background1"/>
-                <w:sz w:val="20"/>
               </w:rPr>
-              <w:t>, and cross-functional execution.</w:t>
+              <w:t xml:space="preserve"> to build reliable backend services, integration layers, background processing, and observability-driven release pipelines. Strong record of reducing latency, stabilizing production incidents, modernizing legacy services, and delivering secure, scalable backend capabilities that improved throughput, release confidence, and operational visibility.</w:t>
             </w:r>
           </w:p>
         </w:tc>
@@ -516,57 +429,44 @@
           <w:numId w:val="23"/>
         </w:numPr>
         <w:jc w:val="both"/>
-        <w:rPr>
-          <w:rFonts w:ascii="Arial" w:hAnsi="Arial" w:cs="Arial"/>
-          <w:sz w:val="18"/>
-        </w:rPr>
-      </w:pPr>
-      <w:r>
-        <w:rPr>
-          <w:rFonts w:ascii="Arial" w:hAnsi="Arial" w:cs="Arial"/>
-          <w:sz w:val="18"/>
-        </w:rPr>
-        <w:t xml:space="preserve">Owned core backend services in </w:t>
+      </w:pPr>
+      <w:r>
+        <w:t xml:space="preserve">Built and owned </w:t>
       </w:r>
       <w:r>
         <w:rPr>
           <w:rStyle w:val="Strong"/>
-          <w:rFonts w:ascii="Arial" w:hAnsi="Arial" w:cs="Arial"/>
-          <w:sz w:val="18"/>
-        </w:rPr>
-        <w:t>Node.js</w:t>
-      </w:r>
-      <w:r>
-        <w:rPr>
-          <w:rFonts w:ascii="Arial" w:hAnsi="Arial" w:cs="Arial"/>
-          <w:sz w:val="18"/>
-        </w:rPr>
-        <w:t xml:space="preserve"> using </w:t>
+        </w:rPr>
+        <w:t>Node.js v18–20</w:t>
+      </w:r>
+      <w:r>
+        <w:t xml:space="preserve"> and </w:t>
       </w:r>
       <w:proofErr w:type="spellStart"/>
       <w:r>
         <w:rPr>
           <w:rStyle w:val="Strong"/>
-          <w:rFonts w:ascii="Arial" w:hAnsi="Arial" w:cs="Arial"/>
-          <w:sz w:val="18"/>
-        </w:rPr>
-        <w:t>NestJS</w:t>
+        </w:rPr>
+        <w:t>TypeScript</w:t>
       </w:r>
       <w:proofErr w:type="spellEnd"/>
       <w:r>
         <w:rPr>
           <w:rStyle w:val="Strong"/>
-          <w:rFonts w:ascii="Arial" w:hAnsi="Arial" w:cs="Arial"/>
-          <w:sz w:val="18"/>
-        </w:rPr>
-        <w:t>/Express</w:t>
-      </w:r>
-      <w:r>
-        <w:rPr>
-          <w:rFonts w:ascii="Arial" w:hAnsi="Arial" w:cs="Arial"/>
-          <w:sz w:val="18"/>
-        </w:rPr>
-        <w:t xml:space="preserve"> patterns, enforcing strict validation and deterministic state transitions for high-value workflows.</w:t>
+        </w:rPr>
+        <w:t xml:space="preserve"> v5.x</w:t>
+      </w:r>
+      <w:r>
+        <w:t xml:space="preserve"> backend services for a multi-tenant </w:t>
+      </w:r>
+      <w:r>
+        <w:rPr>
+          <w:rStyle w:val="Strong"/>
+        </w:rPr>
+        <w:t>community and events SaaS platform</w:t>
+      </w:r>
+      <w:r>
+        <w:t>, delivering API layers, workflow automation, and operational tooling that supported high-volume organizer and attendee activity across distributed services.</w:t>
       </w:r>
     </w:p>
     <w:p>
@@ -577,32 +477,18 @@
           <w:numId w:val="23"/>
         </w:numPr>
         <w:jc w:val="both"/>
-        <w:rPr>
-          <w:rFonts w:ascii="Arial" w:hAnsi="Arial" w:cs="Arial"/>
-          <w:sz w:val="18"/>
-        </w:rPr>
-      </w:pPr>
-      <w:r>
-        <w:rPr>
-          <w:rFonts w:ascii="Arial" w:hAnsi="Arial" w:cs="Arial"/>
-          <w:sz w:val="18"/>
-        </w:rPr>
-        <w:t xml:space="preserve">Designed </w:t>
+      </w:pPr>
+      <w:r>
+        <w:t xml:space="preserve">Redesigned several latency-sensitive endpoints by reducing over-fetching, introducing query batching, and tightening cache boundaries, which improved median API response time by </w:t>
       </w:r>
       <w:r>
         <w:rPr>
           <w:rStyle w:val="Strong"/>
-          <w:rFonts w:ascii="Arial" w:hAnsi="Arial" w:cs="Arial"/>
-          <w:sz w:val="18"/>
-        </w:rPr>
-        <w:t>REST APIs</w:t>
-      </w:r>
-      <w:r>
-        <w:rPr>
-          <w:rFonts w:ascii="Arial" w:hAnsi="Arial" w:cs="Arial"/>
-          <w:sz w:val="18"/>
-        </w:rPr>
-        <w:t xml:space="preserve"> with pagination, filtering, and stable resource boundaries to match real product flows and reduce support load.</w:t>
+        </w:rPr>
+        <w:t>34%</w:t>
+      </w:r>
+      <w:r>
+        <w:t xml:space="preserve"> and reduced peak-hour timeout complaints from internal support channels.</w:t>
       </w:r>
     </w:p>
     <w:p>
@@ -613,42 +499,43 @@
           <w:numId w:val="23"/>
         </w:numPr>
         <w:jc w:val="both"/>
-        <w:rPr>
-          <w:rFonts w:ascii="Arial" w:hAnsi="Arial" w:cs="Arial"/>
-          <w:sz w:val="18"/>
-        </w:rPr>
-      </w:pPr>
-      <w:r>
-        <w:rPr>
-          <w:rFonts w:ascii="Arial" w:hAnsi="Arial" w:cs="Arial"/>
-          <w:sz w:val="18"/>
-        </w:rPr>
-        <w:t xml:space="preserve">Implemented </w:t>
+      </w:pPr>
+      <w:r>
+        <w:t xml:space="preserve">Implemented a more resilient </w:t>
+      </w:r>
+      <w:r>
+        <w:rPr>
+          <w:rStyle w:val="Strong"/>
+        </w:rPr>
+        <w:t>background job</w:t>
+      </w:r>
+      <w:r>
+        <w:t xml:space="preserve"> architecture with </w:t>
+      </w:r>
+      <w:r>
+        <w:rPr>
+          <w:rStyle w:val="Strong"/>
+        </w:rPr>
+        <w:t>AWS SQS</w:t>
+      </w:r>
+      <w:r>
+        <w:t xml:space="preserve">, </w:t>
       </w:r>
       <w:proofErr w:type="spellStart"/>
       <w:r>
-        <w:rPr>
-          <w:rStyle w:val="Strong"/>
-          <w:rFonts w:ascii="Arial" w:hAnsi="Arial" w:cs="Arial"/>
-          <w:sz w:val="18"/>
-        </w:rPr>
         <w:t>idempotency</w:t>
       </w:r>
       <w:proofErr w:type="spellEnd"/>
       <w:r>
-        <w:rPr>
-          <w:rStyle w:val="Strong"/>
-          <w:rFonts w:ascii="Arial" w:hAnsi="Arial" w:cs="Arial"/>
-          <w:sz w:val="18"/>
-        </w:rPr>
-        <w:t xml:space="preserve"> keys</w:t>
-      </w:r>
-      <w:r>
-        <w:rPr>
-          <w:rFonts w:ascii="Arial" w:hAnsi="Arial" w:cs="Arial"/>
-          <w:sz w:val="18"/>
-        </w:rPr>
-        <w:t xml:space="preserve"> for mutation endpoints to prevent duplicate side effects during client retries and worker replays.</w:t>
+        <w:t xml:space="preserve"> keys, and retry isolation so duplicate event-processing failures no longer created repeated side effects during </w:t>
+      </w:r>
+      <w:proofErr w:type="spellStart"/>
+      <w:r>
+        <w:t>webhook</w:t>
+      </w:r>
+      <w:proofErr w:type="spellEnd"/>
+      <w:r>
+        <w:t xml:space="preserve"> storms and partner retry bursts.</w:t>
       </w:r>
     </w:p>
     <w:p>
@@ -659,94 +546,9 @@
           <w:numId w:val="23"/>
         </w:numPr>
         <w:jc w:val="both"/>
-        <w:rPr>
-          <w:rFonts w:ascii="Arial" w:hAnsi="Arial" w:cs="Arial"/>
-          <w:sz w:val="18"/>
-        </w:rPr>
-      </w:pPr>
-      <w:r>
-        <w:rPr>
-          <w:rFonts w:ascii="Arial" w:hAnsi="Arial" w:cs="Arial"/>
-          <w:sz w:val="18"/>
-        </w:rPr>
-        <w:t xml:space="preserve">Built asynchronous orchestration using </w:t>
-      </w:r>
-      <w:r>
-        <w:rPr>
-          <w:rStyle w:val="Strong"/>
-          <w:rFonts w:ascii="Arial" w:hAnsi="Arial" w:cs="Arial"/>
-          <w:sz w:val="18"/>
-        </w:rPr>
-        <w:t>Kafka</w:t>
-      </w:r>
-      <w:r>
-        <w:rPr>
-          <w:rFonts w:ascii="Arial" w:hAnsi="Arial" w:cs="Arial"/>
-          <w:sz w:val="18"/>
-        </w:rPr>
-        <w:t xml:space="preserve"> plus </w:t>
-      </w:r>
-      <w:r>
-        <w:rPr>
-          <w:rStyle w:val="Strong"/>
-          <w:rFonts w:ascii="Arial" w:hAnsi="Arial" w:cs="Arial"/>
-          <w:sz w:val="18"/>
-        </w:rPr>
-        <w:t>AWS SQS/SNS</w:t>
-      </w:r>
-      <w:r>
-        <w:rPr>
-          <w:rFonts w:ascii="Arial" w:hAnsi="Arial" w:cs="Arial"/>
-          <w:sz w:val="18"/>
-        </w:rPr>
-        <w:t xml:space="preserve">, including retry </w:t>
-      </w:r>
-      <w:proofErr w:type="spellStart"/>
-      <w:r>
-        <w:rPr>
-          <w:rFonts w:ascii="Arial" w:hAnsi="Arial" w:cs="Arial"/>
-          <w:sz w:val="18"/>
-        </w:rPr>
-        <w:t>backoff</w:t>
-      </w:r>
-      <w:proofErr w:type="spellEnd"/>
-      <w:r>
-        <w:rPr>
-          <w:rFonts w:ascii="Arial" w:hAnsi="Arial" w:cs="Arial"/>
-          <w:sz w:val="18"/>
-        </w:rPr>
-        <w:t xml:space="preserve">, </w:t>
-      </w:r>
-      <w:proofErr w:type="spellStart"/>
-      <w:r>
-        <w:rPr>
-          <w:rFonts w:ascii="Arial" w:hAnsi="Arial" w:cs="Arial"/>
-          <w:sz w:val="18"/>
-        </w:rPr>
-        <w:t>deduplication</w:t>
-      </w:r>
-      <w:proofErr w:type="spellEnd"/>
-      <w:r>
-        <w:rPr>
-          <w:rFonts w:ascii="Arial" w:hAnsi="Arial" w:cs="Arial"/>
-          <w:sz w:val="18"/>
-        </w:rPr>
-        <w:t xml:space="preserve">, and </w:t>
-      </w:r>
-      <w:r>
-        <w:rPr>
-          <w:rStyle w:val="Strong"/>
-          <w:rFonts w:ascii="Arial" w:hAnsi="Arial" w:cs="Arial"/>
-          <w:sz w:val="18"/>
-        </w:rPr>
-        <w:t>DLQ</w:t>
-      </w:r>
-      <w:r>
-        <w:rPr>
-          <w:rFonts w:ascii="Arial" w:hAnsi="Arial" w:cs="Arial"/>
-          <w:sz w:val="18"/>
-        </w:rPr>
-        <w:t xml:space="preserve"> handling for safe at-least-once processing.</w:t>
+      </w:pPr>
+      <w:r>
+        <w:t>Stabilized a recurring production issue where organizers saw successful saves but stale dashboard state by tracing transaction timing across the API, queue worker, and cache invalidation path, then fixing sequencing rules and read-after-write behavior.</w:t>
       </w:r>
     </w:p>
     <w:p>
@@ -757,49 +559,35 @@
           <w:numId w:val="23"/>
         </w:numPr>
         <w:jc w:val="both"/>
-        <w:rPr>
-          <w:rFonts w:ascii="Arial" w:hAnsi="Arial" w:cs="Arial"/>
-          <w:sz w:val="18"/>
-        </w:rPr>
-      </w:pPr>
-      <w:r>
-        <w:rPr>
-          <w:rFonts w:ascii="Arial" w:hAnsi="Arial" w:cs="Arial"/>
-          <w:sz w:val="18"/>
-        </w:rPr>
-        <w:t xml:space="preserve">Introduced a reconciliation pipeline coordinated through </w:t>
+      </w:pPr>
+      <w:r>
+        <w:t xml:space="preserve">Led migration of selected backend modules from loosely structured </w:t>
+      </w:r>
+      <w:r>
+        <w:rPr>
+          <w:rStyle w:val="Strong"/>
+        </w:rPr>
+        <w:t>Express.js</w:t>
+      </w:r>
+      <w:r>
+        <w:t xml:space="preserve"> patterns into </w:t>
       </w:r>
       <w:proofErr w:type="spellStart"/>
       <w:r>
         <w:rPr>
           <w:rStyle w:val="Strong"/>
-          <w:rFonts w:ascii="Arial" w:hAnsi="Arial" w:cs="Arial"/>
-          <w:sz w:val="18"/>
-        </w:rPr>
-        <w:t>EventBridge</w:t>
+        </w:rPr>
+        <w:t>NestJS</w:t>
       </w:r>
       <w:proofErr w:type="spellEnd"/>
       <w:r>
         <w:rPr>
-          <w:rFonts w:ascii="Arial" w:hAnsi="Arial" w:cs="Arial"/>
-          <w:sz w:val="18"/>
-        </w:rPr>
-        <w:t xml:space="preserve"> and </w:t>
-      </w:r>
-      <w:r>
-        <w:rPr>
           <w:rStyle w:val="Strong"/>
-          <w:rFonts w:ascii="Arial" w:hAnsi="Arial" w:cs="Arial"/>
-          <w:sz w:val="18"/>
-        </w:rPr>
-        <w:t>Step Functions</w:t>
-      </w:r>
-      <w:r>
-        <w:rPr>
-          <w:rFonts w:ascii="Arial" w:hAnsi="Arial" w:cs="Arial"/>
-          <w:sz w:val="18"/>
-        </w:rPr>
-        <w:t xml:space="preserve"> to reduce manual operational intervention.</w:t>
+        </w:rPr>
+        <w:t xml:space="preserve"> v10</w:t>
+      </w:r>
+      <w:r>
+        <w:t xml:space="preserve"> service boundaries, improving testability, dependency isolation, and onboarding clarity for engineers who had to maintain cross-domain logic.</w:t>
       </w:r>
     </w:p>
     <w:p>
@@ -810,42 +598,29 @@
           <w:numId w:val="23"/>
         </w:numPr>
         <w:jc w:val="both"/>
-        <w:rPr>
-          <w:rFonts w:ascii="Arial" w:hAnsi="Arial" w:cs="Arial"/>
-          <w:sz w:val="18"/>
-        </w:rPr>
-      </w:pPr>
-      <w:r>
-        <w:rPr>
-          <w:rFonts w:ascii="Arial" w:hAnsi="Arial" w:cs="Arial"/>
-          <w:sz w:val="18"/>
-        </w:rPr>
-        <w:t xml:space="preserve">Modeled transactional data in </w:t>
+      </w:pPr>
+      <w:r>
+        <w:t xml:space="preserve">Introduced stricter </w:t>
       </w:r>
       <w:proofErr w:type="spellStart"/>
       <w:r>
         <w:rPr>
           <w:rStyle w:val="Strong"/>
-          <w:rFonts w:ascii="Arial" w:hAnsi="Arial" w:cs="Arial"/>
-          <w:sz w:val="18"/>
-        </w:rPr>
-        <w:t>PostgreSQL</w:t>
+        </w:rPr>
+        <w:t>OpenAPI</w:t>
       </w:r>
       <w:proofErr w:type="spellEnd"/>
       <w:r>
+        <w:t xml:space="preserve"> contract governance inside CI so breaking response-shape changes were caught before release, which reduced frontend-backend integration regressions by </w:t>
+      </w:r>
+      <w:r>
         <w:rPr>
           <w:rStyle w:val="Strong"/>
-          <w:rFonts w:ascii="Arial" w:hAnsi="Arial" w:cs="Arial"/>
-          <w:sz w:val="18"/>
-        </w:rPr>
-        <w:t xml:space="preserve"> (RDS)</w:t>
-      </w:r>
-      <w:r>
-        <w:rPr>
-          <w:rFonts w:ascii="Arial" w:hAnsi="Arial" w:cs="Arial"/>
-          <w:sz w:val="18"/>
-        </w:rPr>
-        <w:t xml:space="preserve"> with constraints and migration discipline to prevent invalid states at the storage layer.</w:t>
+        </w:rPr>
+        <w:t>27%</w:t>
+      </w:r>
+      <w:r>
+        <w:t xml:space="preserve"> across shared product workflows.</w:t>
       </w:r>
     </w:p>
     <w:p>
@@ -856,17 +631,18 @@
           <w:numId w:val="23"/>
         </w:numPr>
         <w:jc w:val="both"/>
-        <w:rPr>
-          <w:rFonts w:ascii="Arial" w:hAnsi="Arial" w:cs="Arial"/>
-          <w:sz w:val="18"/>
-        </w:rPr>
-      </w:pPr>
-      <w:r>
-        <w:rPr>
-          <w:rFonts w:ascii="Arial" w:hAnsi="Arial" w:cs="Arial"/>
-          <w:sz w:val="18"/>
-        </w:rPr>
-        <w:t>Tuned performance via query analysis and indexing, stabilizing p95 latency on hot endpoints during peak traffic windows.</w:t>
+      </w:pPr>
+      <w:r>
+        <w:t xml:space="preserve">Improved tenant isolation by refining authorization guards, audit logging, and scoped data access rules, which strengthened </w:t>
+      </w:r>
+      <w:r>
+        <w:rPr>
+          <w:rStyle w:val="Strong"/>
+        </w:rPr>
+        <w:t>RBAC</w:t>
+      </w:r>
+      <w:r>
+        <w:t xml:space="preserve"> behavior and reduced permission-related support escalations on enterprise accounts.</w:t>
       </w:r>
     </w:p>
     <w:p>
@@ -877,62 +653,9 @@
           <w:numId w:val="23"/>
         </w:numPr>
         <w:jc w:val="both"/>
-        <w:rPr>
-          <w:rFonts w:ascii="Arial" w:hAnsi="Arial" w:cs="Arial"/>
-          <w:sz w:val="18"/>
-        </w:rPr>
-      </w:pPr>
-      <w:r>
-        <w:rPr>
-          <w:rFonts w:ascii="Arial" w:hAnsi="Arial" w:cs="Arial"/>
-          <w:sz w:val="18"/>
-        </w:rPr>
-        <w:t xml:space="preserve">Added selective caching and rate-control primitives using </w:t>
-      </w:r>
-      <w:proofErr w:type="spellStart"/>
-      <w:proofErr w:type="gramStart"/>
-      <w:r>
-        <w:rPr>
-          <w:rStyle w:val="Strong"/>
-          <w:rFonts w:ascii="Arial" w:hAnsi="Arial" w:cs="Arial"/>
-          <w:sz w:val="18"/>
-        </w:rPr>
-        <w:t>Redis</w:t>
-      </w:r>
-      <w:proofErr w:type="spellEnd"/>
-      <w:proofErr w:type="gramEnd"/>
-      <w:r>
-        <w:rPr>
-          <w:rStyle w:val="Strong"/>
-          <w:rFonts w:ascii="Arial" w:hAnsi="Arial" w:cs="Arial"/>
-          <w:sz w:val="18"/>
-        </w:rPr>
-        <w:t xml:space="preserve"> (</w:t>
-      </w:r>
-      <w:proofErr w:type="spellStart"/>
-      <w:r>
-        <w:rPr>
-          <w:rStyle w:val="Strong"/>
-          <w:rFonts w:ascii="Arial" w:hAnsi="Arial" w:cs="Arial"/>
-          <w:sz w:val="18"/>
-        </w:rPr>
-        <w:t>ElastiCache</w:t>
-      </w:r>
-      <w:proofErr w:type="spellEnd"/>
-      <w:r>
-        <w:rPr>
-          <w:rStyle w:val="Strong"/>
-          <w:rFonts w:ascii="Arial" w:hAnsi="Arial" w:cs="Arial"/>
-          <w:sz w:val="18"/>
-        </w:rPr>
-        <w:t>)</w:t>
-      </w:r>
-      <w:r>
-        <w:rPr>
-          <w:rFonts w:ascii="Arial" w:hAnsi="Arial" w:cs="Arial"/>
-          <w:sz w:val="18"/>
-        </w:rPr>
-        <w:t xml:space="preserve"> to reduce read amplification and protect downstream dependencies.</w:t>
+      </w:pPr>
+      <w:r>
+        <w:t>Resolved a memory growth issue in one long-lived worker process by profiling event listeners and retained payload references, then moving heavy transformations into stream-based execution and bounded in-memory buffers.</w:t>
       </w:r>
     </w:p>
     <w:p>
@@ -943,42 +666,31 @@
           <w:numId w:val="23"/>
         </w:numPr>
         <w:jc w:val="both"/>
-        <w:rPr>
-          <w:rFonts w:ascii="Arial" w:hAnsi="Arial" w:cs="Arial"/>
-          <w:sz w:val="18"/>
-        </w:rPr>
-      </w:pPr>
-      <w:r>
-        <w:rPr>
-          <w:rFonts w:ascii="Arial" w:hAnsi="Arial" w:cs="Arial"/>
-          <w:sz w:val="18"/>
-        </w:rPr>
-        <w:t xml:space="preserve">Delivered search-backed flows with </w:t>
+      </w:pPr>
+      <w:r>
+        <w:t xml:space="preserve">Expanded observability with </w:t>
       </w:r>
       <w:proofErr w:type="spellStart"/>
       <w:r>
         <w:rPr>
           <w:rStyle w:val="Strong"/>
-          <w:rFonts w:ascii="Arial" w:hAnsi="Arial" w:cs="Arial"/>
-          <w:sz w:val="18"/>
-        </w:rPr>
-        <w:t>Elasticsearch</w:t>
+        </w:rPr>
+        <w:t>OpenTelemetry</w:t>
       </w:r>
       <w:proofErr w:type="spellEnd"/>
       <w:r>
+        <w:t xml:space="preserve">, structured logs, and service-level dashboards in </w:t>
+      </w:r>
+      <w:proofErr w:type="spellStart"/>
+      <w:r>
         <w:rPr>
           <w:rStyle w:val="Strong"/>
-          <w:rFonts w:ascii="Arial" w:hAnsi="Arial" w:cs="Arial"/>
-          <w:sz w:val="18"/>
-        </w:rPr>
-        <w:t>/OpenSearch</w:t>
-      </w:r>
-      <w:r>
-        <w:rPr>
-          <w:rFonts w:ascii="Arial" w:hAnsi="Arial" w:cs="Arial"/>
-          <w:sz w:val="18"/>
-        </w:rPr>
-        <w:t>, enabling fast filtering while keeping transactional reads predictable.</w:t>
+        </w:rPr>
+        <w:t>Datadog</w:t>
+      </w:r>
+      <w:proofErr w:type="spellEnd"/>
+      <w:r>
+        <w:t xml:space="preserve"> so error spikes could be correlated to queue depth, deployment changes, and downstream dependency failures in a single investigation flow.</w:t>
       </w:r>
     </w:p>
     <w:p>
@@ -989,51 +701,9 @@
           <w:numId w:val="23"/>
         </w:numPr>
         <w:jc w:val="both"/>
-        <w:rPr>
-          <w:rFonts w:ascii="Arial" w:hAnsi="Arial" w:cs="Arial"/>
-          <w:sz w:val="18"/>
-        </w:rPr>
-      </w:pPr>
-      <w:r>
-        <w:rPr>
-          <w:rFonts w:ascii="Arial" w:hAnsi="Arial" w:cs="Arial"/>
-          <w:sz w:val="18"/>
-        </w:rPr>
-        <w:t xml:space="preserve">Built multi-store patterns using </w:t>
-      </w:r>
-      <w:proofErr w:type="spellStart"/>
-      <w:r>
-        <w:rPr>
-          <w:rStyle w:val="Strong"/>
-          <w:rFonts w:ascii="Arial" w:hAnsi="Arial" w:cs="Arial"/>
-          <w:sz w:val="18"/>
-        </w:rPr>
-        <w:t>DynamoDB</w:t>
-      </w:r>
-      <w:proofErr w:type="spellEnd"/>
-      <w:r>
-        <w:rPr>
-          <w:rFonts w:ascii="Arial" w:hAnsi="Arial" w:cs="Arial"/>
-          <w:sz w:val="18"/>
-        </w:rPr>
-        <w:t xml:space="preserve"> for high-throughput metadata and </w:t>
-      </w:r>
-      <w:proofErr w:type="spellStart"/>
-      <w:r>
-        <w:rPr>
-          <w:rStyle w:val="Strong"/>
-          <w:rFonts w:ascii="Arial" w:hAnsi="Arial" w:cs="Arial"/>
-          <w:sz w:val="18"/>
-        </w:rPr>
-        <w:t>MongoDB</w:t>
-      </w:r>
-      <w:proofErr w:type="spellEnd"/>
-      <w:r>
-        <w:rPr>
-          <w:rFonts w:ascii="Arial" w:hAnsi="Arial" w:cs="Arial"/>
-          <w:sz w:val="18"/>
-        </w:rPr>
-        <w:t xml:space="preserve"> for flexible document-style audit payloads where appropriate.</w:t>
+      </w:pPr>
+      <w:r>
+        <w:t>Partnered with product and frontend teams to deliver new backend capabilities for scheduling, registration, and organizer automation, using feature-flagged rollouts that allowed safe validation under real tenant traffic patterns.</w:t>
       </w:r>
     </w:p>
     <w:p>
@@ -1044,64 +714,35 @@
           <w:numId w:val="23"/>
         </w:numPr>
         <w:jc w:val="both"/>
-        <w:rPr>
-          <w:rFonts w:ascii="Arial" w:hAnsi="Arial" w:cs="Arial"/>
-          <w:sz w:val="18"/>
-        </w:rPr>
-      </w:pPr>
-      <w:r>
-        <w:rPr>
-          <w:rFonts w:ascii="Arial" w:hAnsi="Arial" w:cs="Arial"/>
-          <w:sz w:val="18"/>
-        </w:rPr>
-        <w:t xml:space="preserve">Shipped containerized deployments with </w:t>
+      </w:pPr>
+      <w:r>
+        <w:lastRenderedPageBreak/>
+        <w:t xml:space="preserve">Hardened external integrations by adding signature </w:t>
+      </w:r>
+      <w:proofErr w:type="gramStart"/>
+      <w:r>
+        <w:t>verification,</w:t>
+      </w:r>
+      <w:proofErr w:type="gramEnd"/>
+      <w:r>
+        <w:t xml:space="preserve"> retry windows, and dead-letter queue handling, which improved </w:t>
       </w:r>
       <w:proofErr w:type="spellStart"/>
       <w:r>
+        <w:t>webhook</w:t>
+      </w:r>
+      <w:proofErr w:type="spellEnd"/>
+      <w:r>
+        <w:t xml:space="preserve"> processing success by </w:t>
+      </w:r>
+      <w:r>
         <w:rPr>
           <w:rStyle w:val="Strong"/>
-          <w:rFonts w:ascii="Arial" w:hAnsi="Arial" w:cs="Arial"/>
-          <w:sz w:val="18"/>
-        </w:rPr>
-        <w:t>Docker</w:t>
-      </w:r>
-      <w:proofErr w:type="spellEnd"/>
-      <w:r>
-        <w:rPr>
-          <w:rFonts w:ascii="Arial" w:hAnsi="Arial" w:cs="Arial"/>
-          <w:sz w:val="18"/>
-        </w:rPr>
-        <w:t xml:space="preserve"> on </w:t>
-      </w:r>
-      <w:r>
-        <w:rPr>
-          <w:rStyle w:val="Strong"/>
-          <w:rFonts w:ascii="Arial" w:hAnsi="Arial" w:cs="Arial"/>
-          <w:sz w:val="18"/>
-        </w:rPr>
-        <w:t>AWS EKS/ECS</w:t>
-      </w:r>
-      <w:r>
-        <w:rPr>
-          <w:rFonts w:ascii="Arial" w:hAnsi="Arial" w:cs="Arial"/>
-          <w:sz w:val="18"/>
-        </w:rPr>
-        <w:t xml:space="preserve">, using </w:t>
-      </w:r>
-      <w:r>
-        <w:rPr>
-          <w:rStyle w:val="Strong"/>
-          <w:rFonts w:ascii="Arial" w:hAnsi="Arial" w:cs="Arial"/>
-          <w:sz w:val="18"/>
-        </w:rPr>
-        <w:t>Helm</w:t>
-      </w:r>
-      <w:r>
-        <w:rPr>
-          <w:rFonts w:ascii="Arial" w:hAnsi="Arial" w:cs="Arial"/>
-          <w:sz w:val="18"/>
-        </w:rPr>
-        <w:t xml:space="preserve"> for repeatable releases and safe rollbacks.</w:t>
+        </w:rPr>
+        <w:t>31%</w:t>
+      </w:r>
+      <w:r>
+        <w:t xml:space="preserve"> and sharply reduced manual replay work after vendor-side instability.</w:t>
       </w:r>
     </w:p>
     <w:p>
@@ -1112,314 +753,18 @@
           <w:numId w:val="23"/>
         </w:numPr>
         <w:jc w:val="both"/>
-        <w:rPr>
-          <w:rFonts w:ascii="Arial" w:hAnsi="Arial" w:cs="Arial"/>
-          <w:sz w:val="18"/>
-        </w:rPr>
-      </w:pPr>
-      <w:r>
-        <w:rPr>
-          <w:rFonts w:ascii="Arial" w:hAnsi="Arial" w:cs="Arial"/>
-          <w:sz w:val="18"/>
-        </w:rPr>
-        <w:t xml:space="preserve">Automated infrastructure changes with </w:t>
-      </w:r>
-      <w:proofErr w:type="spellStart"/>
+      </w:pPr>
+      <w:r>
+        <w:t xml:space="preserve">Supported release reliability through </w:t>
+      </w:r>
       <w:r>
         <w:rPr>
           <w:rStyle w:val="Strong"/>
-          <w:rFonts w:ascii="Arial" w:hAnsi="Arial" w:cs="Arial"/>
-          <w:sz w:val="18"/>
-        </w:rPr>
-        <w:t>Terraform</w:t>
-      </w:r>
-      <w:proofErr w:type="spellEnd"/>
-      <w:r>
-        <w:rPr>
-          <w:rFonts w:ascii="Arial" w:hAnsi="Arial" w:cs="Arial"/>
-          <w:sz w:val="18"/>
-        </w:rPr>
-        <w:t xml:space="preserve"> and targeted </w:t>
-      </w:r>
-      <w:proofErr w:type="spellStart"/>
-      <w:r>
-        <w:rPr>
-          <w:rStyle w:val="Strong"/>
-          <w:rFonts w:ascii="Arial" w:hAnsi="Arial" w:cs="Arial"/>
-          <w:sz w:val="18"/>
-        </w:rPr>
-        <w:t>CloudFormation</w:t>
-      </w:r>
-      <w:proofErr w:type="spellEnd"/>
-      <w:r>
-        <w:rPr>
-          <w:rFonts w:ascii="Arial" w:hAnsi="Arial" w:cs="Arial"/>
-          <w:sz w:val="18"/>
-        </w:rPr>
-        <w:t xml:space="preserve"> modules to keep environments reproducible and reviewable.</w:t>
-      </w:r>
-    </w:p>
-    <w:p>
-      <w:pPr>
-        <w:pStyle w:val="NormalWeb"/>
-        <w:numPr>
-          <w:ilvl w:val="0"/>
-          <w:numId w:val="23"/>
-        </w:numPr>
-        <w:jc w:val="both"/>
-        <w:rPr>
-          <w:rFonts w:ascii="Arial" w:hAnsi="Arial" w:cs="Arial"/>
-          <w:sz w:val="18"/>
-        </w:rPr>
-      </w:pPr>
-      <w:r>
-        <w:rPr>
-          <w:rFonts w:ascii="Arial" w:hAnsi="Arial" w:cs="Arial"/>
-          <w:sz w:val="18"/>
-        </w:rPr>
-        <w:t xml:space="preserve">Hardened authentication and authorization with </w:t>
-      </w:r>
-      <w:r>
-        <w:rPr>
-          <w:rStyle w:val="Strong"/>
-          <w:rFonts w:ascii="Arial" w:hAnsi="Arial" w:cs="Arial"/>
-          <w:sz w:val="18"/>
-        </w:rPr>
-        <w:t>OAuth2</w:t>
-      </w:r>
-      <w:r>
-        <w:rPr>
-          <w:rFonts w:ascii="Arial" w:hAnsi="Arial" w:cs="Arial"/>
-          <w:sz w:val="18"/>
-        </w:rPr>
-        <w:t xml:space="preserve">, </w:t>
-      </w:r>
-      <w:proofErr w:type="spellStart"/>
-      <w:r>
-        <w:rPr>
-          <w:rStyle w:val="Strong"/>
-          <w:rFonts w:ascii="Arial" w:hAnsi="Arial" w:cs="Arial"/>
-          <w:sz w:val="18"/>
-        </w:rPr>
-        <w:t>OpenID</w:t>
-      </w:r>
-      <w:proofErr w:type="spellEnd"/>
-      <w:r>
-        <w:rPr>
-          <w:rStyle w:val="Strong"/>
-          <w:rFonts w:ascii="Arial" w:hAnsi="Arial" w:cs="Arial"/>
-          <w:sz w:val="18"/>
-        </w:rPr>
-        <w:t xml:space="preserve"> Connect</w:t>
-      </w:r>
-      <w:r>
-        <w:rPr>
-          <w:rFonts w:ascii="Arial" w:hAnsi="Arial" w:cs="Arial"/>
-          <w:sz w:val="18"/>
-        </w:rPr>
-        <w:t xml:space="preserve">, </w:t>
-      </w:r>
-      <w:r>
-        <w:rPr>
-          <w:rStyle w:val="Strong"/>
-          <w:rFonts w:ascii="Arial" w:hAnsi="Arial" w:cs="Arial"/>
-          <w:sz w:val="18"/>
-        </w:rPr>
-        <w:t>JWT</w:t>
-      </w:r>
-      <w:r>
-        <w:rPr>
-          <w:rFonts w:ascii="Arial" w:hAnsi="Arial" w:cs="Arial"/>
-          <w:sz w:val="18"/>
-        </w:rPr>
-        <w:t xml:space="preserve">, and </w:t>
-      </w:r>
-      <w:r>
-        <w:rPr>
-          <w:rStyle w:val="Strong"/>
-          <w:rFonts w:ascii="Arial" w:hAnsi="Arial" w:cs="Arial"/>
-          <w:sz w:val="18"/>
-        </w:rPr>
-        <w:t>RBAC/ABAC</w:t>
-      </w:r>
-      <w:r>
-        <w:rPr>
-          <w:rFonts w:ascii="Arial" w:hAnsi="Arial" w:cs="Arial"/>
-          <w:sz w:val="18"/>
-        </w:rPr>
-        <w:t xml:space="preserve">, adding </w:t>
-      </w:r>
-      <w:r>
-        <w:rPr>
-          <w:rStyle w:val="Strong"/>
-          <w:rFonts w:ascii="Arial" w:hAnsi="Arial" w:cs="Arial"/>
-          <w:sz w:val="18"/>
-        </w:rPr>
-        <w:t>audit logging</w:t>
-      </w:r>
-      <w:r>
-        <w:rPr>
-          <w:rFonts w:ascii="Arial" w:hAnsi="Arial" w:cs="Arial"/>
-          <w:sz w:val="18"/>
-        </w:rPr>
-        <w:t xml:space="preserve"> for sensitive operations.</w:t>
-      </w:r>
-    </w:p>
-    <w:p>
-      <w:pPr>
-        <w:pStyle w:val="NormalWeb"/>
-        <w:numPr>
-          <w:ilvl w:val="0"/>
-          <w:numId w:val="23"/>
-        </w:numPr>
-        <w:jc w:val="both"/>
-        <w:rPr>
-          <w:rFonts w:ascii="Arial" w:hAnsi="Arial" w:cs="Arial"/>
-          <w:sz w:val="18"/>
-        </w:rPr>
-      </w:pPr>
-      <w:r>
-        <w:rPr>
-          <w:rFonts w:ascii="Arial" w:hAnsi="Arial" w:cs="Arial"/>
-          <w:sz w:val="18"/>
-        </w:rPr>
-        <w:t xml:space="preserve">Standardized </w:t>
-      </w:r>
-      <w:proofErr w:type="spellStart"/>
-      <w:r>
-        <w:rPr>
-          <w:rFonts w:ascii="Arial" w:hAnsi="Arial" w:cs="Arial"/>
-          <w:sz w:val="18"/>
-        </w:rPr>
-        <w:t>observability</w:t>
-      </w:r>
-      <w:proofErr w:type="spellEnd"/>
-      <w:r>
-        <w:rPr>
-          <w:rFonts w:ascii="Arial" w:hAnsi="Arial" w:cs="Arial"/>
-          <w:sz w:val="18"/>
-        </w:rPr>
-        <w:t xml:space="preserve"> with </w:t>
-      </w:r>
-      <w:proofErr w:type="spellStart"/>
-      <w:r>
-        <w:rPr>
-          <w:rStyle w:val="Strong"/>
-          <w:rFonts w:ascii="Arial" w:hAnsi="Arial" w:cs="Arial"/>
-          <w:sz w:val="18"/>
-        </w:rPr>
-        <w:t>OpenTelemetry</w:t>
-      </w:r>
-      <w:proofErr w:type="spellEnd"/>
-      <w:r>
-        <w:rPr>
-          <w:rFonts w:ascii="Arial" w:hAnsi="Arial" w:cs="Arial"/>
-          <w:sz w:val="18"/>
-        </w:rPr>
-        <w:t xml:space="preserve"> traces, structured logs, and metrics exported to </w:t>
-      </w:r>
-      <w:proofErr w:type="spellStart"/>
-      <w:r>
-        <w:rPr>
-          <w:rStyle w:val="Strong"/>
-          <w:rFonts w:ascii="Arial" w:hAnsi="Arial" w:cs="Arial"/>
-          <w:sz w:val="18"/>
-        </w:rPr>
-        <w:t>Datadog</w:t>
-      </w:r>
-      <w:proofErr w:type="spellEnd"/>
-      <w:r>
-        <w:rPr>
-          <w:rFonts w:ascii="Arial" w:hAnsi="Arial" w:cs="Arial"/>
-          <w:sz w:val="18"/>
-        </w:rPr>
-        <w:t xml:space="preserve">, </w:t>
-      </w:r>
-      <w:r>
-        <w:rPr>
-          <w:rStyle w:val="Strong"/>
-          <w:rFonts w:ascii="Arial" w:hAnsi="Arial" w:cs="Arial"/>
-          <w:sz w:val="18"/>
-        </w:rPr>
-        <w:t>Prometheus</w:t>
-      </w:r>
-      <w:r>
-        <w:rPr>
-          <w:rFonts w:ascii="Arial" w:hAnsi="Arial" w:cs="Arial"/>
-          <w:sz w:val="18"/>
-        </w:rPr>
-        <w:t xml:space="preserve">, and </w:t>
-      </w:r>
-      <w:proofErr w:type="spellStart"/>
-      <w:r>
-        <w:rPr>
-          <w:rStyle w:val="Strong"/>
-          <w:rFonts w:ascii="Arial" w:hAnsi="Arial" w:cs="Arial"/>
-          <w:sz w:val="18"/>
-        </w:rPr>
-        <w:t>Grafana</w:t>
-      </w:r>
-      <w:proofErr w:type="spellEnd"/>
-      <w:r>
-        <w:rPr>
-          <w:rFonts w:ascii="Arial" w:hAnsi="Arial" w:cs="Arial"/>
-          <w:sz w:val="18"/>
-        </w:rPr>
-        <w:t xml:space="preserve"> for trace-first debugging.</w:t>
-      </w:r>
-    </w:p>
-    <w:p>
-      <w:pPr>
-        <w:pStyle w:val="NormalWeb"/>
-        <w:numPr>
-          <w:ilvl w:val="0"/>
-          <w:numId w:val="23"/>
-        </w:numPr>
-        <w:jc w:val="both"/>
-        <w:rPr>
-          <w:rFonts w:ascii="Arial" w:hAnsi="Arial" w:cs="Arial"/>
-          <w:sz w:val="18"/>
-        </w:rPr>
-      </w:pPr>
-      <w:r>
-        <w:rPr>
-          <w:rFonts w:ascii="Arial" w:hAnsi="Arial" w:cs="Arial"/>
-          <w:sz w:val="18"/>
-        </w:rPr>
-        <w:t xml:space="preserve">Established alerting and </w:t>
-      </w:r>
-      <w:proofErr w:type="spellStart"/>
-      <w:r>
-        <w:rPr>
-          <w:rFonts w:ascii="Arial" w:hAnsi="Arial" w:cs="Arial"/>
-          <w:sz w:val="18"/>
-        </w:rPr>
-        <w:t>runbook</w:t>
-      </w:r>
-      <w:proofErr w:type="spellEnd"/>
-      <w:r>
-        <w:rPr>
-          <w:rFonts w:ascii="Arial" w:hAnsi="Arial" w:cs="Arial"/>
-          <w:sz w:val="18"/>
-        </w:rPr>
-        <w:t xml:space="preserve"> practices using </w:t>
-      </w:r>
-      <w:proofErr w:type="spellStart"/>
-      <w:r>
-        <w:rPr>
-          <w:rStyle w:val="Strong"/>
-          <w:rFonts w:ascii="Arial" w:hAnsi="Arial" w:cs="Arial"/>
-          <w:sz w:val="18"/>
-        </w:rPr>
-        <w:t>CloudWatch</w:t>
-      </w:r>
-      <w:proofErr w:type="spellEnd"/>
-      <w:r>
-        <w:rPr>
-          <w:rFonts w:ascii="Arial" w:hAnsi="Arial" w:cs="Arial"/>
-          <w:sz w:val="18"/>
-        </w:rPr>
-        <w:t xml:space="preserve"> dashboards and actionable alarms to reduce MTTR during incidents.</w:t>
+        </w:rPr>
+        <w:t>Docker</w:t>
+      </w:r>
+      <w:r>
+        <w:t>, CI/CD validation, and rollback-aware deployment practices, making backend changes safer to ship while preserving service continuity during high-visibility customer event periods.</w:t>
       </w:r>
     </w:p>
     <w:p>
@@ -1464,35 +809,30 @@
         <w:pStyle w:val="NormalWeb"/>
         <w:numPr>
           <w:ilvl w:val="0"/>
-          <w:numId w:val="25"/>
+          <w:numId w:val="32"/>
         </w:numPr>
         <w:jc w:val="both"/>
-        <w:rPr>
-          <w:rFonts w:ascii="Arial" w:hAnsi="Arial" w:cs="Arial"/>
-          <w:sz w:val="18"/>
-        </w:rPr>
-      </w:pPr>
-      <w:r>
-        <w:rPr>
-          <w:rFonts w:ascii="Arial" w:hAnsi="Arial" w:cs="Arial"/>
-          <w:sz w:val="18"/>
-        </w:rPr>
-        <w:t xml:space="preserve">Delivered backend capabilities in </w:t>
+      </w:pPr>
+      <w:r>
+        <w:t xml:space="preserve">Designed and maintained </w:t>
       </w:r>
       <w:r>
         <w:rPr>
           <w:rStyle w:val="Strong"/>
-          <w:rFonts w:ascii="Arial" w:hAnsi="Arial" w:cs="Arial"/>
-          <w:sz w:val="18"/>
-        </w:rPr>
-        <w:t>Node.js</w:t>
-      </w:r>
-      <w:r>
-        <w:rPr>
-          <w:rFonts w:ascii="Arial" w:hAnsi="Arial" w:cs="Arial"/>
-          <w:sz w:val="18"/>
-        </w:rPr>
-        <w:t xml:space="preserve"> services, focusing on correctness-first domain rules and predictable failure handling.</w:t>
+        </w:rPr>
+        <w:t>Node.js v14–18</w:t>
+      </w:r>
+      <w:r>
+        <w:t xml:space="preserve"> backend services for custom </w:t>
+      </w:r>
+      <w:r>
+        <w:rPr>
+          <w:rStyle w:val="Strong"/>
+        </w:rPr>
+        <w:t>B2B SaaS and platform engineering</w:t>
+      </w:r>
+      <w:r>
+        <w:t xml:space="preserve"> products, focusing on REST APIs, asynchronous processing, database-heavy workflows, and integrations that required stable behavior under changing business rules.</w:t>
       </w:r>
     </w:p>
     <w:p>
@@ -1500,20 +840,49 @@
         <w:pStyle w:val="NormalWeb"/>
         <w:numPr>
           <w:ilvl w:val="0"/>
-          <w:numId w:val="25"/>
+          <w:numId w:val="32"/>
         </w:numPr>
         <w:jc w:val="both"/>
-        <w:rPr>
-          <w:rFonts w:ascii="Arial" w:hAnsi="Arial" w:cs="Arial"/>
-          <w:sz w:val="18"/>
-        </w:rPr>
-      </w:pPr>
-      <w:r>
-        <w:rPr>
-          <w:rFonts w:ascii="Arial" w:hAnsi="Arial" w:cs="Arial"/>
-          <w:sz w:val="18"/>
-        </w:rPr>
-        <w:t>Built integration layers to third-party systems with strict timeouts, retries, and payload normalization to prevent silent data corruption.</w:t>
+      </w:pPr>
+      <w:r>
+        <w:t xml:space="preserve">Built modular services with </w:t>
+      </w:r>
+      <w:proofErr w:type="spellStart"/>
+      <w:r>
+        <w:rPr>
+          <w:rStyle w:val="Strong"/>
+        </w:rPr>
+        <w:t>TypeScript</w:t>
+      </w:r>
+      <w:proofErr w:type="spellEnd"/>
+      <w:r>
+        <w:t xml:space="preserve">, </w:t>
+      </w:r>
+      <w:proofErr w:type="spellStart"/>
+      <w:r>
+        <w:rPr>
+          <w:rStyle w:val="Strong"/>
+        </w:rPr>
+        <w:t>NestJS</w:t>
+      </w:r>
+      <w:proofErr w:type="spellEnd"/>
+      <w:r>
+        <w:rPr>
+          <w:rStyle w:val="Strong"/>
+        </w:rPr>
+        <w:t xml:space="preserve"> v8–9</w:t>
+      </w:r>
+      <w:r>
+        <w:t xml:space="preserve">, and </w:t>
+      </w:r>
+      <w:r>
+        <w:rPr>
+          <w:rStyle w:val="Strong"/>
+        </w:rPr>
+        <w:t>PostgreSQL</w:t>
+      </w:r>
+      <w:r>
+        <w:t>, improving service structure and making domain logic easier to test, extend, and review across projects with different client delivery cadences.</w:t>
       </w:r>
     </w:p>
     <w:p>
@@ -1521,52 +890,21 @@
         <w:pStyle w:val="NormalWeb"/>
         <w:numPr>
           <w:ilvl w:val="0"/>
-          <w:numId w:val="25"/>
+          <w:numId w:val="32"/>
         </w:numPr>
         <w:jc w:val="both"/>
-        <w:rPr>
-          <w:rFonts w:ascii="Arial" w:hAnsi="Arial" w:cs="Arial"/>
-          <w:sz w:val="18"/>
-        </w:rPr>
-      </w:pPr>
-      <w:r>
-        <w:rPr>
-          <w:rFonts w:ascii="Arial" w:hAnsi="Arial" w:cs="Arial"/>
-          <w:sz w:val="18"/>
-        </w:rPr>
-        <w:t xml:space="preserve">Implemented background processing with </w:t>
-      </w:r>
-      <w:proofErr w:type="spellStart"/>
+      </w:pPr>
+      <w:r>
+        <w:t xml:space="preserve">Optimized slow reporting and operational endpoints through index design, pagination strategy changes, and SQL rewrites, cutting average heavy-query execution time by </w:t>
+      </w:r>
       <w:r>
         <w:rPr>
           <w:rStyle w:val="Strong"/>
-          <w:rFonts w:ascii="Arial" w:hAnsi="Arial" w:cs="Arial"/>
-          <w:sz w:val="18"/>
-        </w:rPr>
-        <w:t>RabbitMQ</w:t>
-      </w:r>
-      <w:proofErr w:type="spellEnd"/>
-      <w:r>
-        <w:rPr>
-          <w:rFonts w:ascii="Arial" w:hAnsi="Arial" w:cs="Arial"/>
-          <w:sz w:val="18"/>
-        </w:rPr>
-        <w:t xml:space="preserve"> and </w:t>
-      </w:r>
-      <w:r>
-        <w:rPr>
-          <w:rStyle w:val="Strong"/>
-          <w:rFonts w:ascii="Arial" w:hAnsi="Arial" w:cs="Arial"/>
-          <w:sz w:val="18"/>
-        </w:rPr>
-        <w:t>Kafka</w:t>
-      </w:r>
-      <w:r>
-        <w:rPr>
-          <w:rFonts w:ascii="Arial" w:hAnsi="Arial" w:cs="Arial"/>
-          <w:sz w:val="18"/>
-        </w:rPr>
-        <w:t xml:space="preserve"> consumers, ensuring replay-safe handlers and idempotent processing.</w:t>
+        </w:rPr>
+        <w:t>41%</w:t>
+      </w:r>
+      <w:r>
+        <w:t xml:space="preserve"> and reducing database contention during business-hour peaks.</w:t>
       </w:r>
     </w:p>
     <w:p>
@@ -1574,52 +912,30 @@
         <w:pStyle w:val="NormalWeb"/>
         <w:numPr>
           <w:ilvl w:val="0"/>
-          <w:numId w:val="25"/>
+          <w:numId w:val="32"/>
         </w:numPr>
         <w:jc w:val="both"/>
-        <w:rPr>
-          <w:rFonts w:ascii="Arial" w:hAnsi="Arial" w:cs="Arial"/>
-          <w:sz w:val="18"/>
-        </w:rPr>
-      </w:pPr>
-      <w:r>
-        <w:rPr>
-          <w:rFonts w:ascii="Arial" w:hAnsi="Arial" w:cs="Arial"/>
-          <w:sz w:val="18"/>
-        </w:rPr>
-        <w:t xml:space="preserve">Owned relational persistence in </w:t>
-      </w:r>
-      <w:proofErr w:type="spellStart"/>
+      </w:pPr>
+      <w:r>
+        <w:t xml:space="preserve">Implemented </w:t>
+      </w:r>
       <w:r>
         <w:rPr>
           <w:rStyle w:val="Strong"/>
-          <w:rFonts w:ascii="Arial" w:hAnsi="Arial" w:cs="Arial"/>
-          <w:sz w:val="18"/>
-        </w:rPr>
-        <w:t>PostgreSQL</w:t>
-      </w:r>
-      <w:proofErr w:type="spellEnd"/>
-      <w:r>
-        <w:rPr>
-          <w:rFonts w:ascii="Arial" w:hAnsi="Arial" w:cs="Arial"/>
-          <w:sz w:val="18"/>
-        </w:rPr>
-        <w:t xml:space="preserve"> and </w:t>
+        </w:rPr>
+        <w:t>Kafka</w:t>
+      </w:r>
+      <w:r>
+        <w:t xml:space="preserve"> and queue-driven processing for notification and audit workflows so long-running tasks no longer blocked synchronous API requests, which improved throughput and lowered end-user wait time by </w:t>
       </w:r>
       <w:r>
         <w:rPr>
           <w:rStyle w:val="Strong"/>
-          <w:rFonts w:ascii="Arial" w:hAnsi="Arial" w:cs="Arial"/>
-          <w:sz w:val="18"/>
-        </w:rPr>
-        <w:t>MySQL</w:t>
-      </w:r>
-      <w:r>
-        <w:rPr>
-          <w:rFonts w:ascii="Arial" w:hAnsi="Arial" w:cs="Arial"/>
-          <w:sz w:val="18"/>
-        </w:rPr>
-        <w:t>, applying migrations and constraints to protect data integrity.</w:t>
+        </w:rPr>
+        <w:t>22%</w:t>
+      </w:r>
+      <w:r>
+        <w:t>.</w:t>
       </w:r>
     </w:p>
     <w:p>
@@ -1627,39 +943,20 @@
         <w:pStyle w:val="NormalWeb"/>
         <w:numPr>
           <w:ilvl w:val="0"/>
-          <w:numId w:val="25"/>
+          <w:numId w:val="32"/>
         </w:numPr>
         <w:jc w:val="both"/>
-        <w:rPr>
-          <w:rFonts w:ascii="Arial" w:hAnsi="Arial" w:cs="Arial"/>
-          <w:sz w:val="18"/>
-        </w:rPr>
-      </w:pPr>
-      <w:r>
-        <w:rPr>
-          <w:rFonts w:ascii="Arial" w:hAnsi="Arial" w:cs="Arial"/>
-          <w:sz w:val="18"/>
-        </w:rPr>
-        <w:t xml:space="preserve">Added selective caching and throttling using </w:t>
+      </w:pPr>
+      <w:r>
+        <w:t xml:space="preserve">Investigated a recurring bug where duplicate records appeared after retries from upstream systems, then solved it with </w:t>
       </w:r>
       <w:proofErr w:type="spellStart"/>
-      <w:proofErr w:type="gramStart"/>
-      <w:r>
-        <w:rPr>
-          <w:rStyle w:val="Strong"/>
-          <w:rFonts w:ascii="Arial" w:hAnsi="Arial" w:cs="Arial"/>
-          <w:sz w:val="18"/>
-        </w:rPr>
-        <w:t>Redis</w:t>
+      <w:r>
+        <w:t>idempotency</w:t>
       </w:r>
       <w:proofErr w:type="spellEnd"/>
-      <w:proofErr w:type="gramEnd"/>
-      <w:r>
-        <w:rPr>
-          <w:rFonts w:ascii="Arial" w:hAnsi="Arial" w:cs="Arial"/>
-          <w:sz w:val="18"/>
-        </w:rPr>
-        <w:t xml:space="preserve"> to protect databases and stabilize latency during high-read traffic.</w:t>
+      <w:r>
+        <w:t xml:space="preserve"> enforcement, transaction-safe uniqueness checks, and clearer retry contracts for integration consumers.</w:t>
       </w:r>
     </w:p>
     <w:p>
@@ -1667,51 +964,23 @@
         <w:pStyle w:val="NormalWeb"/>
         <w:numPr>
           <w:ilvl w:val="0"/>
-          <w:numId w:val="25"/>
+          <w:numId w:val="32"/>
         </w:numPr>
         <w:jc w:val="both"/>
-        <w:rPr>
-          <w:rFonts w:ascii="Arial" w:hAnsi="Arial" w:cs="Arial"/>
-          <w:sz w:val="18"/>
-        </w:rPr>
-      </w:pPr>
-      <w:r>
-        <w:rPr>
-          <w:rFonts w:ascii="Arial" w:hAnsi="Arial" w:cs="Arial"/>
-          <w:sz w:val="18"/>
-        </w:rPr>
-        <w:t xml:space="preserve">Implemented fan-out notifications and </w:t>
+      </w:pPr>
+      <w:r>
+        <w:t xml:space="preserve">Migrated legacy JavaScript modules to </w:t>
       </w:r>
       <w:proofErr w:type="spellStart"/>
       <w:r>
         <w:rPr>
-          <w:rFonts w:ascii="Arial" w:hAnsi="Arial" w:cs="Arial"/>
-          <w:sz w:val="18"/>
-        </w:rPr>
-        <w:t>async</w:t>
+          <w:rStyle w:val="Strong"/>
+        </w:rPr>
+        <w:t>TypeScript</w:t>
       </w:r>
       <w:proofErr w:type="spellEnd"/>
       <w:r>
-        <w:rPr>
-          <w:rFonts w:ascii="Arial" w:hAnsi="Arial" w:cs="Arial"/>
-          <w:sz w:val="18"/>
-        </w:rPr>
-        <w:t xml:space="preserve"> workflows using </w:t>
-      </w:r>
-      <w:r>
-        <w:rPr>
-          <w:rStyle w:val="Strong"/>
-          <w:rFonts w:ascii="Arial" w:hAnsi="Arial" w:cs="Arial"/>
-          <w:sz w:val="18"/>
-        </w:rPr>
-        <w:t>AWS SQS/SNS</w:t>
-      </w:r>
-      <w:r>
-        <w:rPr>
-          <w:rFonts w:ascii="Arial" w:hAnsi="Arial" w:cs="Arial"/>
-          <w:sz w:val="18"/>
-        </w:rPr>
-        <w:t>, reducing coupling between services and UI flows.</w:t>
+        <w:t xml:space="preserve"> incrementally, introducing stricter DTO validation and safer serialization patterns that reduced runtime contract errors and improved confidence during refactoring work.</w:t>
       </w:r>
     </w:p>
     <w:p>
@@ -1719,45 +988,21 @@
         <w:pStyle w:val="NormalWeb"/>
         <w:numPr>
           <w:ilvl w:val="0"/>
-          <w:numId w:val="25"/>
+          <w:numId w:val="32"/>
         </w:numPr>
         <w:jc w:val="both"/>
-        <w:rPr>
-          <w:rFonts w:ascii="Arial" w:hAnsi="Arial" w:cs="Arial"/>
-          <w:sz w:val="18"/>
-        </w:rPr>
-      </w:pPr>
-      <w:r>
-        <w:rPr>
-          <w:rFonts w:ascii="Arial" w:hAnsi="Arial" w:cs="Arial"/>
-          <w:sz w:val="18"/>
-        </w:rPr>
-        <w:t xml:space="preserve">Delivered search-driven endpoints with </w:t>
-      </w:r>
-      <w:proofErr w:type="spellStart"/>
+      </w:pPr>
+      <w:r>
+        <w:t xml:space="preserve">Created reusable authentication and authorization layers using </w:t>
+      </w:r>
       <w:r>
         <w:rPr>
           <w:rStyle w:val="Strong"/>
-          <w:rFonts w:ascii="Arial" w:hAnsi="Arial" w:cs="Arial"/>
-          <w:sz w:val="18"/>
-        </w:rPr>
-        <w:t>Elasticsearch</w:t>
-      </w:r>
-      <w:proofErr w:type="spellEnd"/>
-      <w:r>
-        <w:rPr>
-          <w:rStyle w:val="Strong"/>
-          <w:rFonts w:ascii="Arial" w:hAnsi="Arial" w:cs="Arial"/>
-          <w:sz w:val="18"/>
-        </w:rPr>
-        <w:t>/OpenSearch</w:t>
-      </w:r>
-      <w:r>
-        <w:rPr>
-          <w:rFonts w:ascii="Arial" w:hAnsi="Arial" w:cs="Arial"/>
-          <w:sz w:val="18"/>
-        </w:rPr>
-        <w:t xml:space="preserve"> to support fast filtering and user-facing discovery at scale.</w:t>
+        </w:rPr>
+        <w:t>JWT</w:t>
+      </w:r>
+      <w:r>
+        <w:t>, role-based guards, and audit trails, which helped standardize backend security behavior across multiple products and reduced access-control defects.</w:t>
       </w:r>
     </w:p>
     <w:p>
@@ -1765,53 +1010,30 @@
         <w:pStyle w:val="NormalWeb"/>
         <w:numPr>
           <w:ilvl w:val="0"/>
-          <w:numId w:val="25"/>
+          <w:numId w:val="32"/>
         </w:numPr>
         <w:jc w:val="both"/>
-        <w:rPr>
-          <w:rFonts w:ascii="Arial" w:hAnsi="Arial" w:cs="Arial"/>
-          <w:sz w:val="18"/>
-        </w:rPr>
-      </w:pPr>
-      <w:r>
-        <w:rPr>
-          <w:rFonts w:ascii="Arial" w:hAnsi="Arial" w:cs="Arial"/>
-          <w:sz w:val="18"/>
-        </w:rPr>
-        <w:lastRenderedPageBreak/>
-        <w:t xml:space="preserve">Built analytics exports into </w:t>
+      </w:pPr>
+      <w:r>
+        <w:t xml:space="preserve">Improved deployment consistency with </w:t>
       </w:r>
       <w:r>
         <w:rPr>
           <w:rStyle w:val="Strong"/>
-          <w:rFonts w:ascii="Arial" w:hAnsi="Arial" w:cs="Arial"/>
-          <w:sz w:val="18"/>
-        </w:rPr>
-        <w:t>Redshift</w:t>
-      </w:r>
-      <w:r>
-        <w:rPr>
-          <w:rFonts w:ascii="Arial" w:hAnsi="Arial" w:cs="Arial"/>
-          <w:sz w:val="18"/>
-        </w:rPr>
-        <w:t xml:space="preserve"> and consumed partner datasets from </w:t>
-      </w:r>
-      <w:proofErr w:type="spellStart"/>
+        </w:rPr>
+        <w:t>Docker</w:t>
+      </w:r>
+      <w:r>
+        <w:t xml:space="preserve"> and CI automation, including environment validation and smoke-test execution, which lowered post-release configuration issues by </w:t>
+      </w:r>
       <w:r>
         <w:rPr>
           <w:rStyle w:val="Strong"/>
-          <w:rFonts w:ascii="Arial" w:hAnsi="Arial" w:cs="Arial"/>
-          <w:sz w:val="18"/>
-        </w:rPr>
-        <w:t>BigQuery</w:t>
-      </w:r>
-      <w:proofErr w:type="spellEnd"/>
-      <w:r>
-        <w:rPr>
-          <w:rFonts w:ascii="Arial" w:hAnsi="Arial" w:cs="Arial"/>
-          <w:sz w:val="18"/>
-        </w:rPr>
-        <w:t xml:space="preserve"> pipelines to improve reporting reliability.</w:t>
+        </w:rPr>
+        <w:t>26%</w:t>
+      </w:r>
+      <w:r>
+        <w:t xml:space="preserve"> across managed backend services.</w:t>
       </w:r>
     </w:p>
     <w:p>
@@ -1819,54 +1041,20 @@
         <w:pStyle w:val="NormalWeb"/>
         <w:numPr>
           <w:ilvl w:val="0"/>
-          <w:numId w:val="25"/>
+          <w:numId w:val="32"/>
         </w:numPr>
         <w:jc w:val="both"/>
-        <w:rPr>
-          <w:rFonts w:ascii="Arial" w:hAnsi="Arial" w:cs="Arial"/>
-          <w:sz w:val="18"/>
-        </w:rPr>
-      </w:pPr>
-      <w:r>
-        <w:rPr>
-          <w:rFonts w:ascii="Arial" w:hAnsi="Arial" w:cs="Arial"/>
-          <w:sz w:val="18"/>
-        </w:rPr>
-        <w:t xml:space="preserve">Deployed containerized services with </w:t>
+      </w:pPr>
+      <w:r>
+        <w:t xml:space="preserve">Added centralized structured logging and metrics publishing so production incidents could be triaged with better context, especially when failures involved queue consumers, </w:t>
       </w:r>
       <w:proofErr w:type="spellStart"/>
       <w:r>
-        <w:rPr>
-          <w:rStyle w:val="Strong"/>
-          <w:rFonts w:ascii="Arial" w:hAnsi="Arial" w:cs="Arial"/>
-          <w:sz w:val="18"/>
-        </w:rPr>
-        <w:t>Docker</w:t>
+        <w:t>cron</w:t>
       </w:r>
       <w:proofErr w:type="spellEnd"/>
       <w:r>
-        <w:rPr>
-          <w:rFonts w:ascii="Arial" w:hAnsi="Arial" w:cs="Arial"/>
-          <w:sz w:val="18"/>
-        </w:rPr>
-        <w:t xml:space="preserve"> and </w:t>
-      </w:r>
-      <w:proofErr w:type="spellStart"/>
-      <w:r>
-        <w:rPr>
-          <w:rStyle w:val="Strong"/>
-          <w:rFonts w:ascii="Arial" w:hAnsi="Arial" w:cs="Arial"/>
-          <w:sz w:val="18"/>
-        </w:rPr>
-        <w:t>Kubernetes</w:t>
-      </w:r>
-      <w:proofErr w:type="spellEnd"/>
-      <w:r>
-        <w:rPr>
-          <w:rFonts w:ascii="Arial" w:hAnsi="Arial" w:cs="Arial"/>
-          <w:sz w:val="18"/>
-        </w:rPr>
-        <w:t>, coordinating rollouts with health checks and rollback-friendly practices.</w:t>
+        <w:t xml:space="preserve"> jobs, or chained external API calls.</w:t>
       </w:r>
     </w:p>
     <w:p>
@@ -1874,85 +1062,12 @@
         <w:pStyle w:val="NormalWeb"/>
         <w:numPr>
           <w:ilvl w:val="0"/>
-          <w:numId w:val="25"/>
+          <w:numId w:val="32"/>
         </w:numPr>
         <w:jc w:val="both"/>
-        <w:rPr>
-          <w:rFonts w:ascii="Arial" w:hAnsi="Arial" w:cs="Arial"/>
-          <w:sz w:val="18"/>
-        </w:rPr>
-      </w:pPr>
-      <w:r>
-        <w:rPr>
-          <w:rFonts w:ascii="Arial" w:hAnsi="Arial" w:cs="Arial"/>
-          <w:sz w:val="18"/>
-        </w:rPr>
-        <w:t xml:space="preserve">Implemented CI quality gates using </w:t>
-      </w:r>
-      <w:proofErr w:type="spellStart"/>
-      <w:r>
-        <w:rPr>
-          <w:rStyle w:val="Strong"/>
-          <w:rFonts w:ascii="Arial" w:hAnsi="Arial" w:cs="Arial"/>
-          <w:sz w:val="18"/>
-        </w:rPr>
-        <w:t>GitHub</w:t>
-      </w:r>
-      <w:proofErr w:type="spellEnd"/>
-      <w:r>
-        <w:rPr>
-          <w:rStyle w:val="Strong"/>
-          <w:rFonts w:ascii="Arial" w:hAnsi="Arial" w:cs="Arial"/>
-          <w:sz w:val="18"/>
-        </w:rPr>
-        <w:t xml:space="preserve"> Actions</w:t>
-      </w:r>
-      <w:r>
-        <w:rPr>
-          <w:rFonts w:ascii="Arial" w:hAnsi="Arial" w:cs="Arial"/>
-          <w:sz w:val="18"/>
-        </w:rPr>
-        <w:t xml:space="preserve">, </w:t>
-      </w:r>
-      <w:proofErr w:type="spellStart"/>
-      <w:r>
-        <w:rPr>
-          <w:rStyle w:val="Strong"/>
-          <w:rFonts w:ascii="Arial" w:hAnsi="Arial" w:cs="Arial"/>
-          <w:sz w:val="18"/>
-        </w:rPr>
-        <w:t>GitLab</w:t>
-      </w:r>
-      <w:proofErr w:type="spellEnd"/>
-      <w:r>
-        <w:rPr>
-          <w:rStyle w:val="Strong"/>
-          <w:rFonts w:ascii="Arial" w:hAnsi="Arial" w:cs="Arial"/>
-          <w:sz w:val="18"/>
-        </w:rPr>
-        <w:t xml:space="preserve"> CI</w:t>
-      </w:r>
-      <w:r>
-        <w:rPr>
-          <w:rFonts w:ascii="Arial" w:hAnsi="Arial" w:cs="Arial"/>
-          <w:sz w:val="18"/>
-        </w:rPr>
-        <w:t xml:space="preserve">, and </w:t>
-      </w:r>
-      <w:r>
-        <w:rPr>
-          <w:rStyle w:val="Strong"/>
-          <w:rFonts w:ascii="Arial" w:hAnsi="Arial" w:cs="Arial"/>
-          <w:sz w:val="18"/>
-        </w:rPr>
-        <w:t>Jenkins</w:t>
-      </w:r>
-      <w:r>
-        <w:rPr>
-          <w:rFonts w:ascii="Arial" w:hAnsi="Arial" w:cs="Arial"/>
-          <w:sz w:val="18"/>
-        </w:rPr>
-        <w:t>, standardizing build/test/publish workflows.</w:t>
+      </w:pPr>
+      <w:r>
+        <w:t>Worked closely with frontend and QA teams to shape API payloads, validation behavior, and failure semantics, reducing integration ambiguity and making cross-team debugging substantially faster during release cycles.</w:t>
       </w:r>
     </w:p>
     <w:p>
@@ -1960,209 +1075,12 @@
         <w:pStyle w:val="NormalWeb"/>
         <w:numPr>
           <w:ilvl w:val="0"/>
-          <w:numId w:val="25"/>
+          <w:numId w:val="32"/>
         </w:numPr>
         <w:jc w:val="both"/>
-        <w:rPr>
-          <w:rFonts w:ascii="Arial" w:hAnsi="Arial" w:cs="Arial"/>
-          <w:sz w:val="18"/>
-        </w:rPr>
-      </w:pPr>
-      <w:r>
-        <w:rPr>
-          <w:rFonts w:ascii="Arial" w:hAnsi="Arial" w:cs="Arial"/>
-          <w:sz w:val="18"/>
-        </w:rPr>
-        <w:t xml:space="preserve">Improved debugging with </w:t>
-      </w:r>
-      <w:r>
-        <w:rPr>
-          <w:rStyle w:val="Strong"/>
-          <w:rFonts w:ascii="Arial" w:hAnsi="Arial" w:cs="Arial"/>
-          <w:sz w:val="18"/>
-        </w:rPr>
-        <w:t>ELK/EFK</w:t>
-      </w:r>
-      <w:r>
-        <w:rPr>
-          <w:rFonts w:ascii="Arial" w:hAnsi="Arial" w:cs="Arial"/>
-          <w:sz w:val="18"/>
-        </w:rPr>
-        <w:t xml:space="preserve"> and </w:t>
-      </w:r>
-      <w:proofErr w:type="spellStart"/>
-      <w:r>
-        <w:rPr>
-          <w:rStyle w:val="Strong"/>
-          <w:rFonts w:ascii="Arial" w:hAnsi="Arial" w:cs="Arial"/>
-          <w:sz w:val="18"/>
-        </w:rPr>
-        <w:t>CloudWatch</w:t>
-      </w:r>
-      <w:proofErr w:type="spellEnd"/>
-      <w:r>
-        <w:rPr>
-          <w:rFonts w:ascii="Arial" w:hAnsi="Arial" w:cs="Arial"/>
-          <w:sz w:val="18"/>
-        </w:rPr>
-        <w:t xml:space="preserve"> logs, adding correlation IDs across API and worker boundaries.</w:t>
-      </w:r>
-    </w:p>
-    <w:p>
-      <w:pPr>
-        <w:pStyle w:val="NormalWeb"/>
-        <w:numPr>
-          <w:ilvl w:val="0"/>
-          <w:numId w:val="25"/>
-        </w:numPr>
-        <w:jc w:val="both"/>
-        <w:rPr>
-          <w:rFonts w:ascii="Arial" w:hAnsi="Arial" w:cs="Arial"/>
-          <w:sz w:val="18"/>
-        </w:rPr>
-      </w:pPr>
-      <w:r>
-        <w:rPr>
-          <w:rFonts w:ascii="Arial" w:hAnsi="Arial" w:cs="Arial"/>
-          <w:sz w:val="18"/>
-        </w:rPr>
-        <w:t xml:space="preserve">Enforced security with </w:t>
-      </w:r>
-      <w:proofErr w:type="spellStart"/>
-      <w:r>
-        <w:rPr>
-          <w:rStyle w:val="Strong"/>
-          <w:rFonts w:ascii="Arial" w:hAnsi="Arial" w:cs="Arial"/>
-          <w:sz w:val="18"/>
-        </w:rPr>
-        <w:t>Okta</w:t>
-      </w:r>
-      <w:proofErr w:type="spellEnd"/>
-      <w:r>
-        <w:rPr>
-          <w:rStyle w:val="Strong"/>
-          <w:rFonts w:ascii="Arial" w:hAnsi="Arial" w:cs="Arial"/>
-          <w:sz w:val="18"/>
-        </w:rPr>
-        <w:t>/Auth0</w:t>
-      </w:r>
-      <w:r>
-        <w:rPr>
-          <w:rFonts w:ascii="Arial" w:hAnsi="Arial" w:cs="Arial"/>
-          <w:sz w:val="18"/>
-        </w:rPr>
-        <w:t xml:space="preserve"> integrations and </w:t>
-      </w:r>
-      <w:r>
-        <w:rPr>
-          <w:rStyle w:val="Strong"/>
-          <w:rFonts w:ascii="Arial" w:hAnsi="Arial" w:cs="Arial"/>
-          <w:sz w:val="18"/>
-        </w:rPr>
-        <w:t>JWT</w:t>
-      </w:r>
-      <w:r>
-        <w:rPr>
-          <w:rFonts w:ascii="Arial" w:hAnsi="Arial" w:cs="Arial"/>
-          <w:sz w:val="18"/>
-        </w:rPr>
-        <w:t xml:space="preserve"> validation, adding </w:t>
-      </w:r>
-      <w:r>
-        <w:rPr>
-          <w:rStyle w:val="Strong"/>
-          <w:rFonts w:ascii="Arial" w:hAnsi="Arial" w:cs="Arial"/>
-          <w:sz w:val="18"/>
-        </w:rPr>
-        <w:t>rate limiting</w:t>
-      </w:r>
-      <w:r>
-        <w:rPr>
-          <w:rFonts w:ascii="Arial" w:hAnsi="Arial" w:cs="Arial"/>
-          <w:sz w:val="18"/>
-        </w:rPr>
-        <w:t xml:space="preserve"> to protect critical endpoints.</w:t>
-      </w:r>
-    </w:p>
-    <w:p>
-      <w:pPr>
-        <w:pStyle w:val="NormalWeb"/>
-        <w:numPr>
-          <w:ilvl w:val="0"/>
-          <w:numId w:val="25"/>
-        </w:numPr>
-        <w:jc w:val="both"/>
-        <w:rPr>
-          <w:rFonts w:ascii="Arial" w:hAnsi="Arial" w:cs="Arial"/>
-          <w:sz w:val="18"/>
-        </w:rPr>
-      </w:pPr>
-      <w:r>
-        <w:rPr>
-          <w:rFonts w:ascii="Arial" w:hAnsi="Arial" w:cs="Arial"/>
-          <w:sz w:val="18"/>
-        </w:rPr>
-        <w:t xml:space="preserve">Raised code quality through focused automated tests using </w:t>
-      </w:r>
-      <w:r>
-        <w:rPr>
-          <w:rStyle w:val="Strong"/>
-          <w:rFonts w:ascii="Arial" w:hAnsi="Arial" w:cs="Arial"/>
-          <w:sz w:val="18"/>
-        </w:rPr>
-        <w:t>Jest</w:t>
-      </w:r>
-      <w:r>
-        <w:rPr>
-          <w:rFonts w:ascii="Arial" w:hAnsi="Arial" w:cs="Arial"/>
-          <w:sz w:val="18"/>
-        </w:rPr>
-        <w:t xml:space="preserve">, </w:t>
-      </w:r>
-      <w:r>
-        <w:rPr>
-          <w:rStyle w:val="Strong"/>
-          <w:rFonts w:ascii="Arial" w:hAnsi="Arial" w:cs="Arial"/>
-          <w:sz w:val="18"/>
-        </w:rPr>
-        <w:t>Mocha</w:t>
-      </w:r>
-      <w:r>
-        <w:rPr>
-          <w:rFonts w:ascii="Arial" w:hAnsi="Arial" w:cs="Arial"/>
-          <w:sz w:val="18"/>
-        </w:rPr>
-        <w:t xml:space="preserve">, and </w:t>
-      </w:r>
-      <w:r>
-        <w:rPr>
-          <w:rStyle w:val="Strong"/>
-          <w:rFonts w:ascii="Arial" w:hAnsi="Arial" w:cs="Arial"/>
-          <w:sz w:val="18"/>
-        </w:rPr>
-        <w:t>Chai</w:t>
-      </w:r>
-      <w:r>
-        <w:rPr>
-          <w:rFonts w:ascii="Arial" w:hAnsi="Arial" w:cs="Arial"/>
-          <w:sz w:val="18"/>
-        </w:rPr>
-        <w:t xml:space="preserve">, and added </w:t>
-      </w:r>
-      <w:r>
-        <w:rPr>
-          <w:rStyle w:val="Strong"/>
-          <w:rFonts w:ascii="Arial" w:hAnsi="Arial" w:cs="Arial"/>
-          <w:sz w:val="18"/>
-        </w:rPr>
-        <w:t>Pact-style</w:t>
-      </w:r>
-      <w:r>
-        <w:rPr>
-          <w:rFonts w:ascii="Arial" w:hAnsi="Arial" w:cs="Arial"/>
-          <w:sz w:val="18"/>
-        </w:rPr>
-        <w:t xml:space="preserve"> contract checks for integration safety.</w:t>
+      </w:pPr>
+      <w:r>
+        <w:t>Delivered new product features such as approval flows, notification engines, and export services while keeping existing contracts backward compatible for active client tenants and internal admin tools.</w:t>
       </w:r>
     </w:p>
     <w:p>
@@ -2194,35 +1112,39 @@
         <w:pStyle w:val="NormalWeb"/>
         <w:numPr>
           <w:ilvl w:val="0"/>
-          <w:numId w:val="26"/>
+          <w:numId w:val="35"/>
         </w:numPr>
         <w:jc w:val="both"/>
-        <w:rPr>
-          <w:rFonts w:ascii="Arial" w:hAnsi="Arial" w:cs="Arial"/>
-          <w:sz w:val="18"/>
-        </w:rPr>
-      </w:pPr>
-      <w:r>
-        <w:rPr>
-          <w:rFonts w:ascii="Arial" w:hAnsi="Arial" w:cs="Arial"/>
-          <w:sz w:val="18"/>
-        </w:rPr>
-        <w:t xml:space="preserve">Built reliable backend services in </w:t>
+      </w:pPr>
+      <w:r>
+        <w:t xml:space="preserve">Built backend systems with </w:t>
       </w:r>
       <w:r>
         <w:rPr>
           <w:rStyle w:val="Strong"/>
-          <w:rFonts w:ascii="Arial" w:hAnsi="Arial" w:cs="Arial"/>
-          <w:sz w:val="18"/>
-        </w:rPr>
-        <w:t>Node.js</w:t>
-      </w:r>
-      <w:r>
-        <w:rPr>
-          <w:rFonts w:ascii="Arial" w:hAnsi="Arial" w:cs="Arial"/>
-          <w:sz w:val="18"/>
-        </w:rPr>
-        <w:t xml:space="preserve"> with stable API contracts, strict request validation, and predictable error semantics.</w:t>
+        </w:rPr>
+        <w:t>Node.js v8–12</w:t>
+      </w:r>
+      <w:r>
+        <w:t xml:space="preserve">, </w:t>
+      </w:r>
+      <w:r>
+        <w:rPr>
+          <w:rStyle w:val="Strong"/>
+        </w:rPr>
+        <w:t>Express.js</w:t>
+      </w:r>
+      <w:r>
+        <w:t xml:space="preserve">, and </w:t>
+      </w:r>
+      <w:r>
+        <w:rPr>
+          <w:rStyle w:val="Strong"/>
+        </w:rPr>
+        <w:t>PostgreSQL</w:t>
+      </w:r>
+      <w:r>
+        <w:t xml:space="preserve"> for digital products and internal platforms, delivering APIs, partner integrations, authentication flows, and operational features for growing product environments.</w:t>
       </w:r>
     </w:p>
     <w:p>
@@ -2230,67 +1152,12 @@
         <w:pStyle w:val="NormalWeb"/>
         <w:numPr>
           <w:ilvl w:val="0"/>
-          <w:numId w:val="26"/>
+          <w:numId w:val="35"/>
         </w:numPr>
         <w:jc w:val="both"/>
-        <w:rPr>
-          <w:rFonts w:ascii="Arial" w:hAnsi="Arial" w:cs="Arial"/>
-          <w:sz w:val="18"/>
-        </w:rPr>
-      </w:pPr>
-      <w:r>
-        <w:rPr>
-          <w:rFonts w:ascii="Arial" w:hAnsi="Arial" w:cs="Arial"/>
-          <w:sz w:val="18"/>
-        </w:rPr>
-        <w:t xml:space="preserve">Implemented asynchronous workloads using </w:t>
-      </w:r>
-      <w:proofErr w:type="spellStart"/>
-      <w:r>
-        <w:rPr>
-          <w:rStyle w:val="Strong"/>
-          <w:rFonts w:ascii="Arial" w:hAnsi="Arial" w:cs="Arial"/>
-          <w:sz w:val="18"/>
-        </w:rPr>
-        <w:t>RabbitMQ</w:t>
-      </w:r>
-      <w:proofErr w:type="spellEnd"/>
-      <w:r>
-        <w:rPr>
-          <w:rFonts w:ascii="Arial" w:hAnsi="Arial" w:cs="Arial"/>
-          <w:sz w:val="18"/>
-        </w:rPr>
-        <w:t xml:space="preserve"> and </w:t>
-      </w:r>
-      <w:r>
-        <w:rPr>
-          <w:rStyle w:val="Strong"/>
-          <w:rFonts w:ascii="Arial" w:hAnsi="Arial" w:cs="Arial"/>
-          <w:sz w:val="18"/>
-        </w:rPr>
-        <w:t>Kafka</w:t>
-      </w:r>
-      <w:r>
-        <w:rPr>
-          <w:rFonts w:ascii="Arial" w:hAnsi="Arial" w:cs="Arial"/>
-          <w:sz w:val="18"/>
-        </w:rPr>
-        <w:t xml:space="preserve">, adding </w:t>
-      </w:r>
-      <w:r>
-        <w:rPr>
-          <w:rStyle w:val="Strong"/>
-          <w:rFonts w:ascii="Arial" w:hAnsi="Arial" w:cs="Arial"/>
-          <w:sz w:val="18"/>
-        </w:rPr>
-        <w:t>DLQ</w:t>
-      </w:r>
-      <w:r>
-        <w:rPr>
-          <w:rFonts w:ascii="Arial" w:hAnsi="Arial" w:cs="Arial"/>
-          <w:sz w:val="18"/>
-        </w:rPr>
-        <w:t xml:space="preserve"> patterns and replay tooling to handle spikes safely.</w:t>
+      </w:pPr>
+      <w:r>
+        <w:t>Designed REST endpoints with clearer resource boundaries and payload validation, which improved maintainability and reduced client-side workarounds that had accumulated from inconsistent earlier service behavior.</w:t>
       </w:r>
     </w:p>
     <w:p>
@@ -2298,52 +1165,33 @@
         <w:pStyle w:val="NormalWeb"/>
         <w:numPr>
           <w:ilvl w:val="0"/>
-          <w:numId w:val="26"/>
+          <w:numId w:val="35"/>
         </w:numPr>
         <w:jc w:val="both"/>
-        <w:rPr>
-          <w:rFonts w:ascii="Arial" w:hAnsi="Arial" w:cs="Arial"/>
-          <w:sz w:val="18"/>
-        </w:rPr>
-      </w:pPr>
-      <w:r>
-        <w:rPr>
-          <w:rFonts w:ascii="Arial" w:hAnsi="Arial" w:cs="Arial"/>
-          <w:sz w:val="18"/>
-        </w:rPr>
-        <w:t xml:space="preserve">Optimized data access for operational endpoints in </w:t>
+      </w:pPr>
+      <w:r>
+        <w:lastRenderedPageBreak/>
+        <w:t xml:space="preserve">Improved throughput on high-traffic endpoints by introducing selective </w:t>
       </w:r>
       <w:proofErr w:type="spellStart"/>
       <w:r>
         <w:rPr>
           <w:rStyle w:val="Strong"/>
-          <w:rFonts w:ascii="Arial" w:hAnsi="Arial" w:cs="Arial"/>
-          <w:sz w:val="18"/>
-        </w:rPr>
-        <w:t>PostgreSQL</w:t>
+        </w:rPr>
+        <w:t>Redis</w:t>
       </w:r>
       <w:proofErr w:type="spellEnd"/>
       <w:r>
-        <w:rPr>
-          <w:rFonts w:ascii="Arial" w:hAnsi="Arial" w:cs="Arial"/>
-          <w:sz w:val="18"/>
-        </w:rPr>
-        <w:t xml:space="preserve"> and </w:t>
+        <w:t xml:space="preserve"> caching and smarter invalidation rules, increasing cache-hit effectiveness and reducing repeated database reads by </w:t>
       </w:r>
       <w:r>
         <w:rPr>
           <w:rStyle w:val="Strong"/>
-          <w:rFonts w:ascii="Arial" w:hAnsi="Arial" w:cs="Arial"/>
-          <w:sz w:val="18"/>
-        </w:rPr>
-        <w:t>SQL Server</w:t>
-      </w:r>
-      <w:r>
-        <w:rPr>
-          <w:rFonts w:ascii="Arial" w:hAnsi="Arial" w:cs="Arial"/>
-          <w:sz w:val="18"/>
-        </w:rPr>
-        <w:t>, improving query plans and indexing for consistent performance.</w:t>
+        </w:rPr>
+        <w:t>29%</w:t>
+      </w:r>
+      <w:r>
+        <w:t xml:space="preserve"> without exposing stale critical data.</w:t>
       </w:r>
     </w:p>
     <w:p>
@@ -2351,39 +1199,20 @@
         <w:pStyle w:val="NormalWeb"/>
         <w:numPr>
           <w:ilvl w:val="0"/>
-          <w:numId w:val="26"/>
+          <w:numId w:val="35"/>
         </w:numPr>
         <w:jc w:val="both"/>
-        <w:rPr>
-          <w:rFonts w:ascii="Arial" w:hAnsi="Arial" w:cs="Arial"/>
-          <w:sz w:val="18"/>
-        </w:rPr>
-      </w:pPr>
-      <w:r>
-        <w:rPr>
-          <w:rFonts w:ascii="Arial" w:hAnsi="Arial" w:cs="Arial"/>
-          <w:sz w:val="18"/>
-        </w:rPr>
-        <w:t xml:space="preserve">Added caching strategies using </w:t>
+      </w:pPr>
+      <w:r>
+        <w:t xml:space="preserve">Resolved an issue where </w:t>
       </w:r>
       <w:proofErr w:type="spellStart"/>
-      <w:proofErr w:type="gramStart"/>
-      <w:r>
-        <w:rPr>
-          <w:rStyle w:val="Strong"/>
-          <w:rFonts w:ascii="Arial" w:hAnsi="Arial" w:cs="Arial"/>
-          <w:sz w:val="18"/>
-        </w:rPr>
-        <w:t>Redis</w:t>
+      <w:r>
+        <w:t>timezone</w:t>
       </w:r>
       <w:proofErr w:type="spellEnd"/>
-      <w:proofErr w:type="gramEnd"/>
-      <w:r>
-        <w:rPr>
-          <w:rFonts w:ascii="Arial" w:hAnsi="Arial" w:cs="Arial"/>
-          <w:sz w:val="18"/>
-        </w:rPr>
-        <w:t xml:space="preserve"> to reduce database load and stabilize high-read paths under peak usage.</w:t>
+      <w:r>
+        <w:t xml:space="preserve"> mismatches caused incorrect scheduling and reporting values by normalizing UTC handling across API input, persistence logic, and response formatting consumed by frontend clients.</w:t>
       </w:r>
     </w:p>
     <w:p>
@@ -2391,80 +1220,12 @@
         <w:pStyle w:val="NormalWeb"/>
         <w:numPr>
           <w:ilvl w:val="0"/>
-          <w:numId w:val="26"/>
+          <w:numId w:val="35"/>
         </w:numPr>
         <w:jc w:val="both"/>
-        <w:rPr>
-          <w:rFonts w:ascii="Arial" w:hAnsi="Arial" w:cs="Arial"/>
-          <w:sz w:val="18"/>
-        </w:rPr>
-      </w:pPr>
-      <w:r>
-        <w:rPr>
-          <w:rFonts w:ascii="Arial" w:hAnsi="Arial" w:cs="Arial"/>
-          <w:sz w:val="18"/>
-        </w:rPr>
-        <w:t xml:space="preserve">Integrated AWS services including </w:t>
-      </w:r>
-      <w:r>
-        <w:rPr>
-          <w:rStyle w:val="Strong"/>
-          <w:rFonts w:ascii="Arial" w:hAnsi="Arial" w:cs="Arial"/>
-          <w:sz w:val="18"/>
-        </w:rPr>
-        <w:t>S3</w:t>
-      </w:r>
-      <w:r>
-        <w:rPr>
-          <w:rFonts w:ascii="Arial" w:hAnsi="Arial" w:cs="Arial"/>
-          <w:sz w:val="18"/>
-        </w:rPr>
-        <w:t xml:space="preserve">, </w:t>
-      </w:r>
-      <w:r>
-        <w:rPr>
-          <w:rStyle w:val="Strong"/>
-          <w:rFonts w:ascii="Arial" w:hAnsi="Arial" w:cs="Arial"/>
-          <w:sz w:val="18"/>
-        </w:rPr>
-        <w:t>RDS</w:t>
-      </w:r>
-      <w:r>
-        <w:rPr>
-          <w:rFonts w:ascii="Arial" w:hAnsi="Arial" w:cs="Arial"/>
-          <w:sz w:val="18"/>
-        </w:rPr>
-        <w:t xml:space="preserve">, and </w:t>
-      </w:r>
-      <w:r>
-        <w:rPr>
-          <w:rStyle w:val="Strong"/>
-          <w:rFonts w:ascii="Arial" w:hAnsi="Arial" w:cs="Arial"/>
-          <w:sz w:val="18"/>
-        </w:rPr>
-        <w:t>API Gateway</w:t>
-      </w:r>
-      <w:r>
-        <w:rPr>
-          <w:rFonts w:ascii="Arial" w:hAnsi="Arial" w:cs="Arial"/>
-          <w:sz w:val="18"/>
-        </w:rPr>
-        <w:t xml:space="preserve">, keeping access scoped with least-privilege </w:t>
-      </w:r>
-      <w:r>
-        <w:rPr>
-          <w:rStyle w:val="Strong"/>
-          <w:rFonts w:ascii="Arial" w:hAnsi="Arial" w:cs="Arial"/>
-          <w:sz w:val="18"/>
-        </w:rPr>
-        <w:t>IAM</w:t>
-      </w:r>
-      <w:r>
-        <w:rPr>
-          <w:rFonts w:ascii="Arial" w:hAnsi="Arial" w:cs="Arial"/>
-          <w:sz w:val="18"/>
-        </w:rPr>
-        <w:t xml:space="preserve"> controls.</w:t>
+      </w:pPr>
+      <w:r>
+        <w:t>Implemented asynchronous email, export, and notification jobs using queue-based workers so synchronous requests stayed responsive even when downstream providers or document generation paths slowed unexpectedly.</w:t>
       </w:r>
     </w:p>
     <w:p>
@@ -2472,37 +1233,59 @@
         <w:pStyle w:val="NormalWeb"/>
         <w:numPr>
           <w:ilvl w:val="0"/>
-          <w:numId w:val="26"/>
+          <w:numId w:val="35"/>
         </w:numPr>
         <w:jc w:val="both"/>
-        <w:rPr>
-          <w:rFonts w:ascii="Arial" w:hAnsi="Arial" w:cs="Arial"/>
-          <w:sz w:val="18"/>
-        </w:rPr>
-      </w:pPr>
-      <w:r>
-        <w:rPr>
-          <w:rFonts w:ascii="Arial" w:hAnsi="Arial" w:cs="Arial"/>
-          <w:sz w:val="18"/>
-        </w:rPr>
-        <w:t xml:space="preserve">Introduced search indexing using </w:t>
+      </w:pPr>
+      <w:r>
+        <w:t xml:space="preserve">Contributed to early </w:t>
+      </w:r>
+      <w:r>
+        <w:rPr>
+          <w:rStyle w:val="Strong"/>
+        </w:rPr>
+        <w:t>AWS</w:t>
+      </w:r>
+      <w:r>
+        <w:t xml:space="preserve"> deployment workflows using </w:t>
+      </w:r>
+      <w:r>
+        <w:rPr>
+          <w:rStyle w:val="Strong"/>
+        </w:rPr>
+        <w:t>EC2</w:t>
+      </w:r>
+      <w:r>
+        <w:t xml:space="preserve">, </w:t>
+      </w:r>
+      <w:r>
+        <w:rPr>
+          <w:rStyle w:val="Strong"/>
+        </w:rPr>
+        <w:t>RDS</w:t>
+      </w:r>
+      <w:r>
+        <w:t xml:space="preserve">, </w:t>
+      </w:r>
+      <w:r>
+        <w:rPr>
+          <w:rStyle w:val="Strong"/>
+        </w:rPr>
+        <w:t>S3</w:t>
+      </w:r>
+      <w:r>
+        <w:t xml:space="preserve">, and </w:t>
       </w:r>
       <w:proofErr w:type="spellStart"/>
       <w:r>
         <w:rPr>
           <w:rStyle w:val="Strong"/>
-          <w:rFonts w:ascii="Arial" w:hAnsi="Arial" w:cs="Arial"/>
-          <w:sz w:val="18"/>
-        </w:rPr>
-        <w:t>Elasticsearch</w:t>
+        </w:rPr>
+        <w:t>CloudWatch</w:t>
       </w:r>
       <w:proofErr w:type="spellEnd"/>
       <w:r>
-        <w:rPr>
-          <w:rFonts w:ascii="Arial" w:hAnsi="Arial" w:cs="Arial"/>
-          <w:sz w:val="18"/>
-        </w:rPr>
-        <w:t xml:space="preserve"> to enable fast lookups without degrading transactional workloads.</w:t>
+        <w:t>, helping backend releases become more repeatable and improving visibility into runtime failures and infrastructure-related anomalies.</w:t>
       </w:r>
     </w:p>
     <w:p>
@@ -2510,53 +1293,12 @@
         <w:pStyle w:val="NormalWeb"/>
         <w:numPr>
           <w:ilvl w:val="0"/>
-          <w:numId w:val="26"/>
+          <w:numId w:val="35"/>
         </w:numPr>
         <w:jc w:val="both"/>
-        <w:rPr>
-          <w:rFonts w:ascii="Arial" w:hAnsi="Arial" w:cs="Arial"/>
-          <w:sz w:val="18"/>
-        </w:rPr>
-      </w:pPr>
-      <w:r>
-        <w:rPr>
-          <w:rFonts w:ascii="Arial" w:hAnsi="Arial" w:cs="Arial"/>
-          <w:sz w:val="18"/>
-        </w:rPr>
-        <w:t xml:space="preserve">Containerized services with </w:t>
-      </w:r>
-      <w:proofErr w:type="spellStart"/>
-      <w:r>
-        <w:rPr>
-          <w:rStyle w:val="Strong"/>
-          <w:rFonts w:ascii="Arial" w:hAnsi="Arial" w:cs="Arial"/>
-          <w:sz w:val="18"/>
-        </w:rPr>
-        <w:t>Docker</w:t>
-      </w:r>
-      <w:proofErr w:type="spellEnd"/>
-      <w:r>
-        <w:rPr>
-          <w:rFonts w:ascii="Arial" w:hAnsi="Arial" w:cs="Arial"/>
-          <w:sz w:val="18"/>
-        </w:rPr>
-        <w:t xml:space="preserve"> and supported </w:t>
-      </w:r>
-      <w:proofErr w:type="spellStart"/>
-      <w:r>
-        <w:rPr>
-          <w:rFonts w:ascii="Arial" w:hAnsi="Arial" w:cs="Arial"/>
-          <w:sz w:val="18"/>
-        </w:rPr>
-        <w:t>Kubernetes</w:t>
-      </w:r>
-      <w:proofErr w:type="spellEnd"/>
-      <w:r>
-        <w:rPr>
-          <w:rFonts w:ascii="Arial" w:hAnsi="Arial" w:cs="Arial"/>
-          <w:sz w:val="18"/>
-        </w:rPr>
-        <w:t xml:space="preserve"> adoption patterns for consistent deployments across environments.</w:t>
+      </w:pPr>
+      <w:r>
+        <w:t>Refactored older route handlers into more reusable service modules, which reduced duplication, simplified unit testing, and made it easier to extend business logic for new customer-facing workflows.</w:t>
       </w:r>
     </w:p>
     <w:p>
@@ -2564,52 +1306,12 @@
         <w:pStyle w:val="NormalWeb"/>
         <w:numPr>
           <w:ilvl w:val="0"/>
-          <w:numId w:val="26"/>
+          <w:numId w:val="35"/>
         </w:numPr>
         <w:jc w:val="both"/>
-        <w:rPr>
-          <w:rFonts w:ascii="Arial" w:hAnsi="Arial" w:cs="Arial"/>
-          <w:sz w:val="18"/>
-        </w:rPr>
-      </w:pPr>
-      <w:r>
-        <w:rPr>
-          <w:rFonts w:ascii="Arial" w:hAnsi="Arial" w:cs="Arial"/>
-          <w:sz w:val="18"/>
-        </w:rPr>
-        <w:t xml:space="preserve">Improved monitoring with </w:t>
-      </w:r>
-      <w:r>
-        <w:rPr>
-          <w:rStyle w:val="Strong"/>
-          <w:rFonts w:ascii="Arial" w:hAnsi="Arial" w:cs="Arial"/>
-          <w:sz w:val="18"/>
-        </w:rPr>
-        <w:t>Prometheus</w:t>
-      </w:r>
-      <w:r>
-        <w:rPr>
-          <w:rFonts w:ascii="Arial" w:hAnsi="Arial" w:cs="Arial"/>
-          <w:sz w:val="18"/>
-        </w:rPr>
-        <w:t xml:space="preserve">, </w:t>
-      </w:r>
-      <w:proofErr w:type="spellStart"/>
-      <w:r>
-        <w:rPr>
-          <w:rStyle w:val="Strong"/>
-          <w:rFonts w:ascii="Arial" w:hAnsi="Arial" w:cs="Arial"/>
-          <w:sz w:val="18"/>
-        </w:rPr>
-        <w:t>Grafana</w:t>
-      </w:r>
-      <w:proofErr w:type="spellEnd"/>
-      <w:r>
-        <w:rPr>
-          <w:rFonts w:ascii="Arial" w:hAnsi="Arial" w:cs="Arial"/>
-          <w:sz w:val="18"/>
-        </w:rPr>
-        <w:t>, and structured logging, making incident triage faster and more actionable.</w:t>
+      </w:pPr>
+      <w:r>
+        <w:t>Worked through several integration bugs caused by partial third-party failures by adding timeout handling, retry controls, and fallback logging, which reduced silent processing gaps and improved support traceability.</w:t>
       </w:r>
     </w:p>
     <w:p>
@@ -2617,50 +1319,12 @@
         <w:pStyle w:val="NormalWeb"/>
         <w:numPr>
           <w:ilvl w:val="0"/>
-          <w:numId w:val="26"/>
+          <w:numId w:val="35"/>
         </w:numPr>
         <w:jc w:val="both"/>
-        <w:rPr>
-          <w:rFonts w:ascii="Arial" w:hAnsi="Arial" w:cs="Arial"/>
-          <w:sz w:val="18"/>
-        </w:rPr>
-      </w:pPr>
-      <w:r>
-        <w:rPr>
-          <w:rFonts w:ascii="Arial" w:hAnsi="Arial" w:cs="Arial"/>
-          <w:sz w:val="18"/>
-        </w:rPr>
-        <w:t xml:space="preserve">Strengthened API reliability with contract-style checks and CI enforcement using </w:t>
-      </w:r>
-      <w:r>
-        <w:rPr>
-          <w:rStyle w:val="Strong"/>
-          <w:rFonts w:ascii="Arial" w:hAnsi="Arial" w:cs="Arial"/>
-          <w:sz w:val="18"/>
-        </w:rPr>
-        <w:t>Jenkins</w:t>
-      </w:r>
-      <w:r>
-        <w:rPr>
-          <w:rFonts w:ascii="Arial" w:hAnsi="Arial" w:cs="Arial"/>
-          <w:sz w:val="18"/>
-        </w:rPr>
-        <w:t xml:space="preserve"> and early </w:t>
-      </w:r>
-      <w:r>
-        <w:rPr>
-          <w:rStyle w:val="Strong"/>
-          <w:rFonts w:ascii="Arial" w:hAnsi="Arial" w:cs="Arial"/>
-          <w:sz w:val="18"/>
-        </w:rPr>
-        <w:t>Pact-style</w:t>
-      </w:r>
-      <w:r>
-        <w:rPr>
-          <w:rFonts w:ascii="Arial" w:hAnsi="Arial" w:cs="Arial"/>
-          <w:sz w:val="18"/>
-        </w:rPr>
-        <w:t xml:space="preserve"> tests to prevent breaking changes.</w:t>
+      </w:pPr>
+      <w:r>
+        <w:t>Supported security improvements including token validation, permission checks, and safer secret handling so internal admin endpoints and customer data workflows met stronger backend protection expectations.</w:t>
       </w:r>
     </w:p>
     <w:p>
@@ -2668,65 +1332,12 @@
         <w:pStyle w:val="NormalWeb"/>
         <w:numPr>
           <w:ilvl w:val="0"/>
-          <w:numId w:val="26"/>
+          <w:numId w:val="35"/>
         </w:numPr>
         <w:jc w:val="both"/>
-        <w:rPr>
-          <w:rFonts w:ascii="Arial" w:hAnsi="Arial" w:cs="Arial"/>
-          <w:sz w:val="18"/>
-        </w:rPr>
-      </w:pPr>
-      <w:r>
-        <w:rPr>
-          <w:rFonts w:ascii="Arial" w:hAnsi="Arial" w:cs="Arial"/>
-          <w:sz w:val="18"/>
-        </w:rPr>
-        <w:t xml:space="preserve">Implemented security controls using </w:t>
-      </w:r>
-      <w:r>
-        <w:rPr>
-          <w:rStyle w:val="Strong"/>
-          <w:rFonts w:ascii="Arial" w:hAnsi="Arial" w:cs="Arial"/>
-          <w:sz w:val="18"/>
-        </w:rPr>
-        <w:t>OAuth2</w:t>
-      </w:r>
-      <w:r>
-        <w:rPr>
-          <w:rFonts w:ascii="Arial" w:hAnsi="Arial" w:cs="Arial"/>
-          <w:sz w:val="18"/>
-        </w:rPr>
-        <w:t xml:space="preserve"> and </w:t>
-      </w:r>
-      <w:r>
-        <w:rPr>
-          <w:rStyle w:val="Strong"/>
-          <w:rFonts w:ascii="Arial" w:hAnsi="Arial" w:cs="Arial"/>
-          <w:sz w:val="18"/>
-        </w:rPr>
-        <w:t>JWT</w:t>
-      </w:r>
-      <w:r>
-        <w:rPr>
-          <w:rFonts w:ascii="Arial" w:hAnsi="Arial" w:cs="Arial"/>
-          <w:sz w:val="18"/>
-        </w:rPr>
-        <w:t xml:space="preserve">, enforcing </w:t>
-      </w:r>
-      <w:r>
-        <w:rPr>
-          <w:rStyle w:val="Strong"/>
-          <w:rFonts w:ascii="Arial" w:hAnsi="Arial" w:cs="Arial"/>
-          <w:sz w:val="18"/>
-        </w:rPr>
-        <w:t>RBAC</w:t>
-      </w:r>
-      <w:r>
-        <w:rPr>
-          <w:rFonts w:ascii="Arial" w:hAnsi="Arial" w:cs="Arial"/>
-          <w:sz w:val="18"/>
-        </w:rPr>
-        <w:t xml:space="preserve"> at API boundaries and service layers.</w:t>
+      </w:pPr>
+      <w:r>
+        <w:t>Collaborated across product and UI teams to introduce new backend capabilities for dashboards, search, and account workflows while keeping delivery practical within legacy constraints and active release demands.</w:t>
       </w:r>
     </w:p>
     <w:p>
@@ -2734,20 +1345,12 @@
         <w:pStyle w:val="NormalWeb"/>
         <w:numPr>
           <w:ilvl w:val="0"/>
-          <w:numId w:val="26"/>
+          <w:numId w:val="35"/>
         </w:numPr>
         <w:jc w:val="both"/>
-        <w:rPr>
-          <w:rFonts w:ascii="Arial" w:hAnsi="Arial" w:cs="Arial"/>
-          <w:sz w:val="18"/>
-        </w:rPr>
-      </w:pPr>
-      <w:r>
-        <w:rPr>
-          <w:rFonts w:ascii="Arial" w:hAnsi="Arial" w:cs="Arial"/>
-          <w:sz w:val="18"/>
-        </w:rPr>
-        <w:t>Collaborated cross-functionally to ship incremental releases using safe rollout practices that reduced blast radius during high-impact changes.</w:t>
+      </w:pPr>
+      <w:r>
+        <w:t>Improved release confidence by standardizing environment setup, deployment scripts, and log inspection routines, helping the team reduce avoidable hotfixes and shorten backend issue recovery during production support.</w:t>
       </w:r>
     </w:p>
     <w:p>
@@ -2792,35 +1395,39 @@
         <w:pStyle w:val="NormalWeb"/>
         <w:numPr>
           <w:ilvl w:val="0"/>
-          <w:numId w:val="27"/>
+          <w:numId w:val="34"/>
         </w:numPr>
         <w:jc w:val="both"/>
-        <w:rPr>
-          <w:rFonts w:ascii="Arial" w:hAnsi="Arial" w:cs="Arial"/>
-          <w:sz w:val="18"/>
-        </w:rPr>
-      </w:pPr>
-      <w:r>
-        <w:rPr>
-          <w:rFonts w:ascii="Arial" w:hAnsi="Arial" w:cs="Arial"/>
-          <w:sz w:val="18"/>
-        </w:rPr>
-        <w:t xml:space="preserve">Developed backend APIs in </w:t>
+      </w:pPr>
+      <w:r>
+        <w:t xml:space="preserve">Developed backend features with </w:t>
       </w:r>
       <w:r>
         <w:rPr>
           <w:rStyle w:val="Strong"/>
-          <w:rFonts w:ascii="Arial" w:hAnsi="Arial" w:cs="Arial"/>
-          <w:sz w:val="18"/>
-        </w:rPr>
-        <w:t>Node.js</w:t>
-      </w:r>
-      <w:r>
-        <w:rPr>
-          <w:rFonts w:ascii="Arial" w:hAnsi="Arial" w:cs="Arial"/>
-          <w:sz w:val="18"/>
-        </w:rPr>
-        <w:t xml:space="preserve"> with clear validation and maintainable service boundaries aligned to real workflow needs.</w:t>
+        </w:rPr>
+        <w:t>Node.js v0.12–6</w:t>
+      </w:r>
+      <w:r>
+        <w:t xml:space="preserve">, JavaScript, </w:t>
+      </w:r>
+      <w:r>
+        <w:rPr>
+          <w:rStyle w:val="Strong"/>
+        </w:rPr>
+        <w:t>Express.js</w:t>
+      </w:r>
+      <w:r>
+        <w:t xml:space="preserve">, and SQL databases for custom </w:t>
+      </w:r>
+      <w:r>
+        <w:rPr>
+          <w:rStyle w:val="Strong"/>
+        </w:rPr>
+        <w:t>digital product and consultancy</w:t>
+      </w:r>
+      <w:r>
+        <w:t xml:space="preserve"> engagements, focusing on API development, admin workflows, integrations, and server-side business logic.</w:t>
       </w:r>
     </w:p>
     <w:p>
@@ -2828,52 +1435,12 @@
         <w:pStyle w:val="NormalWeb"/>
         <w:numPr>
           <w:ilvl w:val="0"/>
-          <w:numId w:val="27"/>
+          <w:numId w:val="34"/>
         </w:numPr>
         <w:jc w:val="both"/>
-        <w:rPr>
-          <w:rFonts w:ascii="Arial" w:hAnsi="Arial" w:cs="Arial"/>
-          <w:sz w:val="18"/>
-        </w:rPr>
-      </w:pPr>
-      <w:r>
-        <w:rPr>
-          <w:rFonts w:ascii="Arial" w:hAnsi="Arial" w:cs="Arial"/>
-          <w:sz w:val="18"/>
-        </w:rPr>
-        <w:t xml:space="preserve">Built database-backed features using </w:t>
-      </w:r>
-      <w:r>
-        <w:rPr>
-          <w:rStyle w:val="Strong"/>
-          <w:rFonts w:ascii="Arial" w:hAnsi="Arial" w:cs="Arial"/>
-          <w:sz w:val="18"/>
-        </w:rPr>
-        <w:t>MySQL</w:t>
-      </w:r>
-      <w:r>
-        <w:rPr>
-          <w:rFonts w:ascii="Arial" w:hAnsi="Arial" w:cs="Arial"/>
-          <w:sz w:val="18"/>
-        </w:rPr>
-        <w:t xml:space="preserve"> and </w:t>
-      </w:r>
-      <w:proofErr w:type="spellStart"/>
-      <w:r>
-        <w:rPr>
-          <w:rStyle w:val="Strong"/>
-          <w:rFonts w:ascii="Arial" w:hAnsi="Arial" w:cs="Arial"/>
-          <w:sz w:val="18"/>
-        </w:rPr>
-        <w:t>PostgreSQL</w:t>
-      </w:r>
-      <w:proofErr w:type="spellEnd"/>
-      <w:r>
-        <w:rPr>
-          <w:rFonts w:ascii="Arial" w:hAnsi="Arial" w:cs="Arial"/>
-          <w:sz w:val="18"/>
-        </w:rPr>
-        <w:t>, applying transactions and indexing to protect data integrity.</w:t>
+      </w:pPr>
+      <w:r>
+        <w:t>Built and maintained RESTful services for form handling, account management, and operational tooling, establishing practical patterns for validation, routing, and persistence in projects that were still maturing technically.</w:t>
       </w:r>
     </w:p>
     <w:p>
@@ -2881,20 +1448,21 @@
         <w:pStyle w:val="NormalWeb"/>
         <w:numPr>
           <w:ilvl w:val="0"/>
-          <w:numId w:val="27"/>
+          <w:numId w:val="34"/>
         </w:numPr>
         <w:jc w:val="both"/>
-        <w:rPr>
-          <w:rFonts w:ascii="Arial" w:hAnsi="Arial" w:cs="Arial"/>
-          <w:sz w:val="18"/>
-        </w:rPr>
-      </w:pPr>
-      <w:r>
-        <w:rPr>
-          <w:rFonts w:ascii="Arial" w:hAnsi="Arial" w:cs="Arial"/>
-          <w:sz w:val="18"/>
-        </w:rPr>
-        <w:t>Implemented background job processing and scheduled workflows to support long-running tasks and operational backfills.</w:t>
+      </w:pPr>
+      <w:r>
+        <w:t xml:space="preserve">Improved SQL-heavy endpoints through query cleanup and indexing collaboration, reducing page load bottlenecks by </w:t>
+      </w:r>
+      <w:r>
+        <w:rPr>
+          <w:rStyle w:val="Strong"/>
+        </w:rPr>
+        <w:t>24%</w:t>
+      </w:r>
+      <w:r>
+        <w:t xml:space="preserve"> and helping project teams handle larger operational datasets without major rewrites.</w:t>
       </w:r>
     </w:p>
     <w:p>
@@ -2902,35 +1470,12 @@
         <w:pStyle w:val="NormalWeb"/>
         <w:numPr>
           <w:ilvl w:val="0"/>
-          <w:numId w:val="27"/>
+          <w:numId w:val="34"/>
         </w:numPr>
         <w:jc w:val="both"/>
-        <w:rPr>
-          <w:rFonts w:ascii="Arial" w:hAnsi="Arial" w:cs="Arial"/>
-          <w:sz w:val="18"/>
-        </w:rPr>
-      </w:pPr>
-      <w:r>
-        <w:rPr>
-          <w:rFonts w:ascii="Arial" w:hAnsi="Arial" w:cs="Arial"/>
-          <w:sz w:val="18"/>
-        </w:rPr>
-        <w:t xml:space="preserve">Supported CI automation with </w:t>
-      </w:r>
-      <w:r>
-        <w:rPr>
-          <w:rStyle w:val="Strong"/>
-          <w:rFonts w:ascii="Arial" w:hAnsi="Arial" w:cs="Arial"/>
-          <w:sz w:val="18"/>
-        </w:rPr>
-        <w:t>Jenkins</w:t>
-      </w:r>
-      <w:r>
-        <w:rPr>
-          <w:rFonts w:ascii="Arial" w:hAnsi="Arial" w:cs="Arial"/>
-          <w:sz w:val="18"/>
-        </w:rPr>
-        <w:t>, standardizing build steps and reducing environment-specific deployment failures.</w:t>
+      </w:pPr>
+      <w:r>
+        <w:t>Solved a recurring issue where background tasks occasionally processed the same payload more than once by introducing better locking behavior, status tracking, and safer reprocessing logic around queued jobs.</w:t>
       </w:r>
     </w:p>
     <w:p>
@@ -2938,37 +1483,12 @@
         <w:pStyle w:val="NormalWeb"/>
         <w:numPr>
           <w:ilvl w:val="0"/>
-          <w:numId w:val="27"/>
+          <w:numId w:val="34"/>
         </w:numPr>
         <w:jc w:val="both"/>
-        <w:rPr>
-          <w:rFonts w:ascii="Arial" w:hAnsi="Arial" w:cs="Arial"/>
-          <w:sz w:val="18"/>
-        </w:rPr>
-      </w:pPr>
-      <w:r>
-        <w:rPr>
-          <w:rFonts w:ascii="Arial" w:hAnsi="Arial" w:cs="Arial"/>
-          <w:sz w:val="18"/>
-        </w:rPr>
-        <w:t xml:space="preserve">Added pragmatic caching for repeated reads using </w:t>
-      </w:r>
-      <w:proofErr w:type="spellStart"/>
-      <w:r>
-        <w:rPr>
-          <w:rStyle w:val="Strong"/>
-          <w:rFonts w:ascii="Arial" w:hAnsi="Arial" w:cs="Arial"/>
-          <w:sz w:val="18"/>
-        </w:rPr>
-        <w:t>Redis</w:t>
-      </w:r>
-      <w:proofErr w:type="spellEnd"/>
-      <w:r>
-        <w:rPr>
-          <w:rFonts w:ascii="Arial" w:hAnsi="Arial" w:cs="Arial"/>
-          <w:sz w:val="18"/>
-        </w:rPr>
-        <w:t>, reducing load on core reporting queries.</w:t>
+      </w:pPr>
+      <w:r>
+        <w:t>Integrated third-party APIs for notifications, payments, and content workflows, adding defensive error handling and request logging so failures were diagnosable instead of surfacing as vague user-facing backend errors.</w:t>
       </w:r>
     </w:p>
     <w:p>
@@ -2976,37 +1496,21 @@
         <w:pStyle w:val="NormalWeb"/>
         <w:numPr>
           <w:ilvl w:val="0"/>
-          <w:numId w:val="27"/>
+          <w:numId w:val="34"/>
         </w:numPr>
         <w:jc w:val="both"/>
-        <w:rPr>
-          <w:rFonts w:ascii="Arial" w:hAnsi="Arial" w:cs="Arial"/>
-          <w:sz w:val="18"/>
-        </w:rPr>
-      </w:pPr>
-      <w:r>
-        <w:rPr>
-          <w:rFonts w:ascii="Arial" w:hAnsi="Arial" w:cs="Arial"/>
-          <w:sz w:val="18"/>
-        </w:rPr>
-        <w:t xml:space="preserve">Implemented early search capabilities using </w:t>
-      </w:r>
-      <w:proofErr w:type="spellStart"/>
+      </w:pPr>
+      <w:r>
+        <w:t xml:space="preserve">Contributed to early deployment and environment setup using Linux-based servers, </w:t>
+      </w:r>
       <w:r>
         <w:rPr>
           <w:rStyle w:val="Strong"/>
-          <w:rFonts w:ascii="Arial" w:hAnsi="Arial" w:cs="Arial"/>
-          <w:sz w:val="18"/>
-        </w:rPr>
-        <w:t>Elasticsearch</w:t>
-      </w:r>
-      <w:proofErr w:type="spellEnd"/>
-      <w:r>
-        <w:rPr>
-          <w:rFonts w:ascii="Arial" w:hAnsi="Arial" w:cs="Arial"/>
-          <w:sz w:val="18"/>
-        </w:rPr>
-        <w:t>, enabling filtering and discovery without overloading relational queries.</w:t>
+        </w:rPr>
+        <w:t>Nginx</w:t>
+      </w:r>
+      <w:r>
+        <w:t>, and scripted release routines, which improved consistency and reduced manual mistakes during client delivery windows.</w:t>
       </w:r>
     </w:p>
     <w:p>
@@ -3014,80 +1518,12 @@
         <w:pStyle w:val="NormalWeb"/>
         <w:numPr>
           <w:ilvl w:val="0"/>
-          <w:numId w:val="27"/>
+          <w:numId w:val="34"/>
         </w:numPr>
         <w:jc w:val="both"/>
-        <w:rPr>
-          <w:rFonts w:ascii="Arial" w:hAnsi="Arial" w:cs="Arial"/>
-          <w:sz w:val="18"/>
-        </w:rPr>
-      </w:pPr>
-      <w:r>
-        <w:rPr>
-          <w:rFonts w:ascii="Arial" w:hAnsi="Arial" w:cs="Arial"/>
-          <w:sz w:val="18"/>
-        </w:rPr>
-        <w:t xml:space="preserve">Introduced basic AWS usage for storage and deployments using </w:t>
-      </w:r>
-      <w:r>
-        <w:rPr>
-          <w:rStyle w:val="Strong"/>
-          <w:rFonts w:ascii="Arial" w:hAnsi="Arial" w:cs="Arial"/>
-          <w:sz w:val="18"/>
-        </w:rPr>
-        <w:t>S3</w:t>
-      </w:r>
-      <w:r>
-        <w:rPr>
-          <w:rFonts w:ascii="Arial" w:hAnsi="Arial" w:cs="Arial"/>
-          <w:sz w:val="18"/>
-        </w:rPr>
-        <w:t xml:space="preserve">, </w:t>
-      </w:r>
-      <w:r>
-        <w:rPr>
-          <w:rStyle w:val="Strong"/>
-          <w:rFonts w:ascii="Arial" w:hAnsi="Arial" w:cs="Arial"/>
-          <w:sz w:val="18"/>
-        </w:rPr>
-        <w:t>EC2</w:t>
-      </w:r>
-      <w:r>
-        <w:rPr>
-          <w:rFonts w:ascii="Arial" w:hAnsi="Arial" w:cs="Arial"/>
-          <w:sz w:val="18"/>
-        </w:rPr>
-        <w:t xml:space="preserve">, and </w:t>
-      </w:r>
-      <w:r>
-        <w:rPr>
-          <w:rStyle w:val="Strong"/>
-          <w:rFonts w:ascii="Arial" w:hAnsi="Arial" w:cs="Arial"/>
-          <w:sz w:val="18"/>
-        </w:rPr>
-        <w:t>RDS</w:t>
-      </w:r>
-      <w:r>
-        <w:rPr>
-          <w:rFonts w:ascii="Arial" w:hAnsi="Arial" w:cs="Arial"/>
-          <w:sz w:val="18"/>
-        </w:rPr>
-        <w:t xml:space="preserve">, with access controlled by </w:t>
-      </w:r>
-      <w:r>
-        <w:rPr>
-          <w:rStyle w:val="Strong"/>
-          <w:rFonts w:ascii="Arial" w:hAnsi="Arial" w:cs="Arial"/>
-          <w:sz w:val="18"/>
-        </w:rPr>
-        <w:t>IAM</w:t>
-      </w:r>
-      <w:r>
-        <w:rPr>
-          <w:rFonts w:ascii="Arial" w:hAnsi="Arial" w:cs="Arial"/>
-          <w:sz w:val="18"/>
-        </w:rPr>
-        <w:t xml:space="preserve"> policies.</w:t>
+      </w:pPr>
+      <w:r>
+        <w:t>Refactored monolithic route files into cleaner module boundaries so newer features could be added with less regression risk and less confusion for engineers joining active projects.</w:t>
       </w:r>
     </w:p>
     <w:p>
@@ -3095,66 +1531,12 @@
         <w:pStyle w:val="NormalWeb"/>
         <w:numPr>
           <w:ilvl w:val="0"/>
-          <w:numId w:val="27"/>
+          <w:numId w:val="34"/>
         </w:numPr>
         <w:jc w:val="both"/>
-        <w:rPr>
-          <w:rFonts w:ascii="Arial" w:hAnsi="Arial" w:cs="Arial"/>
-          <w:sz w:val="18"/>
-        </w:rPr>
-      </w:pPr>
-      <w:r>
-        <w:rPr>
-          <w:rFonts w:ascii="Arial" w:hAnsi="Arial" w:cs="Arial"/>
-          <w:sz w:val="18"/>
-        </w:rPr>
-        <w:t xml:space="preserve">Strengthened security patterns with </w:t>
-      </w:r>
-      <w:r>
-        <w:rPr>
-          <w:rStyle w:val="Strong"/>
-          <w:rFonts w:ascii="Arial" w:hAnsi="Arial" w:cs="Arial"/>
-          <w:sz w:val="18"/>
-        </w:rPr>
-        <w:t>JWT</w:t>
-      </w:r>
-      <w:r>
-        <w:rPr>
-          <w:rFonts w:ascii="Arial" w:hAnsi="Arial" w:cs="Arial"/>
-          <w:sz w:val="18"/>
-        </w:rPr>
-        <w:t xml:space="preserve"> </w:t>
-      </w:r>
-      <w:proofErr w:type="spellStart"/>
-      <w:r>
-        <w:rPr>
-          <w:rFonts w:ascii="Arial" w:hAnsi="Arial" w:cs="Arial"/>
-          <w:sz w:val="18"/>
-        </w:rPr>
-        <w:t>auth</w:t>
-      </w:r>
-      <w:proofErr w:type="spellEnd"/>
-      <w:r>
-        <w:rPr>
-          <w:rFonts w:ascii="Arial" w:hAnsi="Arial" w:cs="Arial"/>
-          <w:sz w:val="18"/>
-        </w:rPr>
-        <w:t xml:space="preserve"> flows and permission checks aligned to </w:t>
-      </w:r>
-      <w:r>
-        <w:rPr>
-          <w:rStyle w:val="Strong"/>
-          <w:rFonts w:ascii="Arial" w:hAnsi="Arial" w:cs="Arial"/>
-          <w:sz w:val="18"/>
-        </w:rPr>
-        <w:t>RBAC</w:t>
-      </w:r>
-      <w:r>
-        <w:rPr>
-          <w:rFonts w:ascii="Arial" w:hAnsi="Arial" w:cs="Arial"/>
-          <w:sz w:val="18"/>
-        </w:rPr>
-        <w:t xml:space="preserve"> expectations.</w:t>
+      </w:pPr>
+      <w:r>
+        <w:t>Worked with frontend developers to define more stable request and response contracts, reducing avoidable integration churn and making changes easier to coordinate during short delivery cycles.</w:t>
       </w:r>
     </w:p>
     <w:p>
@@ -3162,20 +1544,13 @@
         <w:pStyle w:val="NormalWeb"/>
         <w:numPr>
           <w:ilvl w:val="0"/>
-          <w:numId w:val="27"/>
+          <w:numId w:val="34"/>
         </w:numPr>
         <w:jc w:val="both"/>
-        <w:rPr>
-          <w:rFonts w:ascii="Arial" w:hAnsi="Arial" w:cs="Arial"/>
-          <w:sz w:val="18"/>
-        </w:rPr>
-      </w:pPr>
-      <w:r>
-        <w:rPr>
-          <w:rFonts w:ascii="Arial" w:hAnsi="Arial" w:cs="Arial"/>
-          <w:sz w:val="18"/>
-        </w:rPr>
-        <w:t>Improved production readiness through structured logging discipline and operational documentation to support on-call execution.</w:t>
+      </w:pPr>
+      <w:r>
+        <w:lastRenderedPageBreak/>
+        <w:t>Gained strong grounding in debugging production issues, tracing data flow through API, database, and worker paths, and fixing root causes rather than relying on repeated short-term patches.</w:t>
       </w:r>
     </w:p>
     <w:tbl>
@@ -3249,683 +1624,309 @@
     </w:p>
     <w:p>
       <w:pPr>
-        <w:pStyle w:val="ListParagraph"/>
+        <w:pStyle w:val="NormalWeb"/>
         <w:numPr>
           <w:ilvl w:val="0"/>
-          <w:numId w:val="28"/>
+          <w:numId w:val="31"/>
         </w:numPr>
         <w:jc w:val="both"/>
+      </w:pPr>
+      <w:r>
+        <w:rPr>
+          <w:rStyle w:val="Strong"/>
+        </w:rPr>
+        <w:t>Backend:</w:t>
+      </w:r>
+      <w:r>
+        <w:t xml:space="preserve"> </w:t>
+      </w:r>
+      <w:r>
+        <w:rPr>
+          <w:rStyle w:val="Strong"/>
+        </w:rPr>
+        <w:t>Node.js v0.12–20</w:t>
+      </w:r>
+      <w:r>
+        <w:t xml:space="preserve">, </w:t>
+      </w:r>
+      <w:proofErr w:type="spellStart"/>
+      <w:r>
+        <w:rPr>
+          <w:rStyle w:val="Strong"/>
+        </w:rPr>
+        <w:t>TypeScript</w:t>
+      </w:r>
+      <w:proofErr w:type="spellEnd"/>
+      <w:r>
+        <w:rPr>
+          <w:rStyle w:val="Strong"/>
+        </w:rPr>
+        <w:t xml:space="preserve"> v3.9–5.x</w:t>
+      </w:r>
+      <w:r>
+        <w:t xml:space="preserve">, JavaScript (ES6+), </w:t>
+      </w:r>
+      <w:r>
+        <w:rPr>
+          <w:rStyle w:val="Strong"/>
+        </w:rPr>
+        <w:t>Express.js v4.x</w:t>
+      </w:r>
+      <w:r>
+        <w:t xml:space="preserve">, </w:t>
+      </w:r>
+      <w:proofErr w:type="spellStart"/>
+      <w:r>
+        <w:rPr>
+          <w:rStyle w:val="Strong"/>
+        </w:rPr>
+        <w:t>NestJS</w:t>
+      </w:r>
+      <w:proofErr w:type="spellEnd"/>
+      <w:r>
+        <w:rPr>
+          <w:rStyle w:val="Strong"/>
+        </w:rPr>
+        <w:t xml:space="preserve"> v8–10</w:t>
+      </w:r>
+      <w:r>
+        <w:t xml:space="preserve">, REST API design, </w:t>
+      </w:r>
+      <w:proofErr w:type="spellStart"/>
+      <w:r>
+        <w:t>microservices</w:t>
+      </w:r>
+      <w:proofErr w:type="spellEnd"/>
+      <w:r>
+        <w:t xml:space="preserve">, event-driven architecture, background jobs, </w:t>
+      </w:r>
+      <w:proofErr w:type="spellStart"/>
+      <w:r>
+        <w:t>webhook</w:t>
+      </w:r>
+      <w:proofErr w:type="spellEnd"/>
+      <w:r>
+        <w:t xml:space="preserve"> processing, API versioning, </w:t>
+      </w:r>
+      <w:proofErr w:type="spellStart"/>
+      <w:r>
+        <w:t>OpenAPI</w:t>
+      </w:r>
+      <w:proofErr w:type="spellEnd"/>
+      <w:r>
+        <w:t>/Swagger</w:t>
+      </w:r>
+    </w:p>
+    <w:p>
+      <w:pPr>
+        <w:pStyle w:val="NormalWeb"/>
+        <w:numPr>
+          <w:ilvl w:val="0"/>
+          <w:numId w:val="31"/>
+        </w:numPr>
+        <w:jc w:val="both"/>
+      </w:pPr>
+      <w:r>
+        <w:rPr>
+          <w:rStyle w:val="Strong"/>
+        </w:rPr>
+        <w:t>Data:</w:t>
+      </w:r>
+      <w:r>
+        <w:t xml:space="preserve"> </w:t>
+      </w:r>
+      <w:r>
+        <w:rPr>
+          <w:rStyle w:val="Strong"/>
+        </w:rPr>
+        <w:t>PostgreSQL v9.6–15</w:t>
+      </w:r>
+      <w:r>
+        <w:t xml:space="preserve">, MySQL, SQL query tuning, schema design, indexing, transactions, </w:t>
+      </w:r>
+      <w:proofErr w:type="spellStart"/>
+      <w:r>
+        <w:t>Redis</w:t>
+      </w:r>
+      <w:proofErr w:type="spellEnd"/>
+      <w:r>
+        <w:t xml:space="preserve">, </w:t>
+      </w:r>
+      <w:proofErr w:type="spellStart"/>
+      <w:r>
+        <w:t>DynamoDB</w:t>
+      </w:r>
+      <w:proofErr w:type="spellEnd"/>
+      <w:r>
+        <w:t>, MongoDB</w:t>
+      </w:r>
+    </w:p>
+    <w:p>
+      <w:pPr>
+        <w:pStyle w:val="NormalWeb"/>
+        <w:numPr>
+          <w:ilvl w:val="0"/>
+          <w:numId w:val="31"/>
+        </w:numPr>
+        <w:jc w:val="both"/>
+      </w:pPr>
+      <w:r>
+        <w:rPr>
+          <w:rStyle w:val="Strong"/>
+        </w:rPr>
+        <w:t>Messaging &amp; Search:</w:t>
+      </w:r>
+      <w:r>
+        <w:t xml:space="preserve"> Kafka, </w:t>
+      </w:r>
+      <w:proofErr w:type="spellStart"/>
+      <w:r>
+        <w:t>RabbitMQ</w:t>
+      </w:r>
+      <w:proofErr w:type="spellEnd"/>
+      <w:r>
+        <w:t xml:space="preserve">, AWS SQS/SNS, </w:t>
+      </w:r>
+      <w:proofErr w:type="spellStart"/>
+      <w:r>
+        <w:t>EventBridge</w:t>
+      </w:r>
+      <w:proofErr w:type="spellEnd"/>
+      <w:r>
+        <w:t xml:space="preserve">, </w:t>
+      </w:r>
+      <w:proofErr w:type="spellStart"/>
+      <w:r>
+        <w:t>Elasticsearch</w:t>
+      </w:r>
+      <w:proofErr w:type="spellEnd"/>
+      <w:r>
+        <w:t>, OpenSearch</w:t>
+      </w:r>
+    </w:p>
+    <w:p>
+      <w:pPr>
+        <w:pStyle w:val="NormalWeb"/>
+        <w:numPr>
+          <w:ilvl w:val="0"/>
+          <w:numId w:val="31"/>
+        </w:numPr>
+        <w:jc w:val="both"/>
+      </w:pPr>
+      <w:r>
+        <w:rPr>
+          <w:rStyle w:val="Strong"/>
+        </w:rPr>
+        <w:t>Cloud &amp; DevOps:</w:t>
+      </w:r>
+      <w:r>
+        <w:t xml:space="preserve"> </w:t>
+      </w:r>
+      <w:r>
+        <w:rPr>
+          <w:rStyle w:val="Strong"/>
+        </w:rPr>
+        <w:t>AWS</w:t>
+      </w:r>
+      <w:r>
+        <w:t xml:space="preserve"> (EC2, ECS, EKS, Lambda, API Gateway, S3, RDS, </w:t>
+      </w:r>
+      <w:proofErr w:type="spellStart"/>
+      <w:r>
+        <w:t>CloudWatch</w:t>
+      </w:r>
+      <w:proofErr w:type="spellEnd"/>
+      <w:r>
+        <w:t xml:space="preserve">, IAM), Docker, Kubernetes, Helm, Terraform, GitHub Actions, </w:t>
+      </w:r>
+      <w:proofErr w:type="spellStart"/>
+      <w:r>
+        <w:t>GitLab</w:t>
+      </w:r>
+      <w:proofErr w:type="spellEnd"/>
+      <w:r>
+        <w:t xml:space="preserve"> CI, Nginx, Linux, CI/CD pipelines</w:t>
+      </w:r>
+    </w:p>
+    <w:p>
+      <w:pPr>
+        <w:pStyle w:val="NormalWeb"/>
+        <w:numPr>
+          <w:ilvl w:val="0"/>
+          <w:numId w:val="31"/>
+        </w:numPr>
+        <w:jc w:val="both"/>
+      </w:pPr>
+      <w:r>
+        <w:rPr>
+          <w:rStyle w:val="Strong"/>
+        </w:rPr>
+        <w:t>Observability &amp; Security:</w:t>
+      </w:r>
+      <w:r>
+        <w:t xml:space="preserve"> </w:t>
+      </w:r>
+      <w:proofErr w:type="spellStart"/>
+      <w:r>
+        <w:t>OpenTelemetry</w:t>
+      </w:r>
+      <w:proofErr w:type="spellEnd"/>
+      <w:r>
+        <w:t xml:space="preserve">, </w:t>
+      </w:r>
+      <w:proofErr w:type="spellStart"/>
+      <w:r>
+        <w:t>Datadog</w:t>
+      </w:r>
+      <w:proofErr w:type="spellEnd"/>
+      <w:r>
+        <w:t xml:space="preserve">, Prometheus, </w:t>
+      </w:r>
+      <w:proofErr w:type="spellStart"/>
+      <w:r>
+        <w:t>Grafana</w:t>
+      </w:r>
+      <w:proofErr w:type="spellEnd"/>
+      <w:r>
+        <w:t>, ELK/EFK, structured logging, OAuth2, JWT, RBAC, audit logging, rate limiting, API hardening</w:t>
+      </w:r>
+    </w:p>
+    <w:p>
+      <w:pPr>
+        <w:pStyle w:val="NormalWeb"/>
+        <w:numPr>
+          <w:ilvl w:val="0"/>
+          <w:numId w:val="31"/>
+        </w:numPr>
+        <w:jc w:val="both"/>
+      </w:pPr>
+      <w:r>
+        <w:rPr>
+          <w:rStyle w:val="Strong"/>
+        </w:rPr>
+        <w:t>Testing &amp; Quality:</w:t>
+      </w:r>
+      <w:r>
+        <w:t xml:space="preserve"> Jest, Mocha, Chai, integration testing, contract testing, Postman, release validation, rollback planning, incident response</w:t>
+      </w:r>
+    </w:p>
+    <w:p>
+      <w:pPr>
+        <w:jc w:val="both"/>
         <w:rPr>
           <w:rFonts w:ascii="Arial" w:hAnsi="Arial" w:cs="Arial"/>
           <w:sz w:val="18"/>
         </w:rPr>
       </w:pPr>
-      <w:r>
-        <w:rPr>
-          <w:rFonts w:ascii="Arial" w:hAnsi="Arial" w:cs="Arial"/>
-          <w:b/>
-          <w:sz w:val="18"/>
-        </w:rPr>
-        <w:t>Backend &amp; APIs —</w:t>
-      </w:r>
-      <w:r>
+    </w:p>
+    <w:p>
+      <w:pPr>
+        <w:jc w:val="both"/>
         <w:rPr>
           <w:rFonts w:ascii="Arial" w:hAnsi="Arial" w:cs="Arial"/>
           <w:sz w:val="18"/>
         </w:rPr>
-        <w:t xml:space="preserve"> Node.js, Express, </w:t>
-      </w:r>
-      <w:proofErr w:type="spellStart"/>
-      <w:r>
-        <w:rPr>
-          <w:rFonts w:ascii="Arial" w:hAnsi="Arial" w:cs="Arial"/>
-          <w:sz w:val="18"/>
-        </w:rPr>
-        <w:t>NestJS</w:t>
-      </w:r>
-      <w:proofErr w:type="spellEnd"/>
-      <w:r>
-        <w:rPr>
-          <w:rFonts w:ascii="Arial" w:hAnsi="Arial" w:cs="Arial"/>
-          <w:sz w:val="18"/>
-        </w:rPr>
-        <w:t xml:space="preserve">, REST APIs, request validation, pagination, </w:t>
-      </w:r>
-      <w:proofErr w:type="spellStart"/>
-      <w:r>
-        <w:rPr>
-          <w:rFonts w:ascii="Arial" w:hAnsi="Arial" w:cs="Arial"/>
-          <w:sz w:val="18"/>
-        </w:rPr>
-        <w:t>idempotency</w:t>
-      </w:r>
-      <w:proofErr w:type="spellEnd"/>
-      <w:r>
-        <w:rPr>
-          <w:rFonts w:ascii="Arial" w:hAnsi="Arial" w:cs="Arial"/>
-          <w:sz w:val="18"/>
-        </w:rPr>
-        <w:t xml:space="preserve">, service-to-service integration, background workers, </w:t>
-      </w:r>
-      <w:proofErr w:type="spellStart"/>
-      <w:r>
-        <w:rPr>
-          <w:rFonts w:ascii="Arial" w:hAnsi="Arial" w:cs="Arial"/>
-          <w:sz w:val="18"/>
-        </w:rPr>
-        <w:t>webhooks</w:t>
-      </w:r>
-      <w:proofErr w:type="spellEnd"/>
-      <w:r>
-        <w:rPr>
-          <w:rFonts w:ascii="Arial" w:hAnsi="Arial" w:cs="Arial"/>
-          <w:sz w:val="18"/>
-        </w:rPr>
-        <w:t>, API documentation</w:t>
-      </w:r>
-    </w:p>
-    <w:p>
-      <w:pPr>
-        <w:pStyle w:val="ListParagraph"/>
-        <w:numPr>
-          <w:ilvl w:val="0"/>
-          <w:numId w:val="28"/>
-        </w:numPr>
-        <w:jc w:val="both"/>
-        <w:rPr>
-          <w:rFonts w:ascii="Arial" w:hAnsi="Arial" w:cs="Arial"/>
-          <w:sz w:val="18"/>
-        </w:rPr>
-      </w:pPr>
-      <w:r>
-        <w:rPr>
-          <w:rFonts w:ascii="Arial" w:hAnsi="Arial" w:cs="Arial"/>
-          <w:b/>
-          <w:sz w:val="18"/>
-        </w:rPr>
-        <w:t>Data, Messaging &amp; Search —</w:t>
-      </w:r>
-      <w:r>
-        <w:rPr>
-          <w:rFonts w:ascii="Arial" w:hAnsi="Arial" w:cs="Arial"/>
-          <w:sz w:val="18"/>
-        </w:rPr>
-        <w:t xml:space="preserve"> Relational: </w:t>
-      </w:r>
-      <w:proofErr w:type="spellStart"/>
-      <w:r>
-        <w:rPr>
-          <w:rFonts w:ascii="Arial" w:hAnsi="Arial" w:cs="Arial"/>
-          <w:sz w:val="18"/>
-        </w:rPr>
-        <w:t>PostgreSQL</w:t>
-      </w:r>
-      <w:proofErr w:type="spellEnd"/>
-      <w:r>
-        <w:rPr>
-          <w:rFonts w:ascii="Arial" w:hAnsi="Arial" w:cs="Arial"/>
-          <w:sz w:val="18"/>
-        </w:rPr>
-        <w:t xml:space="preserve">, MySQL, SQL Server | </w:t>
-      </w:r>
-      <w:proofErr w:type="spellStart"/>
-      <w:r>
-        <w:rPr>
-          <w:rFonts w:ascii="Arial" w:hAnsi="Arial" w:cs="Arial"/>
-          <w:sz w:val="18"/>
-        </w:rPr>
-        <w:t>NoSQL</w:t>
-      </w:r>
-      <w:proofErr w:type="spellEnd"/>
-      <w:r>
-        <w:rPr>
-          <w:rFonts w:ascii="Arial" w:hAnsi="Arial" w:cs="Arial"/>
-          <w:sz w:val="18"/>
-        </w:rPr>
-        <w:t xml:space="preserve">: </w:t>
-      </w:r>
-      <w:proofErr w:type="spellStart"/>
-      <w:r>
-        <w:rPr>
-          <w:rFonts w:ascii="Arial" w:hAnsi="Arial" w:cs="Arial"/>
-          <w:sz w:val="18"/>
-        </w:rPr>
-        <w:t>Redis</w:t>
-      </w:r>
-      <w:proofErr w:type="spellEnd"/>
-      <w:r>
-        <w:rPr>
-          <w:rFonts w:ascii="Arial" w:hAnsi="Arial" w:cs="Arial"/>
-          <w:sz w:val="18"/>
-        </w:rPr>
-        <w:t xml:space="preserve">, </w:t>
-      </w:r>
-      <w:proofErr w:type="spellStart"/>
-      <w:r>
-        <w:rPr>
-          <w:rFonts w:ascii="Arial" w:hAnsi="Arial" w:cs="Arial"/>
-          <w:sz w:val="18"/>
-        </w:rPr>
-        <w:t>MongoDB</w:t>
-      </w:r>
-      <w:proofErr w:type="spellEnd"/>
-      <w:r>
-        <w:rPr>
-          <w:rFonts w:ascii="Arial" w:hAnsi="Arial" w:cs="Arial"/>
-          <w:sz w:val="18"/>
-        </w:rPr>
-        <w:t xml:space="preserve">, </w:t>
-      </w:r>
-      <w:proofErr w:type="spellStart"/>
-      <w:r>
-        <w:rPr>
-          <w:rFonts w:ascii="Arial" w:hAnsi="Arial" w:cs="Arial"/>
-          <w:sz w:val="18"/>
-        </w:rPr>
-        <w:t>DynamoDB</w:t>
-      </w:r>
-      <w:proofErr w:type="spellEnd"/>
-      <w:r>
-        <w:rPr>
-          <w:rFonts w:ascii="Arial" w:hAnsi="Arial" w:cs="Arial"/>
-          <w:sz w:val="18"/>
-        </w:rPr>
-        <w:t xml:space="preserve"> | Queues/streams: AWS SQS/SNS, Kafka, </w:t>
-      </w:r>
-      <w:proofErr w:type="spellStart"/>
-      <w:r>
-        <w:rPr>
-          <w:rFonts w:ascii="Arial" w:hAnsi="Arial" w:cs="Arial"/>
-          <w:sz w:val="18"/>
-        </w:rPr>
-        <w:t>RabbitMQ</w:t>
-      </w:r>
-      <w:proofErr w:type="spellEnd"/>
-      <w:r>
-        <w:rPr>
-          <w:rFonts w:ascii="Arial" w:hAnsi="Arial" w:cs="Arial"/>
-          <w:sz w:val="18"/>
-        </w:rPr>
-        <w:t xml:space="preserve"> | Search: </w:t>
-      </w:r>
-      <w:proofErr w:type="spellStart"/>
-      <w:r>
-        <w:rPr>
-          <w:rFonts w:ascii="Arial" w:hAnsi="Arial" w:cs="Arial"/>
-          <w:sz w:val="18"/>
-        </w:rPr>
-        <w:t>Elasticsearch</w:t>
-      </w:r>
-      <w:proofErr w:type="spellEnd"/>
-      <w:r>
-        <w:rPr>
-          <w:rFonts w:ascii="Arial" w:hAnsi="Arial" w:cs="Arial"/>
-          <w:sz w:val="18"/>
-        </w:rPr>
-        <w:t xml:space="preserve">, OpenSearch | Analytics: Redshift, </w:t>
-      </w:r>
-      <w:proofErr w:type="spellStart"/>
-      <w:r>
-        <w:rPr>
-          <w:rFonts w:ascii="Arial" w:hAnsi="Arial" w:cs="Arial"/>
-          <w:sz w:val="18"/>
-        </w:rPr>
-        <w:t>BigQuery</w:t>
-      </w:r>
-      <w:proofErr w:type="spellEnd"/>
-    </w:p>
-    <w:p>
-      <w:pPr>
-        <w:pStyle w:val="ListParagraph"/>
-        <w:numPr>
-          <w:ilvl w:val="0"/>
-          <w:numId w:val="28"/>
-        </w:numPr>
-        <w:jc w:val="both"/>
-        <w:rPr>
-          <w:rFonts w:ascii="Arial" w:hAnsi="Arial" w:cs="Arial"/>
-          <w:sz w:val="18"/>
-        </w:rPr>
-      </w:pPr>
-      <w:r>
-        <w:rPr>
-          <w:rFonts w:ascii="Arial" w:hAnsi="Arial" w:cs="Arial"/>
-          <w:b/>
-          <w:sz w:val="18"/>
-        </w:rPr>
-        <w:t xml:space="preserve">Cloud &amp; </w:t>
-      </w:r>
-      <w:proofErr w:type="spellStart"/>
-      <w:r>
-        <w:rPr>
-          <w:rFonts w:ascii="Arial" w:hAnsi="Arial" w:cs="Arial"/>
-          <w:b/>
-          <w:sz w:val="18"/>
-        </w:rPr>
-        <w:t>DevOps</w:t>
-      </w:r>
-      <w:proofErr w:type="spellEnd"/>
-      <w:r>
-        <w:rPr>
-          <w:rFonts w:ascii="Arial" w:hAnsi="Arial" w:cs="Arial"/>
-          <w:b/>
-          <w:sz w:val="18"/>
-        </w:rPr>
-        <w:t xml:space="preserve"> —</w:t>
-      </w:r>
-      <w:r>
-        <w:rPr>
-          <w:rFonts w:ascii="Arial" w:hAnsi="Arial" w:cs="Arial"/>
-          <w:sz w:val="18"/>
-        </w:rPr>
-        <w:t xml:space="preserve"> AWS: EKS, ECS, EC2, Lambda, API Gateway, S3, </w:t>
-      </w:r>
-      <w:proofErr w:type="spellStart"/>
-      <w:r>
-        <w:rPr>
-          <w:rFonts w:ascii="Arial" w:hAnsi="Arial" w:cs="Arial"/>
-          <w:sz w:val="18"/>
-        </w:rPr>
-        <w:t>CloudFront</w:t>
-      </w:r>
-      <w:proofErr w:type="spellEnd"/>
-      <w:r>
-        <w:rPr>
-          <w:rFonts w:ascii="Arial" w:hAnsi="Arial" w:cs="Arial"/>
-          <w:sz w:val="18"/>
-        </w:rPr>
-        <w:t xml:space="preserve">, RDS, </w:t>
-      </w:r>
-      <w:proofErr w:type="spellStart"/>
-      <w:r>
-        <w:rPr>
-          <w:rFonts w:ascii="Arial" w:hAnsi="Arial" w:cs="Arial"/>
-          <w:sz w:val="18"/>
-        </w:rPr>
-        <w:t>DynamoDB</w:t>
-      </w:r>
-      <w:proofErr w:type="spellEnd"/>
-      <w:r>
-        <w:rPr>
-          <w:rFonts w:ascii="Arial" w:hAnsi="Arial" w:cs="Arial"/>
-          <w:sz w:val="18"/>
-        </w:rPr>
-        <w:t xml:space="preserve">, </w:t>
-      </w:r>
-      <w:proofErr w:type="spellStart"/>
-      <w:r>
-        <w:rPr>
-          <w:rFonts w:ascii="Arial" w:hAnsi="Arial" w:cs="Arial"/>
-          <w:sz w:val="18"/>
-        </w:rPr>
-        <w:t>ElastiCache</w:t>
-      </w:r>
-      <w:proofErr w:type="spellEnd"/>
-      <w:r>
-        <w:rPr>
-          <w:rFonts w:ascii="Arial" w:hAnsi="Arial" w:cs="Arial"/>
-          <w:sz w:val="18"/>
-        </w:rPr>
-        <w:t xml:space="preserve">, </w:t>
-      </w:r>
-      <w:proofErr w:type="spellStart"/>
-      <w:r>
-        <w:rPr>
-          <w:rFonts w:ascii="Arial" w:hAnsi="Arial" w:cs="Arial"/>
-          <w:sz w:val="18"/>
-        </w:rPr>
-        <w:t>EventBridge</w:t>
-      </w:r>
-      <w:proofErr w:type="spellEnd"/>
-      <w:r>
-        <w:rPr>
-          <w:rFonts w:ascii="Arial" w:hAnsi="Arial" w:cs="Arial"/>
-          <w:sz w:val="18"/>
-        </w:rPr>
-        <w:t xml:space="preserve">, Step Functions, IAM | Azure: AKS, App Service, Azure SQL, Service Bus, Key Vault, Application Insights | GCP: GKE, Cloud Run, Pub/Sub, Cloud Storage, </w:t>
-      </w:r>
-      <w:proofErr w:type="spellStart"/>
-      <w:r>
-        <w:rPr>
-          <w:rFonts w:ascii="Arial" w:hAnsi="Arial" w:cs="Arial"/>
-          <w:sz w:val="18"/>
-        </w:rPr>
-        <w:t>BigQuery</w:t>
-      </w:r>
-      <w:proofErr w:type="spellEnd"/>
-      <w:r>
-        <w:rPr>
-          <w:rFonts w:ascii="Arial" w:hAnsi="Arial" w:cs="Arial"/>
-          <w:sz w:val="18"/>
-        </w:rPr>
-        <w:t xml:space="preserve"> | </w:t>
-      </w:r>
-      <w:proofErr w:type="spellStart"/>
-      <w:r>
-        <w:rPr>
-          <w:rFonts w:ascii="Arial" w:hAnsi="Arial" w:cs="Arial"/>
-          <w:sz w:val="18"/>
-        </w:rPr>
-        <w:t>Docker</w:t>
-      </w:r>
-      <w:proofErr w:type="spellEnd"/>
-      <w:r>
-        <w:rPr>
-          <w:rFonts w:ascii="Arial" w:hAnsi="Arial" w:cs="Arial"/>
-          <w:sz w:val="18"/>
-        </w:rPr>
-        <w:t xml:space="preserve">, </w:t>
-      </w:r>
-      <w:proofErr w:type="spellStart"/>
-      <w:r>
-        <w:rPr>
-          <w:rFonts w:ascii="Arial" w:hAnsi="Arial" w:cs="Arial"/>
-          <w:sz w:val="18"/>
-        </w:rPr>
-        <w:t>Kubernetes</w:t>
-      </w:r>
-      <w:proofErr w:type="spellEnd"/>
-      <w:r>
-        <w:rPr>
-          <w:rFonts w:ascii="Arial" w:hAnsi="Arial" w:cs="Arial"/>
-          <w:sz w:val="18"/>
-        </w:rPr>
-        <w:t xml:space="preserve">, Helm, Argo CD, </w:t>
-      </w:r>
-      <w:proofErr w:type="spellStart"/>
-      <w:r>
-        <w:rPr>
-          <w:rFonts w:ascii="Arial" w:hAnsi="Arial" w:cs="Arial"/>
-          <w:sz w:val="18"/>
-        </w:rPr>
-        <w:t>GitOps</w:t>
-      </w:r>
-      <w:proofErr w:type="spellEnd"/>
-      <w:r>
-        <w:rPr>
-          <w:rFonts w:ascii="Arial" w:hAnsi="Arial" w:cs="Arial"/>
-          <w:sz w:val="18"/>
-        </w:rPr>
-        <w:t xml:space="preserve">, </w:t>
-      </w:r>
-      <w:proofErr w:type="spellStart"/>
-      <w:r>
-        <w:rPr>
-          <w:rFonts w:ascii="Arial" w:hAnsi="Arial" w:cs="Arial"/>
-          <w:sz w:val="18"/>
-        </w:rPr>
-        <w:t>Terraform</w:t>
-      </w:r>
-      <w:proofErr w:type="spellEnd"/>
-      <w:r>
-        <w:rPr>
-          <w:rFonts w:ascii="Arial" w:hAnsi="Arial" w:cs="Arial"/>
-          <w:sz w:val="18"/>
-        </w:rPr>
-        <w:t xml:space="preserve">, </w:t>
-      </w:r>
-      <w:proofErr w:type="spellStart"/>
-      <w:r>
-        <w:rPr>
-          <w:rFonts w:ascii="Arial" w:hAnsi="Arial" w:cs="Arial"/>
-          <w:sz w:val="18"/>
-        </w:rPr>
-        <w:t>CloudFormation</w:t>
-      </w:r>
-      <w:proofErr w:type="spellEnd"/>
-      <w:r>
-        <w:rPr>
-          <w:rFonts w:ascii="Arial" w:hAnsi="Arial" w:cs="Arial"/>
-          <w:sz w:val="18"/>
-        </w:rPr>
-        <w:t xml:space="preserve"> | CI/CD: </w:t>
-      </w:r>
-      <w:proofErr w:type="spellStart"/>
-      <w:r>
-        <w:rPr>
-          <w:rFonts w:ascii="Arial" w:hAnsi="Arial" w:cs="Arial"/>
-          <w:sz w:val="18"/>
-        </w:rPr>
-        <w:t>GitHub</w:t>
-      </w:r>
-      <w:proofErr w:type="spellEnd"/>
-      <w:r>
-        <w:rPr>
-          <w:rFonts w:ascii="Arial" w:hAnsi="Arial" w:cs="Arial"/>
-          <w:sz w:val="18"/>
-        </w:rPr>
-        <w:t xml:space="preserve"> Actions, </w:t>
-      </w:r>
-      <w:proofErr w:type="spellStart"/>
-      <w:r>
-        <w:rPr>
-          <w:rFonts w:ascii="Arial" w:hAnsi="Arial" w:cs="Arial"/>
-          <w:sz w:val="18"/>
-        </w:rPr>
-        <w:t>GitLab</w:t>
-      </w:r>
-      <w:proofErr w:type="spellEnd"/>
-      <w:r>
-        <w:rPr>
-          <w:rFonts w:ascii="Arial" w:hAnsi="Arial" w:cs="Arial"/>
-          <w:sz w:val="18"/>
-        </w:rPr>
-        <w:t xml:space="preserve"> CI, Jenkins, Azure </w:t>
-      </w:r>
-      <w:proofErr w:type="spellStart"/>
-      <w:r>
-        <w:rPr>
-          <w:rFonts w:ascii="Arial" w:hAnsi="Arial" w:cs="Arial"/>
-          <w:sz w:val="18"/>
-        </w:rPr>
-        <w:t>DevOps</w:t>
-      </w:r>
-      <w:proofErr w:type="spellEnd"/>
-      <w:r>
-        <w:rPr>
-          <w:rFonts w:ascii="Arial" w:hAnsi="Arial" w:cs="Arial"/>
-          <w:sz w:val="18"/>
-        </w:rPr>
-        <w:t xml:space="preserve">, </w:t>
-      </w:r>
-      <w:proofErr w:type="spellStart"/>
-      <w:r>
-        <w:rPr>
-          <w:rFonts w:ascii="Arial" w:hAnsi="Arial" w:cs="Arial"/>
-          <w:sz w:val="18"/>
-        </w:rPr>
-        <w:t>CircleCI</w:t>
-      </w:r>
-      <w:proofErr w:type="spellEnd"/>
-    </w:p>
-    <w:p>
-      <w:pPr>
-        <w:pStyle w:val="ListParagraph"/>
-        <w:numPr>
-          <w:ilvl w:val="0"/>
-          <w:numId w:val="28"/>
-        </w:numPr>
-        <w:jc w:val="both"/>
-        <w:rPr>
-          <w:rFonts w:ascii="Arial" w:hAnsi="Arial" w:cs="Arial"/>
-          <w:sz w:val="18"/>
-        </w:rPr>
-      </w:pPr>
-      <w:proofErr w:type="spellStart"/>
-      <w:r>
-        <w:rPr>
-          <w:rFonts w:ascii="Arial" w:hAnsi="Arial" w:cs="Arial"/>
-          <w:b/>
-          <w:sz w:val="18"/>
-        </w:rPr>
-        <w:t>Observability</w:t>
-      </w:r>
-      <w:proofErr w:type="spellEnd"/>
-      <w:r>
-        <w:rPr>
-          <w:rFonts w:ascii="Arial" w:hAnsi="Arial" w:cs="Arial"/>
-          <w:b/>
-          <w:sz w:val="18"/>
-        </w:rPr>
-        <w:t>, Quality &amp; Security —</w:t>
-      </w:r>
-      <w:r>
-        <w:rPr>
-          <w:rFonts w:ascii="Arial" w:hAnsi="Arial" w:cs="Arial"/>
-          <w:sz w:val="18"/>
-        </w:rPr>
-        <w:t xml:space="preserve"> </w:t>
-      </w:r>
-      <w:proofErr w:type="spellStart"/>
-      <w:r>
-        <w:rPr>
-          <w:rFonts w:ascii="Arial" w:hAnsi="Arial" w:cs="Arial"/>
-          <w:sz w:val="18"/>
-        </w:rPr>
-        <w:t>OpenTelemetry</w:t>
-      </w:r>
-      <w:proofErr w:type="spellEnd"/>
-      <w:r>
-        <w:rPr>
-          <w:rFonts w:ascii="Arial" w:hAnsi="Arial" w:cs="Arial"/>
-          <w:sz w:val="18"/>
-        </w:rPr>
-        <w:t xml:space="preserve">, </w:t>
-      </w:r>
-      <w:proofErr w:type="spellStart"/>
-      <w:r>
-        <w:rPr>
-          <w:rFonts w:ascii="Arial" w:hAnsi="Arial" w:cs="Arial"/>
-          <w:sz w:val="18"/>
-        </w:rPr>
-        <w:t>Datadog</w:t>
-      </w:r>
-      <w:proofErr w:type="spellEnd"/>
-      <w:r>
-        <w:rPr>
-          <w:rFonts w:ascii="Arial" w:hAnsi="Arial" w:cs="Arial"/>
-          <w:sz w:val="18"/>
-        </w:rPr>
-        <w:t xml:space="preserve">, Prometheus, </w:t>
-      </w:r>
-      <w:proofErr w:type="spellStart"/>
-      <w:r>
-        <w:rPr>
-          <w:rFonts w:ascii="Arial" w:hAnsi="Arial" w:cs="Arial"/>
-          <w:sz w:val="18"/>
-        </w:rPr>
-        <w:t>Grafana</w:t>
-      </w:r>
-      <w:proofErr w:type="spellEnd"/>
-      <w:r>
-        <w:rPr>
-          <w:rFonts w:ascii="Arial" w:hAnsi="Arial" w:cs="Arial"/>
-          <w:sz w:val="18"/>
-        </w:rPr>
-        <w:t xml:space="preserve">, ELK/EFK, </w:t>
-      </w:r>
-      <w:proofErr w:type="spellStart"/>
-      <w:r>
-        <w:rPr>
-          <w:rFonts w:ascii="Arial" w:hAnsi="Arial" w:cs="Arial"/>
-          <w:sz w:val="18"/>
-        </w:rPr>
-        <w:t>CloudWatch</w:t>
-      </w:r>
-      <w:proofErr w:type="spellEnd"/>
-      <w:r>
-        <w:rPr>
-          <w:rFonts w:ascii="Arial" w:hAnsi="Arial" w:cs="Arial"/>
-          <w:sz w:val="18"/>
-        </w:rPr>
-        <w:t xml:space="preserve">, structured logging | Testing: Jest, Mocha, Chai, React Testing Library, Cypress, Playwright, Pact-style API contract tests | Security: OAuth2, </w:t>
-      </w:r>
-      <w:proofErr w:type="spellStart"/>
-      <w:r>
-        <w:rPr>
-          <w:rFonts w:ascii="Arial" w:hAnsi="Arial" w:cs="Arial"/>
-          <w:sz w:val="18"/>
-        </w:rPr>
-        <w:t>OpenID</w:t>
-      </w:r>
-      <w:proofErr w:type="spellEnd"/>
-      <w:r>
-        <w:rPr>
-          <w:rFonts w:ascii="Arial" w:hAnsi="Arial" w:cs="Arial"/>
-          <w:sz w:val="18"/>
-        </w:rPr>
-        <w:t xml:space="preserve"> Connect, JWT, </w:t>
-      </w:r>
-      <w:proofErr w:type="spellStart"/>
-      <w:r>
-        <w:rPr>
-          <w:rFonts w:ascii="Arial" w:hAnsi="Arial" w:cs="Arial"/>
-          <w:sz w:val="18"/>
-        </w:rPr>
-        <w:t>Okta</w:t>
-      </w:r>
-      <w:proofErr w:type="spellEnd"/>
-      <w:r>
-        <w:rPr>
-          <w:rFonts w:ascii="Arial" w:hAnsi="Arial" w:cs="Arial"/>
-          <w:sz w:val="18"/>
-        </w:rPr>
-        <w:t xml:space="preserve">, Auth0, AWS </w:t>
-      </w:r>
-      <w:proofErr w:type="spellStart"/>
-      <w:r>
-        <w:rPr>
-          <w:rFonts w:ascii="Arial" w:hAnsi="Arial" w:cs="Arial"/>
-          <w:sz w:val="18"/>
-        </w:rPr>
-        <w:t>Cognito</w:t>
-      </w:r>
-      <w:proofErr w:type="spellEnd"/>
-      <w:r>
-        <w:rPr>
-          <w:rFonts w:ascii="Arial" w:hAnsi="Arial" w:cs="Arial"/>
-          <w:sz w:val="18"/>
-        </w:rPr>
-        <w:t>, rate limiting, RBAC/ABAC, audit logging</w:t>
-      </w:r>
-    </w:p>
-    <w:p>
-      <w:pPr>
-        <w:jc w:val="both"/>
-        <w:rPr>
-          <w:rFonts w:ascii="Arial" w:hAnsi="Arial" w:cs="Arial"/>
-          <w:sz w:val="18"/>
-        </w:rPr>
-      </w:pPr>
-    </w:p>
-    <w:p>
-      <w:pPr>
-        <w:jc w:val="both"/>
-        <w:rPr>
-          <w:rFonts w:ascii="Arial" w:hAnsi="Arial" w:cs="Arial"/>
-          <w:sz w:val="18"/>
-        </w:rPr>
-      </w:pPr>
-    </w:p>
-    <w:p>
-      <w:pPr>
-        <w:jc w:val="both"/>
-        <w:rPr>
-          <w:rFonts w:ascii="Arial" w:hAnsi="Arial" w:cs="Arial"/>
-          <w:sz w:val="18"/>
-        </w:rPr>
-      </w:pPr>
-    </w:p>
-    <w:p>
-      <w:pPr>
-        <w:jc w:val="both"/>
-        <w:rPr>
-          <w:rFonts w:ascii="Arial" w:hAnsi="Arial" w:cs="Arial"/>
-          <w:sz w:val="18"/>
-        </w:rPr>
-      </w:pPr>
-      <w:bookmarkStart w:id="0" w:name="_GoBack"/>
-      <w:bookmarkEnd w:id="0"/>
+      </w:pPr>
     </w:p>
     <w:tbl>
       <w:tblPr>
@@ -3980,7 +1981,6 @@
                 <w:sz w:val="22"/>
                 <w:szCs w:val="22"/>
               </w:rPr>
-              <w:lastRenderedPageBreak/>
               <w:t>Education</w:t>
             </w:r>
           </w:p>
@@ -4027,615 +2027,32 @@
     </w:p>
     <w:p>
       <w:pPr>
-        <w:pStyle w:val="ListParagraph"/>
+        <w:pStyle w:val="Heading3"/>
         <w:numPr>
           <w:ilvl w:val="0"/>
-          <w:numId w:val="18"/>
-        </w:numPr>
-        <w:spacing w:after="80"/>
-        <w:jc w:val="both"/>
-        <w:rPr>
-          <w:rFonts w:ascii="Arial" w:hAnsi="Arial" w:cs="Arial"/>
-        </w:rPr>
-      </w:pPr>
-      <w:r>
-        <w:rPr>
-          <w:rFonts w:ascii="Arial" w:hAnsi="Arial" w:cs="Arial"/>
-          <w:sz w:val="18"/>
-        </w:rPr>
-        <w:t xml:space="preserve">Focused on strong fundamentals in </w:t>
-      </w:r>
-      <w:r>
-        <w:rPr>
-          <w:rStyle w:val="Strong"/>
-          <w:rFonts w:ascii="Arial" w:hAnsi="Arial" w:cs="Arial"/>
-          <w:sz w:val="18"/>
-        </w:rPr>
-        <w:t>algorithms</w:t>
-      </w:r>
-      <w:r>
-        <w:rPr>
-          <w:rFonts w:ascii="Arial" w:hAnsi="Arial" w:cs="Arial"/>
-          <w:sz w:val="18"/>
-        </w:rPr>
-        <w:t xml:space="preserve">, </w:t>
-      </w:r>
-      <w:r>
-        <w:rPr>
-          <w:rStyle w:val="Strong"/>
-          <w:rFonts w:ascii="Arial" w:hAnsi="Arial" w:cs="Arial"/>
-          <w:sz w:val="18"/>
-        </w:rPr>
-        <w:t>databases</w:t>
-      </w:r>
-      <w:r>
-        <w:rPr>
-          <w:rFonts w:ascii="Arial" w:hAnsi="Arial" w:cs="Arial"/>
-          <w:sz w:val="18"/>
-        </w:rPr>
-        <w:t xml:space="preserve">, and </w:t>
-      </w:r>
-      <w:r>
-        <w:rPr>
-          <w:rStyle w:val="Strong"/>
-          <w:rFonts w:ascii="Arial" w:hAnsi="Arial" w:cs="Arial"/>
-          <w:sz w:val="18"/>
-        </w:rPr>
-        <w:t>software engineering</w:t>
-      </w:r>
-      <w:r>
-        <w:rPr>
-          <w:rFonts w:ascii="Arial" w:hAnsi="Arial" w:cs="Arial"/>
-          <w:sz w:val="18"/>
-        </w:rPr>
-        <w:t>, with coursework that supported production-grade backend development.</w:t>
-      </w:r>
-    </w:p>
-    <w:tbl>
-      <w:tblPr>
-        <w:tblW w:w="5000" w:type="pct"/>
-        <w:tblInd w:w="70" w:type="dxa"/>
-        <w:tblBorders>
-          <w:top w:val="none" w:sz="0" w:space="0" w:color="FFFFFF"/>
-          <w:left w:val="none" w:sz="0" w:space="0" w:color="FFFFFF"/>
-          <w:bottom w:val="none" w:sz="0" w:space="0" w:color="FFFFFF"/>
-          <w:right w:val="none" w:sz="0" w:space="0" w:color="FFFFFF"/>
-          <w:insideH w:val="none" w:sz="0" w:space="0" w:color="FFFFFF"/>
-          <w:insideV w:val="none" w:sz="0" w:space="0" w:color="FFFFFF"/>
-        </w:tblBorders>
-        <w:tblCellMar>
-          <w:left w:w="10" w:type="dxa"/>
-          <w:right w:w="10" w:type="dxa"/>
-        </w:tblCellMar>
-        <w:tblLook w:val="04A0" w:firstRow="1" w:lastRow="0" w:firstColumn="1" w:lastColumn="0" w:noHBand="0" w:noVBand="1"/>
-      </w:tblPr>
-      <w:tblGrid>
-        <w:gridCol w:w="10340"/>
-      </w:tblGrid>
-      <w:tr>
-        <w:tc>
-          <w:tcPr>
-            <w:tcW w:w="0" w:type="auto"/>
-            <w:tcBorders>
-              <w:top w:val="none" w:sz="0" w:space="0" w:color="FFFFFF"/>
-              <w:left w:val="none" w:sz="0" w:space="0" w:color="FFFFFF"/>
-              <w:bottom w:val="none" w:sz="0" w:space="0" w:color="FFFFFF"/>
-              <w:right w:val="none" w:sz="0" w:space="0" w:color="FFFFFF"/>
-            </w:tcBorders>
-            <w:shd w:val="clear" w:color="auto" w:fill="F4E9E1"/>
-            <w:tcMar>
-              <w:top w:w="40" w:type="dxa"/>
-              <w:left w:w="80" w:type="dxa"/>
-              <w:bottom w:w="40" w:type="dxa"/>
-              <w:right w:w="80" w:type="dxa"/>
-            </w:tcMar>
-            <w:vAlign w:val="center"/>
-          </w:tcPr>
-          <w:p>
-            <w:pPr>
-              <w:jc w:val="center"/>
-            </w:pPr>
-            <w:r>
-              <w:rPr>
-                <w:rFonts w:ascii="Arial" w:eastAsia="Arial" w:hAnsi="Arial" w:cs="Arial"/>
-                <w:b/>
-                <w:bCs/>
-                <w:color w:val="3B2F2B"/>
-                <w:sz w:val="22"/>
-                <w:szCs w:val="22"/>
-              </w:rPr>
-              <w:t>Projects</w:t>
-            </w:r>
-          </w:p>
-        </w:tc>
-      </w:tr>
-    </w:tbl>
-    <w:p>
-      <w:pPr>
-        <w:pStyle w:val="Heading3"/>
-        <w:jc w:val="both"/>
-        <w:rPr>
-          <w:rFonts w:ascii="Arial" w:hAnsi="Arial" w:cs="Arial"/>
-          <w:color w:val="auto"/>
-          <w:sz w:val="18"/>
-        </w:rPr>
-      </w:pPr>
-      <w:r>
-        <w:rPr>
-          <w:rStyle w:val="Strong"/>
-          <w:rFonts w:ascii="Arial" w:hAnsi="Arial" w:cs="Arial"/>
-          <w:bCs w:val="0"/>
-          <w:color w:val="auto"/>
-          <w:sz w:val="18"/>
-        </w:rPr>
-        <w:t>Event-Driven Workflow Orchestrator (Operational Platform)</w:t>
-      </w:r>
-    </w:p>
-    <w:p>
-      <w:pPr>
-        <w:pStyle w:val="NormalWeb"/>
-        <w:numPr>
-          <w:ilvl w:val="0"/>
-          <w:numId w:val="29"/>
+          <w:numId w:val="33"/>
         </w:numPr>
         <w:jc w:val="both"/>
         <w:rPr>
-          <w:rFonts w:ascii="Arial" w:hAnsi="Arial" w:cs="Arial"/>
-          <w:sz w:val="18"/>
-        </w:rPr>
-      </w:pPr>
-      <w:r>
-        <w:rPr>
-          <w:rFonts w:ascii="Arial" w:hAnsi="Arial" w:cs="Arial"/>
-          <w:sz w:val="18"/>
-        </w:rPr>
-        <w:t xml:space="preserve">Designed a resilient orchestration layer using </w:t>
-      </w:r>
-      <w:r>
-        <w:rPr>
-          <w:rStyle w:val="Strong"/>
-          <w:rFonts w:ascii="Arial" w:hAnsi="Arial" w:cs="Arial"/>
-          <w:sz w:val="18"/>
-        </w:rPr>
-        <w:t>AWS SQS/SNS</w:t>
-      </w:r>
-      <w:r>
-        <w:rPr>
-          <w:rFonts w:ascii="Arial" w:hAnsi="Arial" w:cs="Arial"/>
-          <w:sz w:val="18"/>
-        </w:rPr>
-        <w:t xml:space="preserve">, </w:t>
-      </w:r>
-      <w:r>
-        <w:rPr>
-          <w:rStyle w:val="Strong"/>
-          <w:rFonts w:ascii="Arial" w:hAnsi="Arial" w:cs="Arial"/>
-          <w:sz w:val="18"/>
-        </w:rPr>
-        <w:t>Kafka</w:t>
-      </w:r>
-      <w:r>
-        <w:rPr>
-          <w:rFonts w:ascii="Arial" w:hAnsi="Arial" w:cs="Arial"/>
-          <w:sz w:val="18"/>
-        </w:rPr>
-        <w:t xml:space="preserve">, and </w:t>
-      </w:r>
-      <w:proofErr w:type="spellStart"/>
-      <w:r>
-        <w:rPr>
-          <w:rStyle w:val="Strong"/>
-          <w:rFonts w:ascii="Arial" w:hAnsi="Arial" w:cs="Arial"/>
-          <w:sz w:val="18"/>
-        </w:rPr>
-        <w:t>RabbitMQ</w:t>
-      </w:r>
-      <w:proofErr w:type="spellEnd"/>
-      <w:r>
-        <w:rPr>
-          <w:rFonts w:ascii="Arial" w:hAnsi="Arial" w:cs="Arial"/>
-          <w:sz w:val="18"/>
-        </w:rPr>
-        <w:t xml:space="preserve">, implementing </w:t>
-      </w:r>
-      <w:r>
-        <w:rPr>
-          <w:rStyle w:val="Strong"/>
-          <w:rFonts w:ascii="Arial" w:hAnsi="Arial" w:cs="Arial"/>
-          <w:sz w:val="18"/>
-        </w:rPr>
-        <w:t>DLQs</w:t>
-      </w:r>
-      <w:r>
-        <w:rPr>
-          <w:rFonts w:ascii="Arial" w:hAnsi="Arial" w:cs="Arial"/>
-          <w:sz w:val="18"/>
-        </w:rPr>
-        <w:t>, replay-safe consumers, and correlation IDs for traceability.</w:t>
-      </w:r>
-    </w:p>
-    <w:p>
-      <w:pPr>
-        <w:pStyle w:val="NormalWeb"/>
-        <w:numPr>
-          <w:ilvl w:val="0"/>
-          <w:numId w:val="29"/>
-        </w:numPr>
-        <w:jc w:val="both"/>
-        <w:rPr>
-          <w:rFonts w:ascii="Arial" w:hAnsi="Arial" w:cs="Arial"/>
-          <w:sz w:val="18"/>
-        </w:rPr>
-      </w:pPr>
-      <w:r>
-        <w:rPr>
-          <w:rFonts w:ascii="Arial" w:hAnsi="Arial" w:cs="Arial"/>
-          <w:sz w:val="18"/>
-        </w:rPr>
-        <w:t xml:space="preserve">Coordinated long-running workflows with </w:t>
-      </w:r>
-      <w:proofErr w:type="spellStart"/>
-      <w:r>
-        <w:rPr>
-          <w:rStyle w:val="Strong"/>
-          <w:rFonts w:ascii="Arial" w:hAnsi="Arial" w:cs="Arial"/>
-          <w:sz w:val="18"/>
-        </w:rPr>
-        <w:t>EventBridge</w:t>
-      </w:r>
-      <w:proofErr w:type="spellEnd"/>
-      <w:r>
-        <w:rPr>
-          <w:rFonts w:ascii="Arial" w:hAnsi="Arial" w:cs="Arial"/>
-          <w:sz w:val="18"/>
-        </w:rPr>
-        <w:t xml:space="preserve"> and </w:t>
-      </w:r>
-      <w:r>
-        <w:rPr>
-          <w:rStyle w:val="Strong"/>
-          <w:rFonts w:ascii="Arial" w:hAnsi="Arial" w:cs="Arial"/>
-          <w:sz w:val="18"/>
-        </w:rPr>
-        <w:t>Step Functions</w:t>
-      </w:r>
-      <w:r>
-        <w:rPr>
-          <w:rFonts w:ascii="Arial" w:hAnsi="Arial" w:cs="Arial"/>
-          <w:sz w:val="18"/>
-        </w:rPr>
-        <w:t>, enforcing idempotent handlers and retry budgets to prevent duplicate side effects.</w:t>
-      </w:r>
-    </w:p>
-    <w:p>
-      <w:pPr>
-        <w:pStyle w:val="NormalWeb"/>
-        <w:numPr>
-          <w:ilvl w:val="0"/>
-          <w:numId w:val="29"/>
-        </w:numPr>
-        <w:jc w:val="both"/>
-        <w:rPr>
-          <w:rFonts w:ascii="Arial" w:hAnsi="Arial" w:cs="Arial"/>
-          <w:sz w:val="18"/>
-        </w:rPr>
-      </w:pPr>
-      <w:r>
-        <w:rPr>
-          <w:rFonts w:ascii="Arial" w:hAnsi="Arial" w:cs="Arial"/>
-          <w:sz w:val="18"/>
-        </w:rPr>
-        <w:t xml:space="preserve">Instrumented end-to-end telemetry with </w:t>
-      </w:r>
-      <w:proofErr w:type="spellStart"/>
-      <w:r>
-        <w:rPr>
-          <w:rStyle w:val="Strong"/>
-          <w:rFonts w:ascii="Arial" w:hAnsi="Arial" w:cs="Arial"/>
-          <w:sz w:val="18"/>
-        </w:rPr>
-        <w:t>OpenTelemetry</w:t>
-      </w:r>
-      <w:proofErr w:type="spellEnd"/>
-      <w:r>
-        <w:rPr>
-          <w:rFonts w:ascii="Arial" w:hAnsi="Arial" w:cs="Arial"/>
-          <w:sz w:val="18"/>
-        </w:rPr>
-        <w:t xml:space="preserve"> exported to </w:t>
-      </w:r>
-      <w:proofErr w:type="spellStart"/>
-      <w:r>
-        <w:rPr>
-          <w:rStyle w:val="Strong"/>
-          <w:rFonts w:ascii="Arial" w:hAnsi="Arial" w:cs="Arial"/>
-          <w:sz w:val="18"/>
-        </w:rPr>
-        <w:t>Datadog</w:t>
-      </w:r>
-      <w:proofErr w:type="spellEnd"/>
-      <w:r>
-        <w:rPr>
-          <w:rFonts w:ascii="Arial" w:hAnsi="Arial" w:cs="Arial"/>
-          <w:sz w:val="18"/>
-        </w:rPr>
-        <w:t xml:space="preserve"> and dashboards in </w:t>
-      </w:r>
-      <w:proofErr w:type="spellStart"/>
-      <w:r>
-        <w:rPr>
-          <w:rStyle w:val="Strong"/>
-          <w:rFonts w:ascii="Arial" w:hAnsi="Arial" w:cs="Arial"/>
-          <w:sz w:val="18"/>
-        </w:rPr>
-        <w:t>Grafana</w:t>
-      </w:r>
-      <w:proofErr w:type="spellEnd"/>
-      <w:r>
-        <w:rPr>
-          <w:rStyle w:val="Strong"/>
-          <w:rFonts w:ascii="Arial" w:hAnsi="Arial" w:cs="Arial"/>
-          <w:sz w:val="18"/>
-        </w:rPr>
-        <w:t>/</w:t>
-      </w:r>
-      <w:proofErr w:type="spellStart"/>
-      <w:r>
-        <w:rPr>
-          <w:rStyle w:val="Strong"/>
-          <w:rFonts w:ascii="Arial" w:hAnsi="Arial" w:cs="Arial"/>
-          <w:sz w:val="18"/>
-        </w:rPr>
-        <w:t>CloudWatch</w:t>
-      </w:r>
-      <w:proofErr w:type="spellEnd"/>
-      <w:r>
-        <w:rPr>
-          <w:rFonts w:ascii="Arial" w:hAnsi="Arial" w:cs="Arial"/>
-          <w:sz w:val="18"/>
-        </w:rPr>
-        <w:t>, accelerating root-cause analysis.</w:t>
-      </w:r>
-    </w:p>
-    <w:p>
-      <w:pPr>
-        <w:pStyle w:val="Heading3"/>
-        <w:jc w:val="both"/>
-        <w:rPr>
-          <w:rFonts w:ascii="Arial" w:hAnsi="Arial" w:cs="Arial"/>
           <w:color w:val="auto"/>
-          <w:sz w:val="18"/>
-        </w:rPr>
-      </w:pPr>
-      <w:r>
-        <w:rPr>
-          <w:rStyle w:val="Strong"/>
-          <w:rFonts w:ascii="Arial" w:hAnsi="Arial" w:cs="Arial"/>
-          <w:bCs w:val="0"/>
+        </w:rPr>
+      </w:pPr>
+      <w:bookmarkStart w:id="0" w:name="_GoBack"/>
+      <w:r>
+        <w:rPr>
           <w:color w:val="auto"/>
-          <w:sz w:val="18"/>
-        </w:rPr>
-        <w:t>Search + Analytics Delivery Pipeline (Discovery &amp; Reporting)</w:t>
-      </w:r>
-    </w:p>
-    <w:p>
-      <w:pPr>
-        <w:pStyle w:val="NormalWeb"/>
-        <w:numPr>
-          <w:ilvl w:val="0"/>
-          <w:numId w:val="30"/>
-        </w:numPr>
-        <w:jc w:val="both"/>
-        <w:rPr>
-          <w:rFonts w:ascii="Arial" w:hAnsi="Arial" w:cs="Arial"/>
-          <w:sz w:val="18"/>
-        </w:rPr>
-      </w:pPr>
-      <w:r>
-        <w:rPr>
-          <w:rFonts w:ascii="Arial" w:hAnsi="Arial" w:cs="Arial"/>
-          <w:sz w:val="18"/>
-        </w:rPr>
-        <w:t xml:space="preserve">Built indexing workflows that enriched entities and shipped them to </w:t>
-      </w:r>
-      <w:proofErr w:type="spellStart"/>
-      <w:r>
-        <w:rPr>
-          <w:rStyle w:val="Strong"/>
-          <w:rFonts w:ascii="Arial" w:hAnsi="Arial" w:cs="Arial"/>
-          <w:sz w:val="18"/>
-        </w:rPr>
-        <w:t>Elasticsearch</w:t>
-      </w:r>
-      <w:proofErr w:type="spellEnd"/>
-      <w:r>
-        <w:rPr>
-          <w:rStyle w:val="Strong"/>
-          <w:rFonts w:ascii="Arial" w:hAnsi="Arial" w:cs="Arial"/>
-          <w:sz w:val="18"/>
-        </w:rPr>
-        <w:t>/OpenSearch</w:t>
-      </w:r>
-      <w:r>
-        <w:rPr>
-          <w:rFonts w:ascii="Arial" w:hAnsi="Arial" w:cs="Arial"/>
-          <w:sz w:val="18"/>
-        </w:rPr>
-        <w:t xml:space="preserve"> with safe </w:t>
-      </w:r>
-      <w:proofErr w:type="spellStart"/>
-      <w:r>
-        <w:rPr>
-          <w:rFonts w:ascii="Arial" w:hAnsi="Arial" w:cs="Arial"/>
-          <w:sz w:val="18"/>
-        </w:rPr>
-        <w:t>reindexing</w:t>
-      </w:r>
-      <w:proofErr w:type="spellEnd"/>
-      <w:r>
-        <w:rPr>
-          <w:rFonts w:ascii="Arial" w:hAnsi="Arial" w:cs="Arial"/>
-          <w:sz w:val="18"/>
-        </w:rPr>
-        <w:t xml:space="preserve"> and backward-compatible schema evolution.</w:t>
-      </w:r>
-    </w:p>
-    <w:p>
-      <w:pPr>
-        <w:pStyle w:val="NormalWeb"/>
-        <w:numPr>
-          <w:ilvl w:val="0"/>
-          <w:numId w:val="30"/>
-        </w:numPr>
-        <w:jc w:val="both"/>
-        <w:rPr>
-          <w:rFonts w:ascii="Arial" w:hAnsi="Arial" w:cs="Arial"/>
-          <w:sz w:val="18"/>
-        </w:rPr>
-      </w:pPr>
-      <w:r>
-        <w:rPr>
-          <w:rFonts w:ascii="Arial" w:hAnsi="Arial" w:cs="Arial"/>
-          <w:sz w:val="18"/>
-        </w:rPr>
-        <w:t xml:space="preserve">Published curated product events into </w:t>
-      </w:r>
-      <w:r>
-        <w:rPr>
-          <w:rStyle w:val="Strong"/>
-          <w:rFonts w:ascii="Arial" w:hAnsi="Arial" w:cs="Arial"/>
-          <w:sz w:val="18"/>
-        </w:rPr>
-        <w:t>Redshift</w:t>
-      </w:r>
-      <w:r>
-        <w:rPr>
-          <w:rFonts w:ascii="Arial" w:hAnsi="Arial" w:cs="Arial"/>
-          <w:sz w:val="18"/>
-        </w:rPr>
-        <w:t xml:space="preserve"> and consumed partner datasets from </w:t>
-      </w:r>
-      <w:proofErr w:type="spellStart"/>
-      <w:r>
-        <w:rPr>
-          <w:rStyle w:val="Strong"/>
-          <w:rFonts w:ascii="Arial" w:hAnsi="Arial" w:cs="Arial"/>
-          <w:sz w:val="18"/>
-        </w:rPr>
-        <w:t>BigQuery</w:t>
-      </w:r>
-      <w:proofErr w:type="spellEnd"/>
-      <w:r>
-        <w:rPr>
-          <w:rFonts w:ascii="Arial" w:hAnsi="Arial" w:cs="Arial"/>
-          <w:sz w:val="18"/>
-        </w:rPr>
-        <w:t>, improving reporting consistency and reducing ad-hoc data requests.</w:t>
-      </w:r>
-    </w:p>
-    <w:p>
-      <w:pPr>
-        <w:pStyle w:val="NormalWeb"/>
-        <w:numPr>
-          <w:ilvl w:val="0"/>
-          <w:numId w:val="30"/>
-        </w:numPr>
-        <w:jc w:val="both"/>
-        <w:rPr>
-          <w:rFonts w:ascii="Arial" w:hAnsi="Arial" w:cs="Arial"/>
-          <w:sz w:val="18"/>
-        </w:rPr>
-      </w:pPr>
-      <w:r>
-        <w:rPr>
-          <w:rFonts w:ascii="Arial" w:hAnsi="Arial" w:cs="Arial"/>
-          <w:sz w:val="18"/>
-        </w:rPr>
-        <w:t xml:space="preserve">Optimized storage and retrieval using </w:t>
-      </w:r>
-      <w:proofErr w:type="spellStart"/>
-      <w:r>
-        <w:rPr>
-          <w:rStyle w:val="Strong"/>
-          <w:rFonts w:ascii="Arial" w:hAnsi="Arial" w:cs="Arial"/>
-          <w:sz w:val="18"/>
-        </w:rPr>
-        <w:t>PostgreSQL</w:t>
-      </w:r>
-      <w:proofErr w:type="spellEnd"/>
-      <w:r>
-        <w:rPr>
-          <w:rStyle w:val="Strong"/>
-          <w:rFonts w:ascii="Arial" w:hAnsi="Arial" w:cs="Arial"/>
-          <w:sz w:val="18"/>
-        </w:rPr>
-        <w:t>/MySQL</w:t>
-      </w:r>
-      <w:r>
-        <w:rPr>
-          <w:rFonts w:ascii="Arial" w:hAnsi="Arial" w:cs="Arial"/>
-          <w:sz w:val="18"/>
-        </w:rPr>
-        <w:t xml:space="preserve">, </w:t>
-      </w:r>
-      <w:proofErr w:type="spellStart"/>
-      <w:r>
-        <w:rPr>
-          <w:rStyle w:val="Strong"/>
-          <w:rFonts w:ascii="Arial" w:hAnsi="Arial" w:cs="Arial"/>
-          <w:sz w:val="18"/>
-        </w:rPr>
-        <w:t>DynamoDB</w:t>
-      </w:r>
-      <w:proofErr w:type="spellEnd"/>
-      <w:r>
-        <w:rPr>
-          <w:rFonts w:ascii="Arial" w:hAnsi="Arial" w:cs="Arial"/>
-          <w:sz w:val="18"/>
-        </w:rPr>
-        <w:t xml:space="preserve">, and </w:t>
-      </w:r>
-      <w:proofErr w:type="spellStart"/>
-      <w:r>
-        <w:rPr>
-          <w:rStyle w:val="Strong"/>
-          <w:rFonts w:ascii="Arial" w:hAnsi="Arial" w:cs="Arial"/>
-          <w:sz w:val="18"/>
-        </w:rPr>
-        <w:t>Redis</w:t>
-      </w:r>
-      <w:proofErr w:type="spellEnd"/>
-      <w:r>
-        <w:rPr>
-          <w:rStyle w:val="Strong"/>
-          <w:rFonts w:ascii="Arial" w:hAnsi="Arial" w:cs="Arial"/>
-          <w:sz w:val="18"/>
-        </w:rPr>
-        <w:t>/</w:t>
-      </w:r>
-      <w:proofErr w:type="spellStart"/>
-      <w:r>
-        <w:rPr>
-          <w:rStyle w:val="Strong"/>
-          <w:rFonts w:ascii="Arial" w:hAnsi="Arial" w:cs="Arial"/>
-          <w:sz w:val="18"/>
-        </w:rPr>
-        <w:t>ElastiCache</w:t>
-      </w:r>
-      <w:proofErr w:type="spellEnd"/>
-      <w:r>
-        <w:rPr>
-          <w:rFonts w:ascii="Arial" w:hAnsi="Arial" w:cs="Arial"/>
-          <w:sz w:val="18"/>
-        </w:rPr>
-        <w:t>, keeping query costs predictable under load.</w:t>
-      </w:r>
-    </w:p>
-    <w:p>
-      <w:pPr>
-        <w:pStyle w:val="Heading3"/>
-        <w:jc w:val="both"/>
-      </w:pPr>
+        </w:rPr>
+        <w:t xml:space="preserve">Built a strong foundation in algorithms, software design, database systems, and distributed computing concepts that later translated directly into backend engineering, API design, and production system </w:t>
+      </w:r>
+      <w:proofErr w:type="gramStart"/>
+      <w:r>
+        <w:rPr>
+          <w:color w:val="auto"/>
+        </w:rPr>
+        <w:t>troubleshooting.</w:t>
+      </w:r>
+      <w:bookmarkEnd w:id="0"/>
+      <w:proofErr w:type="gramEnd"/>
     </w:p>
     <w:sectPr>
       <w:pgSz w:w="11906" w:h="16838"/>
@@ -5215,6 +2632,119 @@
     </w:lvl>
   </w:abstractNum>
   <w:abstractNum w:abstractNumId="5">
+    <w:nsid w:val="0DC73FCC"/>
+    <w:multiLevelType w:val="hybridMultilevel"/>
+    <w:tmpl w:val="8E70DBC2"/>
+    <w:lvl w:ilvl="0" w:tplc="04090001">
+      <w:start w:val="1"/>
+      <w:numFmt w:val="bullet"/>
+      <w:lvlText w:val=""/>
+      <w:lvlJc w:val="left"/>
+      <w:pPr>
+        <w:ind w:left="360" w:hanging="360"/>
+      </w:pPr>
+      <w:rPr>
+        <w:rFonts w:ascii="Symbol" w:hAnsi="Symbol" w:hint="default"/>
+      </w:rPr>
+    </w:lvl>
+    <w:lvl w:ilvl="1" w:tplc="04090003" w:tentative="1">
+      <w:start w:val="1"/>
+      <w:numFmt w:val="bullet"/>
+      <w:lvlText w:val="o"/>
+      <w:lvlJc w:val="left"/>
+      <w:pPr>
+        <w:ind w:left="1080" w:hanging="360"/>
+      </w:pPr>
+      <w:rPr>
+        <w:rFonts w:ascii="Courier New" w:hAnsi="Courier New" w:cs="Courier New" w:hint="default"/>
+      </w:rPr>
+    </w:lvl>
+    <w:lvl w:ilvl="2" w:tplc="04090005" w:tentative="1">
+      <w:start w:val="1"/>
+      <w:numFmt w:val="bullet"/>
+      <w:lvlText w:val=""/>
+      <w:lvlJc w:val="left"/>
+      <w:pPr>
+        <w:ind w:left="1800" w:hanging="360"/>
+      </w:pPr>
+      <w:rPr>
+        <w:rFonts w:ascii="Wingdings" w:hAnsi="Wingdings" w:hint="default"/>
+      </w:rPr>
+    </w:lvl>
+    <w:lvl w:ilvl="3" w:tplc="04090001" w:tentative="1">
+      <w:start w:val="1"/>
+      <w:numFmt w:val="bullet"/>
+      <w:lvlText w:val=""/>
+      <w:lvlJc w:val="left"/>
+      <w:pPr>
+        <w:ind w:left="2520" w:hanging="360"/>
+      </w:pPr>
+      <w:rPr>
+        <w:rFonts w:ascii="Symbol" w:hAnsi="Symbol" w:hint="default"/>
+      </w:rPr>
+    </w:lvl>
+    <w:lvl w:ilvl="4" w:tplc="04090003" w:tentative="1">
+      <w:start w:val="1"/>
+      <w:numFmt w:val="bullet"/>
+      <w:lvlText w:val="o"/>
+      <w:lvlJc w:val="left"/>
+      <w:pPr>
+        <w:ind w:left="3240" w:hanging="360"/>
+      </w:pPr>
+      <w:rPr>
+        <w:rFonts w:ascii="Courier New" w:hAnsi="Courier New" w:cs="Courier New" w:hint="default"/>
+      </w:rPr>
+    </w:lvl>
+    <w:lvl w:ilvl="5" w:tplc="04090005" w:tentative="1">
+      <w:start w:val="1"/>
+      <w:numFmt w:val="bullet"/>
+      <w:lvlText w:val=""/>
+      <w:lvlJc w:val="left"/>
+      <w:pPr>
+        <w:ind w:left="3960" w:hanging="360"/>
+      </w:pPr>
+      <w:rPr>
+        <w:rFonts w:ascii="Wingdings" w:hAnsi="Wingdings" w:hint="default"/>
+      </w:rPr>
+    </w:lvl>
+    <w:lvl w:ilvl="6" w:tplc="04090001" w:tentative="1">
+      <w:start w:val="1"/>
+      <w:numFmt w:val="bullet"/>
+      <w:lvlText w:val=""/>
+      <w:lvlJc w:val="left"/>
+      <w:pPr>
+        <w:ind w:left="4680" w:hanging="360"/>
+      </w:pPr>
+      <w:rPr>
+        <w:rFonts w:ascii="Symbol" w:hAnsi="Symbol" w:hint="default"/>
+      </w:rPr>
+    </w:lvl>
+    <w:lvl w:ilvl="7" w:tplc="04090003" w:tentative="1">
+      <w:start w:val="1"/>
+      <w:numFmt w:val="bullet"/>
+      <w:lvlText w:val="o"/>
+      <w:lvlJc w:val="left"/>
+      <w:pPr>
+        <w:ind w:left="5400" w:hanging="360"/>
+      </w:pPr>
+      <w:rPr>
+        <w:rFonts w:ascii="Courier New" w:hAnsi="Courier New" w:cs="Courier New" w:hint="default"/>
+      </w:rPr>
+    </w:lvl>
+    <w:lvl w:ilvl="8" w:tplc="04090005" w:tentative="1">
+      <w:start w:val="1"/>
+      <w:numFmt w:val="bullet"/>
+      <w:lvlText w:val=""/>
+      <w:lvlJc w:val="left"/>
+      <w:pPr>
+        <w:ind w:left="6120" w:hanging="360"/>
+      </w:pPr>
+      <w:rPr>
+        <w:rFonts w:ascii="Wingdings" w:hAnsi="Wingdings" w:hint="default"/>
+      </w:rPr>
+    </w:lvl>
+  </w:abstractNum>
+  <w:abstractNum w:abstractNumId="6">
     <w:nsid w:val="0FC52FDC"/>
     <w:multiLevelType w:val="hybridMultilevel"/>
     <w:tmpl w:val="A1AE254A"/>
@@ -5327,7 +2857,7 @@
       </w:rPr>
     </w:lvl>
   </w:abstractNum>
-  <w:abstractNum w:abstractNumId="6">
+  <w:abstractNum w:abstractNumId="7">
     <w:nsid w:val="12A4448E"/>
     <w:multiLevelType w:val="hybridMultilevel"/>
     <w:tmpl w:val="70B40668"/>
@@ -5440,7 +2970,120 @@
       </w:rPr>
     </w:lvl>
   </w:abstractNum>
-  <w:abstractNum w:abstractNumId="7">
+  <w:abstractNum w:abstractNumId="8">
+    <w:nsid w:val="13A00E10"/>
+    <w:multiLevelType w:val="hybridMultilevel"/>
+    <w:tmpl w:val="39D280CA"/>
+    <w:lvl w:ilvl="0" w:tplc="04090001">
+      <w:start w:val="1"/>
+      <w:numFmt w:val="bullet"/>
+      <w:lvlText w:val=""/>
+      <w:lvlJc w:val="left"/>
+      <w:pPr>
+        <w:ind w:left="360" w:hanging="360"/>
+      </w:pPr>
+      <w:rPr>
+        <w:rFonts w:ascii="Symbol" w:hAnsi="Symbol" w:hint="default"/>
+      </w:rPr>
+    </w:lvl>
+    <w:lvl w:ilvl="1" w:tplc="04090003" w:tentative="1">
+      <w:start w:val="1"/>
+      <w:numFmt w:val="bullet"/>
+      <w:lvlText w:val="o"/>
+      <w:lvlJc w:val="left"/>
+      <w:pPr>
+        <w:ind w:left="1080" w:hanging="360"/>
+      </w:pPr>
+      <w:rPr>
+        <w:rFonts w:ascii="Courier New" w:hAnsi="Courier New" w:cs="Courier New" w:hint="default"/>
+      </w:rPr>
+    </w:lvl>
+    <w:lvl w:ilvl="2" w:tplc="04090005" w:tentative="1">
+      <w:start w:val="1"/>
+      <w:numFmt w:val="bullet"/>
+      <w:lvlText w:val=""/>
+      <w:lvlJc w:val="left"/>
+      <w:pPr>
+        <w:ind w:left="1800" w:hanging="360"/>
+      </w:pPr>
+      <w:rPr>
+        <w:rFonts w:ascii="Wingdings" w:hAnsi="Wingdings" w:hint="default"/>
+      </w:rPr>
+    </w:lvl>
+    <w:lvl w:ilvl="3" w:tplc="04090001" w:tentative="1">
+      <w:start w:val="1"/>
+      <w:numFmt w:val="bullet"/>
+      <w:lvlText w:val=""/>
+      <w:lvlJc w:val="left"/>
+      <w:pPr>
+        <w:ind w:left="2520" w:hanging="360"/>
+      </w:pPr>
+      <w:rPr>
+        <w:rFonts w:ascii="Symbol" w:hAnsi="Symbol" w:hint="default"/>
+      </w:rPr>
+    </w:lvl>
+    <w:lvl w:ilvl="4" w:tplc="04090003" w:tentative="1">
+      <w:start w:val="1"/>
+      <w:numFmt w:val="bullet"/>
+      <w:lvlText w:val="o"/>
+      <w:lvlJc w:val="left"/>
+      <w:pPr>
+        <w:ind w:left="3240" w:hanging="360"/>
+      </w:pPr>
+      <w:rPr>
+        <w:rFonts w:ascii="Courier New" w:hAnsi="Courier New" w:cs="Courier New" w:hint="default"/>
+      </w:rPr>
+    </w:lvl>
+    <w:lvl w:ilvl="5" w:tplc="04090005" w:tentative="1">
+      <w:start w:val="1"/>
+      <w:numFmt w:val="bullet"/>
+      <w:lvlText w:val=""/>
+      <w:lvlJc w:val="left"/>
+      <w:pPr>
+        <w:ind w:left="3960" w:hanging="360"/>
+      </w:pPr>
+      <w:rPr>
+        <w:rFonts w:ascii="Wingdings" w:hAnsi="Wingdings" w:hint="default"/>
+      </w:rPr>
+    </w:lvl>
+    <w:lvl w:ilvl="6" w:tplc="04090001" w:tentative="1">
+      <w:start w:val="1"/>
+      <w:numFmt w:val="bullet"/>
+      <w:lvlText w:val=""/>
+      <w:lvlJc w:val="left"/>
+      <w:pPr>
+        <w:ind w:left="4680" w:hanging="360"/>
+      </w:pPr>
+      <w:rPr>
+        <w:rFonts w:ascii="Symbol" w:hAnsi="Symbol" w:hint="default"/>
+      </w:rPr>
+    </w:lvl>
+    <w:lvl w:ilvl="7" w:tplc="04090003" w:tentative="1">
+      <w:start w:val="1"/>
+      <w:numFmt w:val="bullet"/>
+      <w:lvlText w:val="o"/>
+      <w:lvlJc w:val="left"/>
+      <w:pPr>
+        <w:ind w:left="5400" w:hanging="360"/>
+      </w:pPr>
+      <w:rPr>
+        <w:rFonts w:ascii="Courier New" w:hAnsi="Courier New" w:cs="Courier New" w:hint="default"/>
+      </w:rPr>
+    </w:lvl>
+    <w:lvl w:ilvl="8" w:tplc="04090005" w:tentative="1">
+      <w:start w:val="1"/>
+      <w:numFmt w:val="bullet"/>
+      <w:lvlText w:val=""/>
+      <w:lvlJc w:val="left"/>
+      <w:pPr>
+        <w:ind w:left="6120" w:hanging="360"/>
+      </w:pPr>
+      <w:rPr>
+        <w:rFonts w:ascii="Wingdings" w:hAnsi="Wingdings" w:hint="default"/>
+      </w:rPr>
+    </w:lvl>
+  </w:abstractNum>
+  <w:abstractNum w:abstractNumId="9">
     <w:nsid w:val="1B362350"/>
     <w:multiLevelType w:val="multilevel"/>
     <w:tmpl w:val="D3980742"/>
@@ -5589,7 +3232,7 @@
       </w:rPr>
     </w:lvl>
   </w:abstractNum>
-  <w:abstractNum w:abstractNumId="8">
+  <w:abstractNum w:abstractNumId="10">
     <w:nsid w:val="1BEF57D0"/>
     <w:multiLevelType w:val="hybridMultilevel"/>
     <w:tmpl w:val="1C1CE5F8"/>
@@ -5702,7 +3345,7 @@
       </w:rPr>
     </w:lvl>
   </w:abstractNum>
-  <w:abstractNum w:abstractNumId="9">
+  <w:abstractNum w:abstractNumId="11">
     <w:nsid w:val="1CD67C1A"/>
     <w:multiLevelType w:val="multilevel"/>
     <w:tmpl w:val="7FE875AE"/>
@@ -5851,7 +3494,120 @@
       </w:rPr>
     </w:lvl>
   </w:abstractNum>
-  <w:abstractNum w:abstractNumId="10">
+  <w:abstractNum w:abstractNumId="12">
+    <w:nsid w:val="1E6A0AE1"/>
+    <w:multiLevelType w:val="hybridMultilevel"/>
+    <w:tmpl w:val="387A0D96"/>
+    <w:lvl w:ilvl="0" w:tplc="04090001">
+      <w:start w:val="1"/>
+      <w:numFmt w:val="bullet"/>
+      <w:lvlText w:val=""/>
+      <w:lvlJc w:val="left"/>
+      <w:pPr>
+        <w:ind w:left="360" w:hanging="360"/>
+      </w:pPr>
+      <w:rPr>
+        <w:rFonts w:ascii="Symbol" w:hAnsi="Symbol" w:hint="default"/>
+      </w:rPr>
+    </w:lvl>
+    <w:lvl w:ilvl="1" w:tplc="04090003" w:tentative="1">
+      <w:start w:val="1"/>
+      <w:numFmt w:val="bullet"/>
+      <w:lvlText w:val="o"/>
+      <w:lvlJc w:val="left"/>
+      <w:pPr>
+        <w:ind w:left="1080" w:hanging="360"/>
+      </w:pPr>
+      <w:rPr>
+        <w:rFonts w:ascii="Courier New" w:hAnsi="Courier New" w:cs="Courier New" w:hint="default"/>
+      </w:rPr>
+    </w:lvl>
+    <w:lvl w:ilvl="2" w:tplc="04090005" w:tentative="1">
+      <w:start w:val="1"/>
+      <w:numFmt w:val="bullet"/>
+      <w:lvlText w:val=""/>
+      <w:lvlJc w:val="left"/>
+      <w:pPr>
+        <w:ind w:left="1800" w:hanging="360"/>
+      </w:pPr>
+      <w:rPr>
+        <w:rFonts w:ascii="Wingdings" w:hAnsi="Wingdings" w:hint="default"/>
+      </w:rPr>
+    </w:lvl>
+    <w:lvl w:ilvl="3" w:tplc="04090001" w:tentative="1">
+      <w:start w:val="1"/>
+      <w:numFmt w:val="bullet"/>
+      <w:lvlText w:val=""/>
+      <w:lvlJc w:val="left"/>
+      <w:pPr>
+        <w:ind w:left="2520" w:hanging="360"/>
+      </w:pPr>
+      <w:rPr>
+        <w:rFonts w:ascii="Symbol" w:hAnsi="Symbol" w:hint="default"/>
+      </w:rPr>
+    </w:lvl>
+    <w:lvl w:ilvl="4" w:tplc="04090003" w:tentative="1">
+      <w:start w:val="1"/>
+      <w:numFmt w:val="bullet"/>
+      <w:lvlText w:val="o"/>
+      <w:lvlJc w:val="left"/>
+      <w:pPr>
+        <w:ind w:left="3240" w:hanging="360"/>
+      </w:pPr>
+      <w:rPr>
+        <w:rFonts w:ascii="Courier New" w:hAnsi="Courier New" w:cs="Courier New" w:hint="default"/>
+      </w:rPr>
+    </w:lvl>
+    <w:lvl w:ilvl="5" w:tplc="04090005" w:tentative="1">
+      <w:start w:val="1"/>
+      <w:numFmt w:val="bullet"/>
+      <w:lvlText w:val=""/>
+      <w:lvlJc w:val="left"/>
+      <w:pPr>
+        <w:ind w:left="3960" w:hanging="360"/>
+      </w:pPr>
+      <w:rPr>
+        <w:rFonts w:ascii="Wingdings" w:hAnsi="Wingdings" w:hint="default"/>
+      </w:rPr>
+    </w:lvl>
+    <w:lvl w:ilvl="6" w:tplc="04090001" w:tentative="1">
+      <w:start w:val="1"/>
+      <w:numFmt w:val="bullet"/>
+      <w:lvlText w:val=""/>
+      <w:lvlJc w:val="left"/>
+      <w:pPr>
+        <w:ind w:left="4680" w:hanging="360"/>
+      </w:pPr>
+      <w:rPr>
+        <w:rFonts w:ascii="Symbol" w:hAnsi="Symbol" w:hint="default"/>
+      </w:rPr>
+    </w:lvl>
+    <w:lvl w:ilvl="7" w:tplc="04090003" w:tentative="1">
+      <w:start w:val="1"/>
+      <w:numFmt w:val="bullet"/>
+      <w:lvlText w:val="o"/>
+      <w:lvlJc w:val="left"/>
+      <w:pPr>
+        <w:ind w:left="5400" w:hanging="360"/>
+      </w:pPr>
+      <w:rPr>
+        <w:rFonts w:ascii="Courier New" w:hAnsi="Courier New" w:cs="Courier New" w:hint="default"/>
+      </w:rPr>
+    </w:lvl>
+    <w:lvl w:ilvl="8" w:tplc="04090005" w:tentative="1">
+      <w:start w:val="1"/>
+      <w:numFmt w:val="bullet"/>
+      <w:lvlText w:val=""/>
+      <w:lvlJc w:val="left"/>
+      <w:pPr>
+        <w:ind w:left="6120" w:hanging="360"/>
+      </w:pPr>
+      <w:rPr>
+        <w:rFonts w:ascii="Wingdings" w:hAnsi="Wingdings" w:hint="default"/>
+      </w:rPr>
+    </w:lvl>
+  </w:abstractNum>
+  <w:abstractNum w:abstractNumId="13">
     <w:nsid w:val="1EA9761B"/>
     <w:multiLevelType w:val="hybridMultilevel"/>
     <w:tmpl w:val="64849886"/>
@@ -5963,7 +3719,7 @@
       </w:rPr>
     </w:lvl>
   </w:abstractNum>
-  <w:abstractNum w:abstractNumId="11">
+  <w:abstractNum w:abstractNumId="14">
     <w:nsid w:val="1F1F1528"/>
     <w:multiLevelType w:val="hybridMultilevel"/>
     <w:tmpl w:val="8A28C37C"/>
@@ -6076,7 +3832,7 @@
       </w:rPr>
     </w:lvl>
   </w:abstractNum>
-  <w:abstractNum w:abstractNumId="12">
+  <w:abstractNum w:abstractNumId="15">
     <w:nsid w:val="202C7BDA"/>
     <w:multiLevelType w:val="hybridMultilevel"/>
     <w:tmpl w:val="5C8A7660"/>
@@ -6189,7 +3945,7 @@
       </w:rPr>
     </w:lvl>
   </w:abstractNum>
-  <w:abstractNum w:abstractNumId="13">
+  <w:abstractNum w:abstractNumId="16">
     <w:nsid w:val="350D77D9"/>
     <w:multiLevelType w:val="hybridMultilevel"/>
     <w:tmpl w:val="0F4660B8"/>
@@ -6302,7 +4058,120 @@
       </w:rPr>
     </w:lvl>
   </w:abstractNum>
-  <w:abstractNum w:abstractNumId="14">
+  <w:abstractNum w:abstractNumId="17">
+    <w:nsid w:val="39565361"/>
+    <w:multiLevelType w:val="hybridMultilevel"/>
+    <w:tmpl w:val="0D06E84A"/>
+    <w:lvl w:ilvl="0" w:tplc="04090001">
+      <w:start w:val="1"/>
+      <w:numFmt w:val="bullet"/>
+      <w:lvlText w:val=""/>
+      <w:lvlJc w:val="left"/>
+      <w:pPr>
+        <w:ind w:left="360" w:hanging="360"/>
+      </w:pPr>
+      <w:rPr>
+        <w:rFonts w:ascii="Symbol" w:hAnsi="Symbol" w:hint="default"/>
+      </w:rPr>
+    </w:lvl>
+    <w:lvl w:ilvl="1" w:tplc="04090003" w:tentative="1">
+      <w:start w:val="1"/>
+      <w:numFmt w:val="bullet"/>
+      <w:lvlText w:val="o"/>
+      <w:lvlJc w:val="left"/>
+      <w:pPr>
+        <w:ind w:left="1080" w:hanging="360"/>
+      </w:pPr>
+      <w:rPr>
+        <w:rFonts w:ascii="Courier New" w:hAnsi="Courier New" w:cs="Courier New" w:hint="default"/>
+      </w:rPr>
+    </w:lvl>
+    <w:lvl w:ilvl="2" w:tplc="04090005" w:tentative="1">
+      <w:start w:val="1"/>
+      <w:numFmt w:val="bullet"/>
+      <w:lvlText w:val=""/>
+      <w:lvlJc w:val="left"/>
+      <w:pPr>
+        <w:ind w:left="1800" w:hanging="360"/>
+      </w:pPr>
+      <w:rPr>
+        <w:rFonts w:ascii="Wingdings" w:hAnsi="Wingdings" w:hint="default"/>
+      </w:rPr>
+    </w:lvl>
+    <w:lvl w:ilvl="3" w:tplc="04090001" w:tentative="1">
+      <w:start w:val="1"/>
+      <w:numFmt w:val="bullet"/>
+      <w:lvlText w:val=""/>
+      <w:lvlJc w:val="left"/>
+      <w:pPr>
+        <w:ind w:left="2520" w:hanging="360"/>
+      </w:pPr>
+      <w:rPr>
+        <w:rFonts w:ascii="Symbol" w:hAnsi="Symbol" w:hint="default"/>
+      </w:rPr>
+    </w:lvl>
+    <w:lvl w:ilvl="4" w:tplc="04090003" w:tentative="1">
+      <w:start w:val="1"/>
+      <w:numFmt w:val="bullet"/>
+      <w:lvlText w:val="o"/>
+      <w:lvlJc w:val="left"/>
+      <w:pPr>
+        <w:ind w:left="3240" w:hanging="360"/>
+      </w:pPr>
+      <w:rPr>
+        <w:rFonts w:ascii="Courier New" w:hAnsi="Courier New" w:cs="Courier New" w:hint="default"/>
+      </w:rPr>
+    </w:lvl>
+    <w:lvl w:ilvl="5" w:tplc="04090005" w:tentative="1">
+      <w:start w:val="1"/>
+      <w:numFmt w:val="bullet"/>
+      <w:lvlText w:val=""/>
+      <w:lvlJc w:val="left"/>
+      <w:pPr>
+        <w:ind w:left="3960" w:hanging="360"/>
+      </w:pPr>
+      <w:rPr>
+        <w:rFonts w:ascii="Wingdings" w:hAnsi="Wingdings" w:hint="default"/>
+      </w:rPr>
+    </w:lvl>
+    <w:lvl w:ilvl="6" w:tplc="04090001" w:tentative="1">
+      <w:start w:val="1"/>
+      <w:numFmt w:val="bullet"/>
+      <w:lvlText w:val=""/>
+      <w:lvlJc w:val="left"/>
+      <w:pPr>
+        <w:ind w:left="4680" w:hanging="360"/>
+      </w:pPr>
+      <w:rPr>
+        <w:rFonts w:ascii="Symbol" w:hAnsi="Symbol" w:hint="default"/>
+      </w:rPr>
+    </w:lvl>
+    <w:lvl w:ilvl="7" w:tplc="04090003" w:tentative="1">
+      <w:start w:val="1"/>
+      <w:numFmt w:val="bullet"/>
+      <w:lvlText w:val="o"/>
+      <w:lvlJc w:val="left"/>
+      <w:pPr>
+        <w:ind w:left="5400" w:hanging="360"/>
+      </w:pPr>
+      <w:rPr>
+        <w:rFonts w:ascii="Courier New" w:hAnsi="Courier New" w:cs="Courier New" w:hint="default"/>
+      </w:rPr>
+    </w:lvl>
+    <w:lvl w:ilvl="8" w:tplc="04090005" w:tentative="1">
+      <w:start w:val="1"/>
+      <w:numFmt w:val="bullet"/>
+      <w:lvlText w:val=""/>
+      <w:lvlJc w:val="left"/>
+      <w:pPr>
+        <w:ind w:left="6120" w:hanging="360"/>
+      </w:pPr>
+      <w:rPr>
+        <w:rFonts w:ascii="Wingdings" w:hAnsi="Wingdings" w:hint="default"/>
+      </w:rPr>
+    </w:lvl>
+  </w:abstractNum>
+  <w:abstractNum w:abstractNumId="18">
     <w:nsid w:val="396E6965"/>
     <w:multiLevelType w:val="hybridMultilevel"/>
     <w:tmpl w:val="07F6C6A6"/>
@@ -6415,7 +4284,7 @@
       </w:rPr>
     </w:lvl>
   </w:abstractNum>
-  <w:abstractNum w:abstractNumId="15">
+  <w:abstractNum w:abstractNumId="19">
     <w:nsid w:val="3BD81AF1"/>
     <w:multiLevelType w:val="hybridMultilevel"/>
     <w:tmpl w:val="AF48C81A"/>
@@ -6528,7 +4397,120 @@
       </w:rPr>
     </w:lvl>
   </w:abstractNum>
-  <w:abstractNum w:abstractNumId="16">
+  <w:abstractNum w:abstractNumId="20">
+    <w:nsid w:val="3C072BEF"/>
+    <w:multiLevelType w:val="hybridMultilevel"/>
+    <w:tmpl w:val="2B0CB414"/>
+    <w:lvl w:ilvl="0" w:tplc="04090001">
+      <w:start w:val="1"/>
+      <w:numFmt w:val="bullet"/>
+      <w:lvlText w:val=""/>
+      <w:lvlJc w:val="left"/>
+      <w:pPr>
+        <w:ind w:left="360" w:hanging="360"/>
+      </w:pPr>
+      <w:rPr>
+        <w:rFonts w:ascii="Symbol" w:hAnsi="Symbol" w:hint="default"/>
+      </w:rPr>
+    </w:lvl>
+    <w:lvl w:ilvl="1" w:tplc="04090003" w:tentative="1">
+      <w:start w:val="1"/>
+      <w:numFmt w:val="bullet"/>
+      <w:lvlText w:val="o"/>
+      <w:lvlJc w:val="left"/>
+      <w:pPr>
+        <w:ind w:left="1080" w:hanging="360"/>
+      </w:pPr>
+      <w:rPr>
+        <w:rFonts w:ascii="Courier New" w:hAnsi="Courier New" w:cs="Courier New" w:hint="default"/>
+      </w:rPr>
+    </w:lvl>
+    <w:lvl w:ilvl="2" w:tplc="04090005" w:tentative="1">
+      <w:start w:val="1"/>
+      <w:numFmt w:val="bullet"/>
+      <w:lvlText w:val=""/>
+      <w:lvlJc w:val="left"/>
+      <w:pPr>
+        <w:ind w:left="1800" w:hanging="360"/>
+      </w:pPr>
+      <w:rPr>
+        <w:rFonts w:ascii="Wingdings" w:hAnsi="Wingdings" w:hint="default"/>
+      </w:rPr>
+    </w:lvl>
+    <w:lvl w:ilvl="3" w:tplc="04090001" w:tentative="1">
+      <w:start w:val="1"/>
+      <w:numFmt w:val="bullet"/>
+      <w:lvlText w:val=""/>
+      <w:lvlJc w:val="left"/>
+      <w:pPr>
+        <w:ind w:left="2520" w:hanging="360"/>
+      </w:pPr>
+      <w:rPr>
+        <w:rFonts w:ascii="Symbol" w:hAnsi="Symbol" w:hint="default"/>
+      </w:rPr>
+    </w:lvl>
+    <w:lvl w:ilvl="4" w:tplc="04090003" w:tentative="1">
+      <w:start w:val="1"/>
+      <w:numFmt w:val="bullet"/>
+      <w:lvlText w:val="o"/>
+      <w:lvlJc w:val="left"/>
+      <w:pPr>
+        <w:ind w:left="3240" w:hanging="360"/>
+      </w:pPr>
+      <w:rPr>
+        <w:rFonts w:ascii="Courier New" w:hAnsi="Courier New" w:cs="Courier New" w:hint="default"/>
+      </w:rPr>
+    </w:lvl>
+    <w:lvl w:ilvl="5" w:tplc="04090005" w:tentative="1">
+      <w:start w:val="1"/>
+      <w:numFmt w:val="bullet"/>
+      <w:lvlText w:val=""/>
+      <w:lvlJc w:val="left"/>
+      <w:pPr>
+        <w:ind w:left="3960" w:hanging="360"/>
+      </w:pPr>
+      <w:rPr>
+        <w:rFonts w:ascii="Wingdings" w:hAnsi="Wingdings" w:hint="default"/>
+      </w:rPr>
+    </w:lvl>
+    <w:lvl w:ilvl="6" w:tplc="04090001" w:tentative="1">
+      <w:start w:val="1"/>
+      <w:numFmt w:val="bullet"/>
+      <w:lvlText w:val=""/>
+      <w:lvlJc w:val="left"/>
+      <w:pPr>
+        <w:ind w:left="4680" w:hanging="360"/>
+      </w:pPr>
+      <w:rPr>
+        <w:rFonts w:ascii="Symbol" w:hAnsi="Symbol" w:hint="default"/>
+      </w:rPr>
+    </w:lvl>
+    <w:lvl w:ilvl="7" w:tplc="04090003" w:tentative="1">
+      <w:start w:val="1"/>
+      <w:numFmt w:val="bullet"/>
+      <w:lvlText w:val="o"/>
+      <w:lvlJc w:val="left"/>
+      <w:pPr>
+        <w:ind w:left="5400" w:hanging="360"/>
+      </w:pPr>
+      <w:rPr>
+        <w:rFonts w:ascii="Courier New" w:hAnsi="Courier New" w:cs="Courier New" w:hint="default"/>
+      </w:rPr>
+    </w:lvl>
+    <w:lvl w:ilvl="8" w:tplc="04090005" w:tentative="1">
+      <w:start w:val="1"/>
+      <w:numFmt w:val="bullet"/>
+      <w:lvlText w:val=""/>
+      <w:lvlJc w:val="left"/>
+      <w:pPr>
+        <w:ind w:left="6120" w:hanging="360"/>
+      </w:pPr>
+      <w:rPr>
+        <w:rFonts w:ascii="Wingdings" w:hAnsi="Wingdings" w:hint="default"/>
+      </w:rPr>
+    </w:lvl>
+  </w:abstractNum>
+  <w:abstractNum w:abstractNumId="21">
     <w:nsid w:val="401B02AF"/>
     <w:multiLevelType w:val="hybridMultilevel"/>
     <w:tmpl w:val="23468E06"/>
@@ -6641,7 +4623,7 @@
       </w:rPr>
     </w:lvl>
   </w:abstractNum>
-  <w:abstractNum w:abstractNumId="17">
+  <w:abstractNum w:abstractNumId="22">
     <w:nsid w:val="463A55DF"/>
     <w:multiLevelType w:val="multilevel"/>
     <w:tmpl w:val="04C2BF80"/>
@@ -6790,7 +4772,7 @@
       </w:rPr>
     </w:lvl>
   </w:abstractNum>
-  <w:abstractNum w:abstractNumId="18">
+  <w:abstractNum w:abstractNumId="23">
     <w:nsid w:val="4A7117D7"/>
     <w:multiLevelType w:val="hybridMultilevel"/>
     <w:tmpl w:val="B106C838"/>
@@ -6903,7 +4885,7 @@
       </w:rPr>
     </w:lvl>
   </w:abstractNum>
-  <w:abstractNum w:abstractNumId="19">
+  <w:abstractNum w:abstractNumId="24">
     <w:nsid w:val="58520F90"/>
     <w:multiLevelType w:val="hybridMultilevel"/>
     <w:tmpl w:val="5D06168A"/>
@@ -7016,7 +4998,7 @@
       </w:rPr>
     </w:lvl>
   </w:abstractNum>
-  <w:abstractNum w:abstractNumId="20">
+  <w:abstractNum w:abstractNumId="25">
     <w:nsid w:val="59723FDA"/>
     <w:multiLevelType w:val="hybridMultilevel"/>
     <w:tmpl w:val="B314882A"/>
@@ -7129,7 +5111,7 @@
       </w:rPr>
     </w:lvl>
   </w:abstractNum>
-  <w:abstractNum w:abstractNumId="21">
+  <w:abstractNum w:abstractNumId="26">
     <w:nsid w:val="5C3948B5"/>
     <w:multiLevelType w:val="hybridMultilevel"/>
     <w:tmpl w:val="3346796A"/>
@@ -7242,7 +5224,7 @@
       </w:rPr>
     </w:lvl>
   </w:abstractNum>
-  <w:abstractNum w:abstractNumId="22">
+  <w:abstractNum w:abstractNumId="27">
     <w:nsid w:val="612E7579"/>
     <w:multiLevelType w:val="hybridMultilevel"/>
     <w:tmpl w:val="9C4E0874"/>
@@ -7354,7 +5336,7 @@
       </w:rPr>
     </w:lvl>
   </w:abstractNum>
-  <w:abstractNum w:abstractNumId="23">
+  <w:abstractNum w:abstractNumId="28">
     <w:nsid w:val="6134633C"/>
     <w:multiLevelType w:val="hybridMultilevel"/>
     <w:tmpl w:val="72580770"/>
@@ -7467,7 +5449,7 @@
       </w:rPr>
     </w:lvl>
   </w:abstractNum>
-  <w:abstractNum w:abstractNumId="24">
+  <w:abstractNum w:abstractNumId="29">
     <w:nsid w:val="668C4ED6"/>
     <w:multiLevelType w:val="hybridMultilevel"/>
     <w:tmpl w:val="5A248692"/>
@@ -7553,7 +5535,7 @@
       </w:pPr>
     </w:lvl>
   </w:abstractNum>
-  <w:abstractNum w:abstractNumId="25">
+  <w:abstractNum w:abstractNumId="30">
     <w:nsid w:val="68123FB7"/>
     <w:multiLevelType w:val="hybridMultilevel"/>
     <w:tmpl w:val="0FD22D7A"/>
@@ -7666,7 +5648,7 @@
       </w:rPr>
     </w:lvl>
   </w:abstractNum>
-  <w:abstractNum w:abstractNumId="26">
+  <w:abstractNum w:abstractNumId="31">
     <w:nsid w:val="69566486"/>
     <w:multiLevelType w:val="multilevel"/>
     <w:tmpl w:val="8C6EEC18"/>
@@ -7815,7 +5797,7 @@
       </w:rPr>
     </w:lvl>
   </w:abstractNum>
-  <w:abstractNum w:abstractNumId="27">
+  <w:abstractNum w:abstractNumId="32">
     <w:nsid w:val="6F057292"/>
     <w:multiLevelType w:val="hybridMultilevel"/>
     <w:tmpl w:val="476A0CAC"/>
@@ -7928,7 +5910,7 @@
       </w:rPr>
     </w:lvl>
   </w:abstractNum>
-  <w:abstractNum w:abstractNumId="28">
+  <w:abstractNum w:abstractNumId="33">
     <w:nsid w:val="6FC93A61"/>
     <w:multiLevelType w:val="hybridMultilevel"/>
     <w:tmpl w:val="BA526BA2"/>
@@ -8041,7 +6023,7 @@
       </w:rPr>
     </w:lvl>
   </w:abstractNum>
-  <w:abstractNum w:abstractNumId="29">
+  <w:abstractNum w:abstractNumId="34">
     <w:nsid w:val="71D5590C"/>
     <w:multiLevelType w:val="hybridMultilevel"/>
     <w:tmpl w:val="CCE032C8"/>
@@ -8155,82 +6137,82 @@
     </w:lvl>
   </w:abstractNum>
   <w:num w:numId="1">
-    <w:abstractNumId w:val="24"/>
+    <w:abstractNumId w:val="29"/>
     <w:lvlOverride w:ilvl="0">
       <w:startOverride w:val="1"/>
     </w:lvlOverride>
   </w:num>
   <w:num w:numId="2">
-    <w:abstractNumId w:val="20"/>
+    <w:abstractNumId w:val="25"/>
   </w:num>
   <w:num w:numId="3">
-    <w:abstractNumId w:val="22"/>
+    <w:abstractNumId w:val="27"/>
   </w:num>
   <w:num w:numId="4">
-    <w:abstractNumId w:val="10"/>
+    <w:abstractNumId w:val="13"/>
   </w:num>
   <w:num w:numId="5">
-    <w:abstractNumId w:val="28"/>
+    <w:abstractNumId w:val="33"/>
   </w:num>
   <w:num w:numId="6">
-    <w:abstractNumId w:val="18"/>
+    <w:abstractNumId w:val="23"/>
   </w:num>
   <w:num w:numId="7">
     <w:abstractNumId w:val="3"/>
   </w:num>
   <w:num w:numId="8">
-    <w:abstractNumId w:val="12"/>
+    <w:abstractNumId w:val="15"/>
   </w:num>
   <w:num w:numId="9">
-    <w:abstractNumId w:val="11"/>
+    <w:abstractNumId w:val="14"/>
   </w:num>
   <w:num w:numId="10">
-    <w:abstractNumId w:val="21"/>
+    <w:abstractNumId w:val="26"/>
   </w:num>
   <w:num w:numId="11">
     <w:abstractNumId w:val="1"/>
   </w:num>
   <w:num w:numId="12">
-    <w:abstractNumId w:val="16"/>
+    <w:abstractNumId w:val="21"/>
   </w:num>
   <w:num w:numId="13">
-    <w:abstractNumId w:val="6"/>
+    <w:abstractNumId w:val="7"/>
   </w:num>
   <w:num w:numId="14">
     <w:abstractNumId w:val="0"/>
   </w:num>
   <w:num w:numId="15">
-    <w:abstractNumId w:val="13"/>
+    <w:abstractNumId w:val="16"/>
   </w:num>
   <w:num w:numId="16">
-    <w:abstractNumId w:val="25"/>
+    <w:abstractNumId w:val="30"/>
   </w:num>
   <w:num w:numId="17">
-    <w:abstractNumId w:val="15"/>
+    <w:abstractNumId w:val="19"/>
   </w:num>
   <w:num w:numId="18">
-    <w:abstractNumId w:val="19"/>
+    <w:abstractNumId w:val="24"/>
   </w:num>
   <w:num w:numId="19">
-    <w:abstractNumId w:val="8"/>
+    <w:abstractNumId w:val="10"/>
   </w:num>
   <w:num w:numId="20">
-    <w:abstractNumId w:val="5"/>
+    <w:abstractNumId w:val="6"/>
   </w:num>
   <w:num w:numId="21">
-    <w:abstractNumId w:val="17"/>
+    <w:abstractNumId w:val="22"/>
   </w:num>
   <w:num w:numId="22">
-    <w:abstractNumId w:val="9"/>
+    <w:abstractNumId w:val="11"/>
   </w:num>
   <w:num w:numId="23">
-    <w:abstractNumId w:val="29"/>
+    <w:abstractNumId w:val="34"/>
   </w:num>
   <w:num w:numId="24">
-    <w:abstractNumId w:val="14"/>
+    <w:abstractNumId w:val="18"/>
   </w:num>
   <w:num w:numId="25">
-    <w:abstractNumId w:val="27"/>
+    <w:abstractNumId w:val="32"/>
   </w:num>
   <w:num w:numId="26">
     <w:abstractNumId w:val="4"/>
@@ -8239,13 +6221,28 @@
     <w:abstractNumId w:val="2"/>
   </w:num>
   <w:num w:numId="28">
-    <w:abstractNumId w:val="23"/>
+    <w:abstractNumId w:val="28"/>
   </w:num>
   <w:num w:numId="29">
-    <w:abstractNumId w:val="7"/>
+    <w:abstractNumId w:val="9"/>
   </w:num>
   <w:num w:numId="30">
-    <w:abstractNumId w:val="26"/>
+    <w:abstractNumId w:val="31"/>
+  </w:num>
+  <w:num w:numId="31">
+    <w:abstractNumId w:val="5"/>
+  </w:num>
+  <w:num w:numId="32">
+    <w:abstractNumId w:val="17"/>
+  </w:num>
+  <w:num w:numId="33">
+    <w:abstractNumId w:val="20"/>
+  </w:num>
+  <w:num w:numId="34">
+    <w:abstractNumId w:val="12"/>
+  </w:num>
+  <w:num w:numId="35">
+    <w:abstractNumId w:val="8"/>
   </w:num>
 </w:numbering>
 </file>
